--- a/templates/Akt_15_Template.docx
+++ b/templates/Akt_15_Template.docx
@@ -191,7 +191,9 @@
           <w:bCs/>
           <w:color w:val="14181F"/>
         </w:rPr>
-        <w:t>Възложител</w:t>
+        <w:t xml:space="preserve">Възложител: </w:t>
+        <w:tab/>
+        <w:t>{{Възложател_Блок}}</w:t>
       </w:r>
       <w:proofErr w:type="spellEnd"/>
       <w:r>
@@ -199,21 +201,18 @@
           <w:rFonts w:eastAsia="Times New Roman"/>
           <w:color w:val="14181F"/>
         </w:rPr>
-        <w:t xml:space="preserve">: </w:t>
       </w:r>
       <w:r>
         <w:rPr>
           <w:rFonts w:eastAsia="Times New Roman"/>
           <w:color w:val="14181F"/>
         </w:rPr>
-        <w:tab/>
       </w:r>
       <w:r>
         <w:rPr>
           <w:rFonts w:eastAsia="Times New Roman"/>
           <w:color w:val="14181F"/>
         </w:rPr>
-        <w:t>{{</w:t>
       </w:r>
       <w:proofErr w:type="spellStart"/>
       <w:r>
@@ -221,7 +220,6 @@
           <w:rFonts w:eastAsia="Times New Roman"/>
           <w:color w:val="14181F"/>
         </w:rPr>
-        <w:t>Възложител_Фирма</w:t>
       </w:r>
       <w:proofErr w:type="spellEnd"/>
       <w:r>
@@ -229,7 +227,6 @@
           <w:rFonts w:eastAsia="Times New Roman"/>
           <w:color w:val="14181F"/>
         </w:rPr>
-        <w:t>}}</w:t>
       </w:r>
       <w:proofErr w:type="gramStart"/>
       <w:r>
@@ -237,7 +234,6 @@
           <w:rFonts w:eastAsia="Times New Roman"/>
           <w:color w:val="14181F"/>
         </w:rPr>
-        <w:t>,ЕИК</w:t>
       </w:r>
       <w:proofErr w:type="gramEnd"/>
       <w:r>
@@ -245,7 +241,6 @@
           <w:rFonts w:eastAsia="Times New Roman"/>
           <w:color w:val="14181F"/>
         </w:rPr>
-        <w:t>{{</w:t>
       </w:r>
       <w:proofErr w:type="spellStart"/>
       <w:r>
@@ -253,7 +248,6 @@
           <w:rFonts w:eastAsia="Times New Roman"/>
           <w:color w:val="14181F"/>
         </w:rPr>
-        <w:t>Възложител_ЕИК</w:t>
       </w:r>
       <w:proofErr w:type="spellEnd"/>
       <w:r>
@@ -261,24 +255,16 @@
           <w:rFonts w:eastAsia="Times New Roman"/>
           <w:color w:val="14181F"/>
         </w:rPr>
-        <w:t xml:space="preserve">}}, </w:t>
-      </w:r>
-      <w:r>
-        <w:t>{{</w:t>
-      </w:r>
-      <w:proofErr w:type="spellStart"/>
-      <w:r>
-        <w:t>Възложител_Адрес</w:t>
-      </w:r>
-      <w:proofErr w:type="spellEnd"/>
-      <w:r>
-        <w:t>}}</w:t>
-      </w:r>
+      </w:r>
+      <w:r/>
+      <w:proofErr w:type="spellStart"/>
+      <w:r/>
+      <w:proofErr w:type="spellEnd"/>
+      <w:r/>
       <w:r>
         <w:rPr>
           <w:lang w:val="bg-BG"/>
         </w:rPr>
-        <w:t xml:space="preserve"> </w:t>
       </w:r>
       <w:proofErr w:type="spellStart"/>
       <w:r>
@@ -286,7 +272,6 @@
           <w:rFonts w:eastAsia="Times New Roman"/>
           <w:color w:val="14181F"/>
         </w:rPr>
-        <w:t>представлявана</w:t>
       </w:r>
       <w:proofErr w:type="spellEnd"/>
       <w:r>
@@ -294,7 +279,6 @@
           <w:rFonts w:eastAsia="Times New Roman"/>
           <w:color w:val="14181F"/>
         </w:rPr>
-        <w:t xml:space="preserve"> </w:t>
       </w:r>
       <w:proofErr w:type="spellStart"/>
       <w:r>
@@ -302,7 +286,6 @@
           <w:rFonts w:eastAsia="Times New Roman"/>
           <w:color w:val="14181F"/>
         </w:rPr>
-        <w:t>от</w:t>
       </w:r>
       <w:proofErr w:type="spellEnd"/>
       <w:r>
@@ -310,7 +293,6 @@
           <w:rFonts w:eastAsia="Times New Roman"/>
           <w:color w:val="14181F"/>
         </w:rPr>
-        <w:t xml:space="preserve"> {{</w:t>
       </w:r>
       <w:proofErr w:type="spellStart"/>
       <w:r>
@@ -318,7 +300,6 @@
           <w:rFonts w:eastAsia="Times New Roman"/>
           <w:color w:val="14181F"/>
         </w:rPr>
-        <w:t>Възложител_Представител</w:t>
       </w:r>
       <w:proofErr w:type="spellEnd"/>
       <w:r>
@@ -326,7 +307,6 @@
           <w:rFonts w:eastAsia="Times New Roman"/>
           <w:color w:val="14181F"/>
         </w:rPr>
-        <w:t>}}</w:t>
       </w:r>
     </w:p>
     <w:p>

--- a/templates/Akt_15_Template.docx
+++ b/templates/Akt_15_Template.docx
@@ -438,7 +438,6 @@
           <w:rFonts w:eastAsia="Times New Roman"/>
           <w:color w:val="14181F"/>
         </w:rPr>
-        <w:t>инж</w:t>
       </w:r>
       <w:proofErr w:type="spellEnd"/>
       <w:r>
@@ -446,7 +445,7 @@
           <w:rFonts w:eastAsia="Times New Roman"/>
           <w:color w:val="14181F"/>
         </w:rPr>
-        <w:t>. {{</w:t>
+        <w:t>{{</w:t>
       </w:r>
       <w:proofErr w:type="spellStart"/>
       <w:r>
@@ -3024,6 +3023,8 @@
       </w:r>
     </w:p>
     <w:sectPr>
+      <w:headerReference w:type="default" r:id="rId8"/>
+      <w:footerReference w:type="default" r:id="rId9"/>
       <w:pgSz w:w="11906" w:h="16838"/>
       <w:pgMar w:top="851" w:right="851" w:bottom="737" w:left="1418" w:header="720" w:footer="720" w:gutter="0"/>
       <w:cols w:space="720"/>
@@ -3031,6 +3032,26 @@
     </w:sectPr>
   </w:body>
 </w:document>
+</file>
+
+<file path=word/footer1.xml><?xml version="1.0" encoding="utf-8"?>
+<w:ftr xmlns:m="http://schemas.openxmlformats.org/officeDocument/2006/math" xmlns:mc="http://schemas.openxmlformats.org/markup-compatibility/2006" xmlns:mo="http://schemas.microsoft.com/office/mac/office/2008/main" xmlns:mv="urn:schemas-microsoft-com:mac:vml" xmlns:o="urn:schemas-microsoft-com:office:office" xmlns:r="http://schemas.openxmlformats.org/officeDocument/2006/relationships" xmlns:v="urn:schemas-microsoft-com:vml" xmlns:w10="urn:schemas-microsoft-com:office:word" xmlns:w14="http://schemas.microsoft.com/office/word/2010/wordml" xmlns:w="http://schemas.openxmlformats.org/wordprocessingml/2006/main" xmlns:wne="http://schemas.microsoft.com/office/word/2006/wordml" xmlns:wp14="http://schemas.microsoft.com/office/word/2010/wordprocessingDrawing" xmlns:wp="http://schemas.openxmlformats.org/drawingml/2006/wordprocessingDrawing" xmlns:wpc="http://schemas.microsoft.com/office/word/2010/wordprocessingCanvas" xmlns:wpg="http://schemas.microsoft.com/office/word/2010/wordprocessingGroup" xmlns:wpi="http://schemas.microsoft.com/office/word/2010/wordprocessingInk" xmlns:wps="http://schemas.microsoft.com/office/word/2010/wordprocessingShape" mc:Ignorable="w14 wp14">
+  <w:p>
+    <w:pPr>
+      <w:pStyle w:val="Footer"/>
+    </w:pPr>
+  </w:p>
+</w:ftr>
+</file>
+
+<file path=word/header1.xml><?xml version="1.0" encoding="utf-8"?>
+<w:hdr xmlns:m="http://schemas.openxmlformats.org/officeDocument/2006/math" xmlns:mc="http://schemas.openxmlformats.org/markup-compatibility/2006" xmlns:mo="http://schemas.microsoft.com/office/mac/office/2008/main" xmlns:mv="urn:schemas-microsoft-com:mac:vml" xmlns:o="urn:schemas-microsoft-com:office:office" xmlns:r="http://schemas.openxmlformats.org/officeDocument/2006/relationships" xmlns:v="urn:schemas-microsoft-com:vml" xmlns:w10="urn:schemas-microsoft-com:office:word" xmlns:w14="http://schemas.microsoft.com/office/word/2010/wordml" xmlns:w="http://schemas.openxmlformats.org/wordprocessingml/2006/main" xmlns:wne="http://schemas.microsoft.com/office/word/2006/wordml" xmlns:wp14="http://schemas.microsoft.com/office/word/2010/wordprocessingDrawing" xmlns:wp="http://schemas.openxmlformats.org/drawingml/2006/wordprocessingDrawing" xmlns:wpc="http://schemas.microsoft.com/office/word/2010/wordprocessingCanvas" xmlns:wpg="http://schemas.microsoft.com/office/word/2010/wordprocessingGroup" xmlns:wpi="http://schemas.microsoft.com/office/word/2010/wordprocessingInk" xmlns:wps="http://schemas.microsoft.com/office/word/2010/wordprocessingShape" mc:Ignorable="w14 wp14">
+  <w:p>
+    <w:pPr>
+      <w:pStyle w:val="Header"/>
+    </w:pPr>
+  </w:p>
+</w:hdr>
 </file>
 
 <file path=word/numbering.xml><?xml version="1.0" encoding="utf-8"?>

--- a/templates/Akt_15_Template.docx
+++ b/templates/Akt_15_Template.docx
@@ -770,7 +770,7 @@
         <w:rPr>
           <w:b/>
         </w:rPr>
-        <w:t>ЗА УСТАНОВЯВАНЕ ГОДНОСТТА ЗА ПРИЕМАНЕ НА СТРОЕЖА</w:t>
+        <w:t>ЗА УСТАНОВЯВАНЕ ГОДНОСТТА ЗА ПРИЕМАНЕ НА СТРОЕЖА (ЧАСТ, ЕТАП ОТ НЕГО)</w:t>
       </w:r>
     </w:p>
     <w:p>

--- a/templates/Akt_15_Template.docx
+++ b/templates/Akt_15_Template.docx
@@ -328,7 +328,9 @@
           <w:bCs/>
           <w:color w:val="14181F"/>
         </w:rPr>
-        <w:t>Консултант</w:t>
+        <w:t xml:space="preserve">Консултант (строителен надзор): </w:t>
+        <w:tab/>
+        <w:t>{{Консултант_Фирма}}, ЕИК {{Консултант_ЕИК}}, {{Консултант_Адрес}}, представлявана от {{Консултант_Управител}} - Управител</w:t>
       </w:r>
       <w:proofErr w:type="spellEnd"/>
       <w:r>
@@ -336,21 +338,18 @@
           <w:rFonts w:eastAsia="Times New Roman"/>
           <w:color w:val="14181F"/>
         </w:rPr>
-        <w:t xml:space="preserve">: </w:t>
       </w:r>
       <w:r>
         <w:rPr>
           <w:rFonts w:eastAsia="Times New Roman"/>
           <w:color w:val="14181F"/>
         </w:rPr>
-        <w:tab/>
       </w:r>
       <w:r>
         <w:rPr>
           <w:rFonts w:eastAsia="Times New Roman"/>
           <w:color w:val="14181F"/>
         </w:rPr>
-        <w:t>{{</w:t>
       </w:r>
       <w:proofErr w:type="spellStart"/>
       <w:r>
@@ -358,7 +357,6 @@
           <w:rFonts w:eastAsia="Times New Roman"/>
           <w:color w:val="14181F"/>
         </w:rPr>
-        <w:t>Консултант_Фирма</w:t>
       </w:r>
       <w:proofErr w:type="spellEnd"/>
       <w:r>
@@ -366,7 +364,6 @@
           <w:rFonts w:eastAsia="Times New Roman"/>
           <w:color w:val="14181F"/>
         </w:rPr>
-        <w:t>}}, ЕИК {{</w:t>
       </w:r>
       <w:proofErr w:type="spellStart"/>
       <w:r>
@@ -374,7 +371,6 @@
           <w:rFonts w:eastAsia="Times New Roman"/>
           <w:color w:val="14181F"/>
         </w:rPr>
-        <w:t>Консултант_ЕИК</w:t>
       </w:r>
       <w:proofErr w:type="spellEnd"/>
       <w:r>
@@ -382,7 +378,6 @@
           <w:rFonts w:eastAsia="Times New Roman"/>
           <w:color w:val="14181F"/>
         </w:rPr>
-        <w:t>}}, {{</w:t>
       </w:r>
       <w:proofErr w:type="spellStart"/>
       <w:r>
@@ -390,7 +385,6 @@
           <w:rFonts w:eastAsia="Times New Roman"/>
           <w:color w:val="14181F"/>
         </w:rPr>
-        <w:t>Консултант_Адрес</w:t>
       </w:r>
       <w:proofErr w:type="spellEnd"/>
       <w:r>
@@ -398,7 +392,6 @@
           <w:rFonts w:eastAsia="Times New Roman"/>
           <w:color w:val="14181F"/>
         </w:rPr>
-        <w:t xml:space="preserve">}}, </w:t>
       </w:r>
       <w:proofErr w:type="spellStart"/>
       <w:r>
@@ -406,7 +399,6 @@
           <w:rFonts w:eastAsia="Times New Roman"/>
           <w:color w:val="14181F"/>
         </w:rPr>
-        <w:t>представлявана</w:t>
       </w:r>
       <w:proofErr w:type="spellEnd"/>
       <w:r>
@@ -414,7 +406,6 @@
           <w:rFonts w:eastAsia="Times New Roman"/>
           <w:color w:val="14181F"/>
         </w:rPr>
-        <w:t xml:space="preserve"> </w:t>
       </w:r>
       <w:proofErr w:type="spellStart"/>
       <w:r>
@@ -422,7 +413,6 @@
           <w:rFonts w:eastAsia="Times New Roman"/>
           <w:color w:val="14181F"/>
         </w:rPr>
-        <w:t>от</w:t>
       </w:r>
       <w:proofErr w:type="spellEnd"/>
       <w:r>
@@ -430,7 +420,6 @@
           <w:rFonts w:eastAsia="Times New Roman"/>
           <w:color w:val="14181F"/>
         </w:rPr>
-        <w:t xml:space="preserve"> </w:t>
       </w:r>
       <w:proofErr w:type="spellStart"/>
       <w:r>
@@ -445,7 +434,6 @@
           <w:rFonts w:eastAsia="Times New Roman"/>
           <w:color w:val="14181F"/>
         </w:rPr>
-        <w:t>{{</w:t>
       </w:r>
       <w:proofErr w:type="spellStart"/>
       <w:r>
@@ -453,7 +441,6 @@
           <w:rFonts w:eastAsia="Times New Roman"/>
           <w:color w:val="14181F"/>
         </w:rPr>
-        <w:t>Консултант_Управител</w:t>
       </w:r>
       <w:proofErr w:type="spellEnd"/>
       <w:r>
@@ -461,7 +448,6 @@
           <w:rFonts w:eastAsia="Times New Roman"/>
           <w:color w:val="14181F"/>
         </w:rPr>
-        <w:t xml:space="preserve">}} - </w:t>
       </w:r>
       <w:proofErr w:type="spellStart"/>
       <w:r>
@@ -469,7 +455,6 @@
           <w:rFonts w:eastAsia="Times New Roman"/>
           <w:color w:val="14181F"/>
         </w:rPr>
-        <w:t>Управител</w:t>
       </w:r>
       <w:proofErr w:type="spellEnd"/>
     </w:p>
@@ -695,6 +680,8 @@
           <w:lang w:val="bg-BG"/>
         </w:rPr>
         <w:t>Проектант:</w:t>
+        <w:tab/>
+        <w:t>{{Проектанти_Имена}}</w:t>
       </w:r>
       <w:r>
         <w:rPr>
@@ -704,21 +691,14 @@
           <w:color w:val="14181F"/>
           <w:lang w:val="bg-BG"/>
         </w:rPr>
-        <w:tab/>
       </w:r>
       <w:bookmarkStart w:id="0" w:name="_GoBack"/>
       <w:bookmarkEnd w:id="0"/>
-      <w:r>
-        <w:t>{{</w:t>
-      </w:r>
-      <w:proofErr w:type="spellStart"/>
-      <w:r>
-        <w:t>Проектанти_Списък</w:t>
-      </w:r>
-      <w:proofErr w:type="spellEnd"/>
-      <w:r>
-        <w:t>}}</w:t>
-      </w:r>
+      <w:r/>
+      <w:proofErr w:type="spellStart"/>
+      <w:r/>
+      <w:proofErr w:type="spellEnd"/>
+      <w:r/>
     </w:p>
     <w:p>
       <w:pPr>
@@ -867,7 +847,7 @@
           <w:b/>
           <w:bCs/>
         </w:rPr>
-        <w:t>Г. СТРОИТЕЛЕН НАДЗОР:</w:t>
+        <w:t>Г. КОНСУЛТАНТА (СТРОИТЕЛНИЯ НАДЗОР):</w:t>
       </w:r>
     </w:p>
     <w:p>
@@ -929,28 +909,25 @@
         <w:rPr>
           <w:color w:val="FF0000"/>
         </w:rPr>
-        <w:t>Технически</w:t>
-      </w:r>
-      <w:proofErr w:type="spellEnd"/>
-      <w:r>
-        <w:rPr>
-          <w:color w:val="FF0000"/>
-        </w:rPr>
-        <w:t xml:space="preserve"> </w:t>
-      </w:r>
-      <w:proofErr w:type="spellStart"/>
-      <w:r>
-        <w:rPr>
-          <w:color w:val="FF0000"/>
-        </w:rPr>
-        <w:t>проект</w:t>
-      </w:r>
-      <w:proofErr w:type="spellEnd"/>
-      <w:r>
-        <w:rPr>
-          <w:color w:val="FF0000"/>
-        </w:rPr>
-        <w:t xml:space="preserve">, </w:t>
+        <w:t>1. Разрешението за строеж № {{РС_Номер}} от {{РС_Дата}} г., издадено от {{РС_Издател}}, заверено, че е влязло в сила на {{РС_ВСила}} г., и/или акт за узаконяване № ................ от ............ г. на община (район) ................</w:t>
+      </w:r>
+      <w:proofErr w:type="spellEnd"/>
+      <w:r>
+        <w:rPr>
+          <w:color w:val="FF0000"/>
+        </w:rPr>
+      </w:r>
+      <w:proofErr w:type="spellStart"/>
+      <w:r>
+        <w:rPr>
+          <w:color w:val="FF0000"/>
+        </w:rPr>
+      </w:r>
+      <w:proofErr w:type="spellEnd"/>
+      <w:r>
+        <w:rPr>
+          <w:color w:val="FF0000"/>
+        </w:rPr>
       </w:r>
       <w:proofErr w:type="spellStart"/>
       <w:proofErr w:type="gramStart"/>
@@ -958,14 +935,12 @@
         <w:rPr>
           <w:color w:val="FF0000"/>
         </w:rPr>
-        <w:t>одобрен</w:t>
-      </w:r>
-      <w:proofErr w:type="spellEnd"/>
-      <w:r>
-        <w:rPr>
-          <w:color w:val="FF0000"/>
-        </w:rPr>
-        <w:t xml:space="preserve"> ................................................................................................</w:t>
+      </w:r>
+      <w:proofErr w:type="spellEnd"/>
+      <w:r>
+        <w:rPr>
+          <w:color w:val="FF0000"/>
+        </w:rPr>
       </w:r>
       <w:proofErr w:type="gramEnd"/>
     </w:p>
@@ -985,217 +960,585 @@
         <w:rPr>
           <w:color w:val="FF0000"/>
         </w:rPr>
-        <w:t>Разрешение</w:t>
-      </w:r>
-      <w:proofErr w:type="spellEnd"/>
-      <w:r>
-        <w:rPr>
-          <w:color w:val="FF0000"/>
-        </w:rPr>
-        <w:t xml:space="preserve"> </w:t>
-      </w:r>
-      <w:proofErr w:type="spellStart"/>
-      <w:r>
-        <w:rPr>
-          <w:color w:val="FF0000"/>
-        </w:rPr>
-        <w:t>за</w:t>
-      </w:r>
-      <w:proofErr w:type="spellEnd"/>
-      <w:r>
-        <w:rPr>
-          <w:color w:val="FF0000"/>
-        </w:rPr>
-        <w:t xml:space="preserve"> </w:t>
-      </w:r>
-      <w:proofErr w:type="spellStart"/>
-      <w:r>
-        <w:rPr>
-          <w:color w:val="FF0000"/>
-        </w:rPr>
-        <w:t>строеж</w:t>
-      </w:r>
-      <w:proofErr w:type="spellEnd"/>
-      <w:r>
-        <w:rPr>
-          <w:color w:val="FF0000"/>
-        </w:rPr>
-        <w:t xml:space="preserve"> № {{</w:t>
-      </w:r>
-      <w:proofErr w:type="spellStart"/>
-      <w:r>
-        <w:rPr>
-          <w:color w:val="FF0000"/>
-        </w:rPr>
-        <w:t>РС_Номер</w:t>
-      </w:r>
-      <w:proofErr w:type="spellEnd"/>
-      <w:r>
-        <w:rPr>
-          <w:color w:val="FF0000"/>
-        </w:rPr>
-        <w:t>}} / {{</w:t>
-      </w:r>
-      <w:proofErr w:type="spellStart"/>
-      <w:r>
-        <w:rPr>
-          <w:color w:val="FF0000"/>
-        </w:rPr>
-        <w:t>РС_Дата</w:t>
-      </w:r>
-      <w:proofErr w:type="spellEnd"/>
-      <w:r>
-        <w:rPr>
-          <w:color w:val="FF0000"/>
-        </w:rPr>
-        <w:t xml:space="preserve">}} </w:t>
+        <w:t>2. Одобрените на ........................ г. проекти и екзекутивната документация</w:t>
+      </w:r>
+      <w:proofErr w:type="spellEnd"/>
+      <w:r>
+        <w:rPr>
+          <w:color w:val="FF0000"/>
+        </w:rPr>
+      </w:r>
+      <w:proofErr w:type="spellStart"/>
+      <w:r>
+        <w:rPr>
+          <w:color w:val="FF0000"/>
+        </w:rPr>
+      </w:r>
+      <w:proofErr w:type="spellEnd"/>
+      <w:r>
+        <w:rPr>
+          <w:color w:val="FF0000"/>
+        </w:rPr>
+      </w:r>
+      <w:proofErr w:type="spellStart"/>
+      <w:r>
+        <w:rPr>
+          <w:color w:val="FF0000"/>
+        </w:rPr>
+      </w:r>
+      <w:proofErr w:type="spellEnd"/>
+      <w:r>
+        <w:rPr>
+          <w:color w:val="FF0000"/>
+        </w:rPr>
+      </w:r>
+      <w:proofErr w:type="spellStart"/>
+      <w:r>
+        <w:rPr>
+          <w:color w:val="FF0000"/>
+        </w:rPr>
+      </w:r>
+      <w:proofErr w:type="spellEnd"/>
+      <w:r>
+        <w:rPr>
+          <w:color w:val="FF0000"/>
+        </w:rPr>
+      </w:r>
+      <w:proofErr w:type="spellStart"/>
+      <w:r>
+        <w:rPr>
+          <w:color w:val="FF0000"/>
+        </w:rPr>
+      </w:r>
+      <w:proofErr w:type="spellEnd"/>
+      <w:r>
+        <w:rPr>
+          <w:color w:val="FF0000"/>
+        </w:rPr>
       </w:r>
       <w:proofErr w:type="gramStart"/>
       <w:r>
         <w:rPr>
           <w:color w:val="FF0000"/>
         </w:rPr>
-        <w:t>г.,</w:t>
       </w:r>
       <w:proofErr w:type="gramEnd"/>
       <w:r>
         <w:rPr>
           <w:color w:val="FF0000"/>
         </w:rPr>
-        <w:t xml:space="preserve"> </w:t>
-      </w:r>
-      <w:proofErr w:type="spellStart"/>
-      <w:r>
-        <w:rPr>
-          <w:color w:val="FF0000"/>
-        </w:rPr>
-        <w:t>издадено</w:t>
-      </w:r>
-      <w:proofErr w:type="spellEnd"/>
-      <w:r>
-        <w:rPr>
-          <w:color w:val="FF0000"/>
-        </w:rPr>
-        <w:t xml:space="preserve"> </w:t>
-      </w:r>
-      <w:proofErr w:type="spellStart"/>
-      <w:r>
-        <w:rPr>
-          <w:color w:val="FF0000"/>
-        </w:rPr>
-        <w:t>от</w:t>
-      </w:r>
-      <w:proofErr w:type="spellEnd"/>
-      <w:r>
-        <w:rPr>
-          <w:color w:val="FF0000"/>
-        </w:rPr>
-        <w:t xml:space="preserve"> {{</w:t>
-      </w:r>
-      <w:proofErr w:type="spellStart"/>
-      <w:r>
-        <w:rPr>
-          <w:color w:val="FF0000"/>
-        </w:rPr>
-        <w:t>РС_Издател</w:t>
-      </w:r>
-      <w:proofErr w:type="spellEnd"/>
-      <w:r>
-        <w:rPr>
-          <w:color w:val="FF0000"/>
-        </w:rPr>
-        <w:t>}},</w:t>
+      </w:r>
+      <w:proofErr w:type="spellStart"/>
+      <w:r>
+        <w:rPr>
+          <w:color w:val="FF0000"/>
+        </w:rPr>
+      </w:r>
+      <w:proofErr w:type="spellEnd"/>
+      <w:r>
+        <w:rPr>
+          <w:color w:val="FF0000"/>
+        </w:rPr>
+      </w:r>
+      <w:proofErr w:type="spellStart"/>
+      <w:r>
+        <w:rPr>
+          <w:color w:val="FF0000"/>
+        </w:rPr>
+      </w:r>
+      <w:proofErr w:type="spellEnd"/>
+      <w:r>
+        <w:rPr>
+          <w:color w:val="FF0000"/>
+        </w:rPr>
+      </w:r>
+      <w:proofErr w:type="spellStart"/>
+      <w:r>
+        <w:rPr>
+          <w:color w:val="FF0000"/>
+        </w:rPr>
+      </w:r>
+      <w:proofErr w:type="spellEnd"/>
+      <w:r>
+        <w:rPr>
+          <w:color w:val="FF0000"/>
+        </w:rPr>
       </w:r>
       <w:r>
         <w:rPr>
           <w:color w:val="FF0000"/>
           <w:lang w:val="bg-BG"/>
         </w:rPr>
-        <w:t xml:space="preserve"> </w:t>
-      </w:r>
-      <w:proofErr w:type="spellStart"/>
-      <w:r>
-        <w:rPr>
-          <w:color w:val="FF0000"/>
-        </w:rPr>
-        <w:t>заверено</w:t>
-      </w:r>
-      <w:proofErr w:type="spellEnd"/>
-      <w:r>
-        <w:rPr>
-          <w:color w:val="FF0000"/>
-        </w:rPr>
-        <w:t xml:space="preserve">, </w:t>
-      </w:r>
-      <w:proofErr w:type="spellStart"/>
-      <w:r>
-        <w:rPr>
-          <w:color w:val="FF0000"/>
-        </w:rPr>
-        <w:t>че</w:t>
-      </w:r>
-      <w:proofErr w:type="spellEnd"/>
-      <w:r>
-        <w:rPr>
-          <w:color w:val="FF0000"/>
-        </w:rPr>
-        <w:t xml:space="preserve"> е </w:t>
-      </w:r>
-      <w:proofErr w:type="spellStart"/>
-      <w:r>
-        <w:rPr>
-          <w:color w:val="FF0000"/>
-        </w:rPr>
-        <w:t>влязло</w:t>
-      </w:r>
-      <w:proofErr w:type="spellEnd"/>
-      <w:r>
-        <w:rPr>
-          <w:color w:val="FF0000"/>
-        </w:rPr>
-        <w:t xml:space="preserve"> в </w:t>
-      </w:r>
-      <w:proofErr w:type="spellStart"/>
-      <w:r>
-        <w:rPr>
-          <w:color w:val="FF0000"/>
-        </w:rPr>
-        <w:t>сила</w:t>
-      </w:r>
-      <w:proofErr w:type="spellEnd"/>
-      <w:r>
-        <w:rPr>
-          <w:color w:val="FF0000"/>
-        </w:rPr>
-        <w:t xml:space="preserve"> </w:t>
-      </w:r>
-      <w:proofErr w:type="spellStart"/>
-      <w:r>
-        <w:rPr>
-          <w:color w:val="FF0000"/>
-        </w:rPr>
-        <w:t>на</w:t>
-      </w:r>
-      <w:proofErr w:type="spellEnd"/>
-      <w:r>
-        <w:rPr>
-          <w:color w:val="FF0000"/>
-        </w:rPr>
-        <w:t xml:space="preserve"> {{</w:t>
-      </w:r>
-      <w:proofErr w:type="spellStart"/>
-      <w:r>
-        <w:rPr>
-          <w:color w:val="FF0000"/>
-        </w:rPr>
-        <w:t>РС_ВСила</w:t>
-      </w:r>
-      <w:proofErr w:type="spellEnd"/>
-      <w:r>
-        <w:rPr>
-          <w:color w:val="FF0000"/>
-        </w:rPr>
-        <w:t>}} г.</w:t>
+      </w:r>
+      <w:proofErr w:type="spellStart"/>
+      <w:r>
+        <w:rPr>
+          <w:color w:val="FF0000"/>
+        </w:rPr>
+      </w:r>
+      <w:proofErr w:type="spellEnd"/>
+      <w:r>
+        <w:rPr>
+          <w:color w:val="FF0000"/>
+        </w:rPr>
+      </w:r>
+      <w:proofErr w:type="spellStart"/>
+      <w:r>
+        <w:rPr>
+          <w:color w:val="FF0000"/>
+        </w:rPr>
+      </w:r>
+      <w:proofErr w:type="spellEnd"/>
+      <w:r>
+        <w:rPr>
+          <w:color w:val="FF0000"/>
+        </w:rPr>
+      </w:r>
+      <w:proofErr w:type="spellStart"/>
+      <w:r>
+        <w:rPr>
+          <w:color w:val="FF0000"/>
+        </w:rPr>
+      </w:r>
+      <w:proofErr w:type="spellEnd"/>
+      <w:r>
+        <w:rPr>
+          <w:color w:val="FF0000"/>
+        </w:rPr>
+      </w:r>
+      <w:proofErr w:type="spellStart"/>
+      <w:r>
+        <w:rPr>
+          <w:color w:val="FF0000"/>
+        </w:rPr>
+      </w:r>
+      <w:proofErr w:type="spellEnd"/>
+      <w:r>
+        <w:rPr>
+          <w:color w:val="FF0000"/>
+        </w:rPr>
+      </w:r>
+      <w:proofErr w:type="spellStart"/>
+      <w:r>
+        <w:rPr>
+          <w:color w:val="FF0000"/>
+        </w:rPr>
+      </w:r>
+      <w:proofErr w:type="spellEnd"/>
+      <w:r>
+        <w:rPr>
+          <w:color w:val="FF0000"/>
+        </w:rPr>
+      </w:r>
+      <w:proofErr w:type="spellStart"/>
+      <w:r>
+        <w:rPr>
+          <w:color w:val="FF0000"/>
+        </w:rPr>
+      </w:r>
+      <w:proofErr w:type="spellEnd"/>
+      <w:r>
+        <w:rPr>
+          <w:color w:val="FF0000"/>
+        </w:rPr>
+      </w:r>
+    </w:p>
+    <w:p>
+      <w:pPr>
+        <w:pStyle w:val="ListParagraph"/>
+        <w:numPr>
+          <w:ilvl w:val="0"/>
+          <w:numId w:val="11"/>
+        </w:numPr>
+        <w:rPr>
+          <w:color w:val="FF0000"/>
+        </w:rPr>
+      </w:pPr>
+      <w:proofErr w:type="spellStart"/>
+      <w:r>
+        <w:rPr>
+          <w:color w:val="FF0000"/>
+        </w:rPr>
+        <w:t>3. Договора (договорите) за строителство и анексите към него (тях):</w:t>
+      </w:r>
+      <w:proofErr w:type="spellEnd"/>
+      <w:r>
+        <w:rPr>
+          <w:color w:val="FF0000"/>
+        </w:rPr>
+      </w:r>
+      <w:proofErr w:type="spellStart"/>
+      <w:r>
+        <w:rPr>
+          <w:color w:val="FF0000"/>
+        </w:rPr>
+      </w:r>
+      <w:proofErr w:type="spellEnd"/>
+      <w:r>
+        <w:rPr>
+          <w:color w:val="FF0000"/>
+        </w:rPr>
+      </w:r>
+      <w:proofErr w:type="spellStart"/>
+      <w:r>
+        <w:rPr>
+          <w:color w:val="FF0000"/>
+        </w:rPr>
+      </w:r>
+      <w:proofErr w:type="spellEnd"/>
+      <w:r>
+        <w:rPr>
+          <w:color w:val="FF0000"/>
+        </w:rPr>
+      </w:r>
+      <w:proofErr w:type="spellStart"/>
+      <w:r>
+        <w:rPr>
+          <w:color w:val="FF0000"/>
+        </w:rPr>
+      </w:r>
+      <w:proofErr w:type="spellEnd"/>
+      <w:r>
+        <w:rPr>
+          <w:color w:val="FF0000"/>
+        </w:rPr>
+      </w:r>
+      <w:proofErr w:type="spellStart"/>
+      <w:r>
+        <w:rPr>
+          <w:color w:val="FF0000"/>
+        </w:rPr>
+      </w:r>
+      <w:proofErr w:type="spellEnd"/>
+      <w:r>
+        <w:rPr>
+          <w:color w:val="FF0000"/>
+        </w:rPr>
+      </w:r>
+      <w:proofErr w:type="gramStart"/>
+      <w:r>
+        <w:rPr>
+          <w:color w:val="FF0000"/>
+        </w:rPr>
+      </w:r>
+      <w:proofErr w:type="gramEnd"/>
+      <w:r>
+        <w:rPr>
+          <w:color w:val="FF0000"/>
+        </w:rPr>
+      </w:r>
+      <w:proofErr w:type="spellStart"/>
+      <w:r>
+        <w:rPr>
+          <w:color w:val="FF0000"/>
+        </w:rPr>
+      </w:r>
+      <w:proofErr w:type="spellEnd"/>
+      <w:r>
+        <w:rPr>
+          <w:color w:val="FF0000"/>
+        </w:rPr>
+      </w:r>
+      <w:proofErr w:type="spellStart"/>
+      <w:r>
+        <w:rPr>
+          <w:color w:val="FF0000"/>
+        </w:rPr>
+      </w:r>
+      <w:proofErr w:type="spellEnd"/>
+      <w:r>
+        <w:rPr>
+          <w:color w:val="FF0000"/>
+        </w:rPr>
+      </w:r>
+      <w:proofErr w:type="spellStart"/>
+      <w:r>
+        <w:rPr>
+          <w:color w:val="FF0000"/>
+        </w:rPr>
+      </w:r>
+      <w:proofErr w:type="spellEnd"/>
+      <w:r>
+        <w:rPr>
+          <w:color w:val="FF0000"/>
+        </w:rPr>
+      </w:r>
+      <w:r>
+        <w:rPr>
+          <w:color w:val="FF0000"/>
+          <w:lang w:val="bg-BG"/>
+        </w:rPr>
+      </w:r>
+      <w:proofErr w:type="spellStart"/>
+      <w:r>
+        <w:rPr>
+          <w:color w:val="FF0000"/>
+        </w:rPr>
+      </w:r>
+      <w:proofErr w:type="spellEnd"/>
+      <w:r>
+        <w:rPr>
+          <w:color w:val="FF0000"/>
+        </w:rPr>
+      </w:r>
+      <w:proofErr w:type="spellStart"/>
+      <w:r>
+        <w:rPr>
+          <w:color w:val="FF0000"/>
+        </w:rPr>
+      </w:r>
+      <w:proofErr w:type="spellEnd"/>
+      <w:r>
+        <w:rPr>
+          <w:color w:val="FF0000"/>
+        </w:rPr>
+      </w:r>
+      <w:proofErr w:type="spellStart"/>
+      <w:r>
+        <w:rPr>
+          <w:color w:val="FF0000"/>
+        </w:rPr>
+      </w:r>
+      <w:proofErr w:type="spellEnd"/>
+      <w:r>
+        <w:rPr>
+          <w:color w:val="FF0000"/>
+        </w:rPr>
+      </w:r>
+      <w:proofErr w:type="spellStart"/>
+      <w:r>
+        <w:rPr>
+          <w:color w:val="FF0000"/>
+        </w:rPr>
+      </w:r>
+      <w:proofErr w:type="spellEnd"/>
+      <w:r>
+        <w:rPr>
+          <w:color w:val="FF0000"/>
+        </w:rPr>
+      </w:r>
+      <w:proofErr w:type="spellStart"/>
+      <w:r>
+        <w:rPr>
+          <w:color w:val="FF0000"/>
+        </w:rPr>
+      </w:r>
+      <w:proofErr w:type="spellEnd"/>
+      <w:r>
+        <w:rPr>
+          <w:color w:val="FF0000"/>
+        </w:rPr>
+      </w:r>
+      <w:proofErr w:type="spellStart"/>
+      <w:r>
+        <w:rPr>
+          <w:color w:val="FF0000"/>
+        </w:rPr>
+      </w:r>
+      <w:proofErr w:type="spellEnd"/>
+      <w:r>
+        <w:rPr>
+          <w:color w:val="FF0000"/>
+        </w:rPr>
+      </w:r>
+    </w:p>
+    <w:p>
+      <w:pPr>
+        <w:pStyle w:val="ListParagraph"/>
+        <w:numPr>
+          <w:ilvl w:val="0"/>
+          <w:numId w:val="11"/>
+        </w:numPr>
+        <w:rPr>
+          <w:color w:val="FF0000"/>
+        </w:rPr>
+      </w:pPr>
+      <w:proofErr w:type="spellStart"/>
+      <w:r>
+        <w:rPr>
+          <w:color w:val="FF0000"/>
+        </w:rPr>
+        <w:t xml:space="preserve">   ............................................................................................................</w:t>
+      </w:r>
+      <w:proofErr w:type="spellEnd"/>
+      <w:r>
+        <w:rPr>
+          <w:color w:val="FF0000"/>
+        </w:rPr>
+      </w:r>
+      <w:proofErr w:type="spellStart"/>
+      <w:r>
+        <w:rPr>
+          <w:color w:val="FF0000"/>
+        </w:rPr>
+      </w:r>
+      <w:proofErr w:type="spellEnd"/>
+      <w:r>
+        <w:rPr>
+          <w:color w:val="FF0000"/>
+        </w:rPr>
+      </w:r>
+      <w:proofErr w:type="spellStart"/>
+      <w:r>
+        <w:rPr>
+          <w:color w:val="FF0000"/>
+        </w:rPr>
+      </w:r>
+      <w:proofErr w:type="spellEnd"/>
+      <w:r>
+        <w:rPr>
+          <w:color w:val="FF0000"/>
+        </w:rPr>
+      </w:r>
+      <w:proofErr w:type="spellStart"/>
+      <w:r>
+        <w:rPr>
+          <w:color w:val="FF0000"/>
+        </w:rPr>
+      </w:r>
+      <w:proofErr w:type="spellEnd"/>
+      <w:r>
+        <w:rPr>
+          <w:color w:val="FF0000"/>
+        </w:rPr>
+      </w:r>
+      <w:proofErr w:type="spellStart"/>
+      <w:r>
+        <w:rPr>
+          <w:color w:val="FF0000"/>
+        </w:rPr>
+      </w:r>
+      <w:proofErr w:type="spellEnd"/>
+      <w:r>
+        <w:rPr>
+          <w:color w:val="FF0000"/>
+        </w:rPr>
+      </w:r>
+      <w:proofErr w:type="gramStart"/>
+      <w:r>
+        <w:rPr>
+          <w:color w:val="FF0000"/>
+        </w:rPr>
+      </w:r>
+      <w:proofErr w:type="gramEnd"/>
+      <w:r>
+        <w:rPr>
+          <w:color w:val="FF0000"/>
+        </w:rPr>
+      </w:r>
+      <w:proofErr w:type="spellStart"/>
+      <w:r>
+        <w:rPr>
+          <w:color w:val="FF0000"/>
+        </w:rPr>
+      </w:r>
+      <w:proofErr w:type="spellEnd"/>
+      <w:r>
+        <w:rPr>
+          <w:color w:val="FF0000"/>
+        </w:rPr>
+      </w:r>
+      <w:proofErr w:type="spellStart"/>
+      <w:r>
+        <w:rPr>
+          <w:color w:val="FF0000"/>
+        </w:rPr>
+      </w:r>
+      <w:proofErr w:type="spellEnd"/>
+      <w:r>
+        <w:rPr>
+          <w:color w:val="FF0000"/>
+        </w:rPr>
+      </w:r>
+      <w:proofErr w:type="spellStart"/>
+      <w:r>
+        <w:rPr>
+          <w:color w:val="FF0000"/>
+        </w:rPr>
+      </w:r>
+      <w:proofErr w:type="spellEnd"/>
+      <w:r>
+        <w:rPr>
+          <w:color w:val="FF0000"/>
+        </w:rPr>
+      </w:r>
+      <w:r>
+        <w:rPr>
+          <w:color w:val="FF0000"/>
+          <w:lang w:val="bg-BG"/>
+        </w:rPr>
+      </w:r>
+      <w:proofErr w:type="spellStart"/>
+      <w:r>
+        <w:rPr>
+          <w:color w:val="FF0000"/>
+        </w:rPr>
+      </w:r>
+      <w:proofErr w:type="spellEnd"/>
+      <w:r>
+        <w:rPr>
+          <w:color w:val="FF0000"/>
+        </w:rPr>
+      </w:r>
+      <w:proofErr w:type="spellStart"/>
+      <w:r>
+        <w:rPr>
+          <w:color w:val="FF0000"/>
+        </w:rPr>
+      </w:r>
+      <w:proofErr w:type="spellEnd"/>
+      <w:r>
+        <w:rPr>
+          <w:color w:val="FF0000"/>
+        </w:rPr>
+      </w:r>
+      <w:proofErr w:type="spellStart"/>
+      <w:r>
+        <w:rPr>
+          <w:color w:val="FF0000"/>
+        </w:rPr>
+      </w:r>
+      <w:proofErr w:type="spellEnd"/>
+      <w:r>
+        <w:rPr>
+          <w:color w:val="FF0000"/>
+        </w:rPr>
+      </w:r>
+      <w:proofErr w:type="spellStart"/>
+      <w:r>
+        <w:rPr>
+          <w:color w:val="FF0000"/>
+        </w:rPr>
+      </w:r>
+      <w:proofErr w:type="spellEnd"/>
+      <w:r>
+        <w:rPr>
+          <w:color w:val="FF0000"/>
+        </w:rPr>
+      </w:r>
+      <w:proofErr w:type="spellStart"/>
+      <w:r>
+        <w:rPr>
+          <w:color w:val="FF0000"/>
+        </w:rPr>
+      </w:r>
+      <w:proofErr w:type="spellEnd"/>
+      <w:r>
+        <w:rPr>
+          <w:color w:val="FF0000"/>
+        </w:rPr>
+      </w:r>
+      <w:proofErr w:type="spellStart"/>
+      <w:r>
+        <w:rPr>
+          <w:color w:val="FF0000"/>
+        </w:rPr>
+      </w:r>
+      <w:proofErr w:type="spellEnd"/>
+      <w:r>
+        <w:rPr>
+          <w:color w:val="FF0000"/>
+        </w:rPr>
       </w:r>
     </w:p>
     <w:p>
@@ -1347,6 +1690,26 @@
       <w:r>
         <w:t xml:space="preserve"> и строителна документация:</w:t>
       </w:r>
+    </w:p>
+    <w:p>
+      <w:proofErr w:type="spellStart"/>
+      <w:r>
+        <w:t>(дават се накратко резултатите от прегледа на техническата документация: проекти, екзекутивна документация, актове и протоколи, съставени по време на строителството, дневници, декларации за експлоатационни показатели/декларации за характеристиките на строителния продукт на вложените строителни продукти, изпитвания и измервания, доказващи правилността на изпълнението, и др.)</w:t>
+      </w:r>
+      <w:proofErr w:type="spellEnd"/>
+      <w:r/>
+      <w:proofErr w:type="spellStart"/>
+      <w:r/>
+      <w:proofErr w:type="spellEnd"/>
+      <w:r/>
+      <w:proofErr w:type="spellStart"/>
+      <w:r/>
+      <w:proofErr w:type="spellEnd"/>
+      <w:r/>
+      <w:proofErr w:type="spellStart"/>
+      <w:r/>
+      <w:proofErr w:type="spellEnd"/>
+      <w:r/>
     </w:p>
     <w:p>
       <w:pPr>
@@ -1649,119 +2012,103 @@
         <w:rPr>
           <w:color w:val="FF0000"/>
         </w:rPr>
-        <w:t>Договор</w:t>
-      </w:r>
-      <w:proofErr w:type="spellEnd"/>
-      <w:r>
-        <w:rPr>
-          <w:color w:val="FF0000"/>
-        </w:rPr>
-        <w:t xml:space="preserve"> </w:t>
-      </w:r>
-      <w:proofErr w:type="spellStart"/>
-      <w:r>
-        <w:rPr>
-          <w:color w:val="FF0000"/>
-        </w:rPr>
-        <w:t>за</w:t>
-      </w:r>
-      <w:proofErr w:type="spellEnd"/>
-      <w:r>
-        <w:rPr>
-          <w:color w:val="FF0000"/>
-        </w:rPr>
-        <w:t xml:space="preserve"> </w:t>
-      </w:r>
-      <w:proofErr w:type="spellStart"/>
-      <w:r>
-        <w:rPr>
-          <w:color w:val="FF0000"/>
-        </w:rPr>
-        <w:t>извършване</w:t>
-      </w:r>
-      <w:proofErr w:type="spellEnd"/>
-      <w:r>
-        <w:rPr>
-          <w:color w:val="FF0000"/>
-        </w:rPr>
-        <w:t xml:space="preserve"> </w:t>
-      </w:r>
-      <w:proofErr w:type="spellStart"/>
-      <w:r>
-        <w:rPr>
-          <w:color w:val="FF0000"/>
-        </w:rPr>
-        <w:t>на</w:t>
-      </w:r>
-      <w:proofErr w:type="spellEnd"/>
-      <w:r>
-        <w:rPr>
-          <w:color w:val="FF0000"/>
-        </w:rPr>
-        <w:t xml:space="preserve"> </w:t>
-      </w:r>
-      <w:proofErr w:type="spellStart"/>
-      <w:r>
-        <w:rPr>
-          <w:color w:val="FF0000"/>
-        </w:rPr>
-        <w:t>строително</w:t>
-      </w:r>
-      <w:proofErr w:type="spellEnd"/>
-      <w:r>
-        <w:rPr>
-          <w:color w:val="FF0000"/>
-        </w:rPr>
-        <w:t xml:space="preserve"> – </w:t>
-      </w:r>
-      <w:proofErr w:type="spellStart"/>
-      <w:r>
-        <w:rPr>
-          <w:color w:val="FF0000"/>
-        </w:rPr>
-        <w:t>монтажни</w:t>
-      </w:r>
-      <w:proofErr w:type="spellEnd"/>
-      <w:r>
-        <w:rPr>
-          <w:color w:val="FF0000"/>
-        </w:rPr>
-        <w:t xml:space="preserve"> </w:t>
-      </w:r>
-      <w:proofErr w:type="spellStart"/>
-      <w:r>
-        <w:rPr>
-          <w:color w:val="FF0000"/>
-        </w:rPr>
-        <w:t>работи</w:t>
-      </w:r>
-      <w:proofErr w:type="spellEnd"/>
-      <w:r>
-        <w:rPr>
-          <w:color w:val="FF0000"/>
-        </w:rPr>
-        <w:t xml:space="preserve"> </w:t>
-      </w:r>
-      <w:proofErr w:type="spellStart"/>
-      <w:r>
-        <w:rPr>
-          <w:color w:val="FF0000"/>
-        </w:rPr>
-        <w:t>от</w:t>
-      </w:r>
-      <w:proofErr w:type="spellEnd"/>
-      <w:r>
-        <w:rPr>
-          <w:color w:val="FF0000"/>
-        </w:rPr>
-        <w:t xml:space="preserve"> 21.03.2025г</w:t>
+        <w:t>Договор за извършване на строително-монтажни работи № ................ от ........................ г.;</w:t>
+      </w:r>
+      <w:proofErr w:type="spellEnd"/>
+      <w:r>
+        <w:rPr>
+          <w:color w:val="FF0000"/>
+        </w:rPr>
+      </w:r>
+      <w:proofErr w:type="spellStart"/>
+      <w:r>
+        <w:rPr>
+          <w:color w:val="FF0000"/>
+        </w:rPr>
+      </w:r>
+      <w:proofErr w:type="spellEnd"/>
+      <w:r>
+        <w:rPr>
+          <w:color w:val="FF0000"/>
+        </w:rPr>
+      </w:r>
+      <w:proofErr w:type="spellStart"/>
+      <w:r>
+        <w:rPr>
+          <w:color w:val="FF0000"/>
+        </w:rPr>
+      </w:r>
+      <w:proofErr w:type="spellEnd"/>
+      <w:r>
+        <w:rPr>
+          <w:color w:val="FF0000"/>
+        </w:rPr>
+      </w:r>
+      <w:proofErr w:type="spellStart"/>
+      <w:r>
+        <w:rPr>
+          <w:color w:val="FF0000"/>
+        </w:rPr>
+      </w:r>
+      <w:proofErr w:type="spellEnd"/>
+      <w:r>
+        <w:rPr>
+          <w:color w:val="FF0000"/>
+        </w:rPr>
+      </w:r>
+      <w:proofErr w:type="spellStart"/>
+      <w:r>
+        <w:rPr>
+          <w:color w:val="FF0000"/>
+        </w:rPr>
+      </w:r>
+      <w:proofErr w:type="spellEnd"/>
+      <w:r>
+        <w:rPr>
+          <w:color w:val="FF0000"/>
+        </w:rPr>
+      </w:r>
+      <w:proofErr w:type="spellStart"/>
+      <w:r>
+        <w:rPr>
+          <w:color w:val="FF0000"/>
+        </w:rPr>
+      </w:r>
+      <w:proofErr w:type="spellEnd"/>
+      <w:r>
+        <w:rPr>
+          <w:color w:val="FF0000"/>
+        </w:rPr>
+      </w:r>
+      <w:proofErr w:type="spellStart"/>
+      <w:r>
+        <w:rPr>
+          <w:color w:val="FF0000"/>
+        </w:rPr>
+      </w:r>
+      <w:proofErr w:type="spellEnd"/>
+      <w:r>
+        <w:rPr>
+          <w:color w:val="FF0000"/>
+        </w:rPr>
+      </w:r>
+      <w:proofErr w:type="spellStart"/>
+      <w:r>
+        <w:rPr>
+          <w:color w:val="FF0000"/>
+        </w:rPr>
+      </w:r>
+      <w:proofErr w:type="spellEnd"/>
+      <w:r>
+        <w:rPr>
+          <w:color w:val="FF0000"/>
+        </w:rPr>
       </w:r>
       <w:proofErr w:type="gramStart"/>
       <w:r>
         <w:rPr>
           <w:color w:val="FF0000"/>
         </w:rPr>
-        <w:t>.;</w:t>
       </w:r>
       <w:proofErr w:type="gramEnd"/>
     </w:p>
@@ -2623,77 +2970,67 @@
         <w:rPr>
           <w:color w:val="FF0000"/>
         </w:rPr>
-        <w:t>За</w:t>
-      </w:r>
-      <w:proofErr w:type="spellEnd"/>
-      <w:r>
-        <w:rPr>
-          <w:color w:val="FF0000"/>
-        </w:rPr>
-        <w:t xml:space="preserve"> </w:t>
-      </w:r>
-      <w:proofErr w:type="spellStart"/>
-      <w:r>
-        <w:rPr>
-          <w:color w:val="FF0000"/>
-        </w:rPr>
-        <w:t>обекта</w:t>
-      </w:r>
-      <w:proofErr w:type="spellEnd"/>
-      <w:r>
-        <w:rPr>
-          <w:color w:val="FF0000"/>
-        </w:rPr>
-        <w:t xml:space="preserve"> е </w:t>
-      </w:r>
-      <w:proofErr w:type="spellStart"/>
-      <w:r>
-        <w:rPr>
-          <w:color w:val="FF0000"/>
-        </w:rPr>
-        <w:t>заверена</w:t>
-      </w:r>
-      <w:proofErr w:type="spellEnd"/>
-      <w:r>
-        <w:rPr>
-          <w:color w:val="FF0000"/>
-        </w:rPr>
-        <w:t xml:space="preserve"> </w:t>
-      </w:r>
-      <w:proofErr w:type="spellStart"/>
-      <w:r>
-        <w:rPr>
-          <w:color w:val="FF0000"/>
-        </w:rPr>
-        <w:t>заповедна</w:t>
-      </w:r>
-      <w:proofErr w:type="spellEnd"/>
-      <w:r>
-        <w:rPr>
-          <w:color w:val="FF0000"/>
-        </w:rPr>
-        <w:t xml:space="preserve"> </w:t>
-      </w:r>
-      <w:proofErr w:type="spellStart"/>
-      <w:r>
-        <w:rPr>
-          <w:color w:val="FF0000"/>
-        </w:rPr>
-        <w:t>книга</w:t>
-      </w:r>
-      <w:proofErr w:type="spellEnd"/>
-      <w:r>
-        <w:rPr>
-          <w:color w:val="FF0000"/>
-        </w:rPr>
-        <w:t xml:space="preserve"> №</w:t>
+        <w:t>За обекта е заверена заповедна книга № ................ на ........................ г. от строителния надзор {{Консултант_Фирма}};</w:t>
+      </w:r>
+      <w:proofErr w:type="spellEnd"/>
+      <w:r>
+        <w:rPr>
+          <w:color w:val="FF0000"/>
+        </w:rPr>
+      </w:r>
+      <w:proofErr w:type="spellStart"/>
+      <w:r>
+        <w:rPr>
+          <w:color w:val="FF0000"/>
+        </w:rPr>
+      </w:r>
+      <w:proofErr w:type="spellEnd"/>
+      <w:r>
+        <w:rPr>
+          <w:color w:val="FF0000"/>
+        </w:rPr>
+      </w:r>
+      <w:proofErr w:type="spellStart"/>
+      <w:r>
+        <w:rPr>
+          <w:color w:val="FF0000"/>
+        </w:rPr>
+      </w:r>
+      <w:proofErr w:type="spellEnd"/>
+      <w:r>
+        <w:rPr>
+          <w:color w:val="FF0000"/>
+        </w:rPr>
+      </w:r>
+      <w:proofErr w:type="spellStart"/>
+      <w:r>
+        <w:rPr>
+          <w:color w:val="FF0000"/>
+        </w:rPr>
+      </w:r>
+      <w:proofErr w:type="spellEnd"/>
+      <w:r>
+        <w:rPr>
+          <w:color w:val="FF0000"/>
+        </w:rPr>
+      </w:r>
+      <w:proofErr w:type="spellStart"/>
+      <w:r>
+        <w:rPr>
+          <w:color w:val="FF0000"/>
+        </w:rPr>
+      </w:r>
+      <w:proofErr w:type="spellEnd"/>
+      <w:r>
+        <w:rPr>
+          <w:color w:val="FF0000"/>
+        </w:rPr>
       </w:r>
       <w:r>
         <w:rPr>
           <w:color w:val="FF0000"/>
           <w:lang w:val="bg-BG"/>
         </w:rPr>
-        <w:t>,,,,,,,,,,,,,,,,,,,,</w:t>
       </w:r>
       <w:proofErr w:type="gramStart"/>
       <w:r>
@@ -2701,14 +3038,12 @@
           <w:color w:val="FF0000"/>
           <w:lang w:val="bg-BG"/>
         </w:rPr>
-        <w:t>,</w:t>
-      </w:r>
-      <w:proofErr w:type="spellStart"/>
-      <w:r>
-        <w:rPr>
-          <w:color w:val="FF0000"/>
-        </w:rPr>
-        <w:t>на</w:t>
+      </w:r>
+      <w:proofErr w:type="spellStart"/>
+      <w:r>
+        <w:rPr>
+          <w:color w:val="FF0000"/>
+        </w:rPr>
       </w:r>
       <w:proofErr w:type="spellEnd"/>
       <w:proofErr w:type="gramEnd"/>
@@ -2716,62 +3051,53 @@
         <w:rPr>
           <w:color w:val="FF0000"/>
         </w:rPr>
-        <w:t xml:space="preserve"> </w:t>
       </w:r>
       <w:r>
         <w:rPr>
           <w:color w:val="FF0000"/>
           <w:lang w:val="bg-BG"/>
         </w:rPr>
-        <w:t>,,,,,,,,,,,,,,,,,,,,,,</w:t>
-      </w:r>
-      <w:r>
-        <w:rPr>
-          <w:color w:val="FF0000"/>
-        </w:rPr>
-        <w:t xml:space="preserve">. </w:t>
-      </w:r>
-      <w:proofErr w:type="spellStart"/>
-      <w:r>
-        <w:rPr>
-          <w:color w:val="FF0000"/>
-        </w:rPr>
-        <w:t>от</w:t>
-      </w:r>
-      <w:proofErr w:type="spellEnd"/>
-      <w:r>
-        <w:rPr>
-          <w:color w:val="FF0000"/>
-        </w:rPr>
-        <w:t xml:space="preserve"> </w:t>
-      </w:r>
-      <w:proofErr w:type="spellStart"/>
-      <w:r>
-        <w:rPr>
-          <w:color w:val="FF0000"/>
-        </w:rPr>
-        <w:t>строителния</w:t>
-      </w:r>
-      <w:proofErr w:type="spellEnd"/>
-      <w:r>
-        <w:rPr>
-          <w:color w:val="FF0000"/>
-        </w:rPr>
-        <w:t xml:space="preserve"> </w:t>
-      </w:r>
-      <w:proofErr w:type="spellStart"/>
-      <w:r>
-        <w:rPr>
-          <w:color w:val="FF0000"/>
-        </w:rPr>
-        <w:t>надзор</w:t>
-      </w:r>
-      <w:proofErr w:type="spellEnd"/>
-      <w:r>
-        <w:rPr>
-          <w:color w:val="FF0000"/>
-        </w:rPr>
-        <w:t xml:space="preserve"> „</w:t>
+      </w:r>
+      <w:r>
+        <w:rPr>
+          <w:color w:val="FF0000"/>
+        </w:rPr>
+      </w:r>
+      <w:proofErr w:type="spellStart"/>
+      <w:r>
+        <w:rPr>
+          <w:color w:val="FF0000"/>
+        </w:rPr>
+      </w:r>
+      <w:proofErr w:type="spellEnd"/>
+      <w:r>
+        <w:rPr>
+          <w:color w:val="FF0000"/>
+        </w:rPr>
+      </w:r>
+      <w:proofErr w:type="spellStart"/>
+      <w:r>
+        <w:rPr>
+          <w:color w:val="FF0000"/>
+        </w:rPr>
+      </w:r>
+      <w:proofErr w:type="spellEnd"/>
+      <w:r>
+        <w:rPr>
+          <w:color w:val="FF0000"/>
+        </w:rPr>
+      </w:r>
+      <w:proofErr w:type="spellStart"/>
+      <w:r>
+        <w:rPr>
+          <w:color w:val="FF0000"/>
+        </w:rPr>
+      </w:r>
+      <w:proofErr w:type="spellEnd"/>
+      <w:r>
+        <w:rPr>
+          <w:color w:val="FF0000"/>
+        </w:rPr>
       </w:r>
       <w:proofErr w:type="spellStart"/>
       <w:r>
@@ -2780,7 +3106,6 @@
           <w:bCs/>
           <w:color w:val="FF0000"/>
         </w:rPr>
-        <w:t>СиБиТи</w:t>
       </w:r>
       <w:proofErr w:type="spellEnd"/>
       <w:r>
@@ -2789,7 +3114,6 @@
           <w:bCs/>
           <w:color w:val="FF0000"/>
         </w:rPr>
-        <w:t xml:space="preserve"> - КОНСУЛТ” ООД;</w:t>
       </w:r>
     </w:p>
     <w:p/>
@@ -2840,6 +3164,11 @@
     </w:p>
     <w:p>
       <w:r>
+        <w:t>(посочват се резултатите от извършения оглед на място на изпълнения строеж съобразно сключените договори и проектите, описва се строежът и се описват неизвършени, недовършени или недобре извършени работи, които до подаване на искане за издаване на разрешение за ползване (удостоверение за въвеждане в експлоатация) следва да бъдат отстранени)</w:t>
+      </w:r>
+    </w:p>
+    <w:p>
+      <w:r>
         <w:t>.................................................................................................................................................................</w:t>
       </w:r>
     </w:p>
@@ -2851,6 +3180,11 @@
     </w:p>
     <w:p>
       <w:r>
+        <w:t>(описва се състоянието на строителната площадка — премахнати ли са сградите и постройките от временното строителство и извозени ли са отпадъците)</w:t>
+      </w:r>
+    </w:p>
+    <w:p>
+      <w:r>
         <w:t>Строителната площадка е почистена от строителни отпадъци.</w:t>
       </w:r>
     </w:p>
@@ -2862,6 +3196,11 @@
     </w:p>
     <w:p>
       <w:r>
+        <w:t>(описва се състоянието на околното пространство — околните поземлени имоти, терени, проводи, съоръжения; бордюри, тротоари, настилки, стълбове, зелени площи, декоративни дървета, огради и др., и се дава заключение възстановено ли е околното пространство в състоянието при откриване на строителната площадка и посочените благоустройствени фондове, възстановени ли са или са подобрени)</w:t>
+      </w:r>
+    </w:p>
+    <w:p>
+      <w:r>
         <w:t>Възстановени са тротоарните настилки прилежащи на парцела.</w:t>
       </w:r>
     </w:p>
@@ -2901,12 +3240,42 @@
     </w:p>
     <w:p>
       <w:r>
-        <w:t>Приемаме, че строежът {{Строеж}} е изпълнен съгласно одобрените инвестиционни проекти.</w:t>
+        <w:t>1. Приемаме, че строежът {{Строеж}} е изпълнен съгласно одобрените инвестиционни проекти, заверената екзекутивна документация, изискванията към строежите по чл. 169, ал. 1 и 3 ЗУТ, условията на договора (договорите) за строителство и съответните анекси към него (описани в общата част на настоящия акт) и че наличната строителна документация в достатъчна степен характеризира изпълненото строителство.</w:t>
       </w:r>
     </w:p>
     <w:p>
       <w:r>
-        <w:t>С този акт се извършва предаване на строежа от строителя на Възложителя.</w:t>
+        <w:t>2. Определяме общ срок за отстраняване от ........................................ на всички недостатъци по изпълнените строителни и монтажни работи (СМР) до ........................ г.</w:t>
+      </w:r>
+    </w:p>
+    <w:p>
+      <w:r>
+        <w:t>3. Определяме срок до ........................ г. за премахване от ........................................ на временно запазените сгради, постройки и др. от временното строителство.</w:t>
+      </w:r>
+    </w:p>
+    <w:p>
+      <w:r>
+        <w:t>4. Неразделна част от този акт са копия от документите съгласно описа на цялата строителна документация за строежа и протоколите от извършените изпитвания и измервания, а именно:</w:t>
+      </w:r>
+    </w:p>
+    <w:p>
+      <w:r>
+        <w:t xml:space="preserve">   а) ............................................................................................................</w:t>
+      </w:r>
+    </w:p>
+    <w:p>
+      <w:r>
+        <w:t xml:space="preserve">   б) ............................................................................................................</w:t>
+      </w:r>
+    </w:p>
+    <w:p>
+      <w:r>
+        <w:t>5. Упълномощаваме ........................................................ от името на всички възложители да ни представлява като единствен участник в процедурата по издаване на разрешение за ползване (удостоверение за въвеждане в експлоатация).</w:t>
+      </w:r>
+    </w:p>
+    <w:p>
+      <w:r>
+        <w:t>6. Този акт е основание за съставяне на окончателен доклад от лицето, упражняващо строителен надзор. С този акт се извършва предаване на строежа от строителя на възложителя.</w:t>
       </w:r>
     </w:p>
     <w:p/>
@@ -2924,7 +3293,7 @@
         <w:pStyle w:val="a"/>
       </w:pPr>
       <w:r>
-        <w:t>А. Възложител: ..............................</w:t>
+        <w:t>А. Възложител:</w:t>
       </w:r>
     </w:p>
     <w:p>
@@ -2932,7 +3301,7 @@
         <w:pStyle w:val="a"/>
       </w:pPr>
       <w:r>
-        <w:t xml:space="preserve">   ({{Възложител_Блок}})</w:t>
+        <w:t>{{Възложители_Подписни_Редове}}</w:t>
       </w:r>
     </w:p>
     <w:p>
@@ -3014,12 +3383,35 @@
     </w:p>
     <w:p>
       <w:r>
-        <w:t>СН Управител: ..............................</w:t>
+        <w:t>Управител СН: ..............................</w:t>
       </w:r>
     </w:p>
     <w:p>
       <w:r>
         <w:t xml:space="preserve">   ({{Консултант_Управител}})</w:t>
+      </w:r>
+    </w:p>
+    <w:p>
+      <w:r/>
+    </w:p>
+    <w:p>
+      <w:r>
+        <w:t>Забележки:</w:t>
+      </w:r>
+    </w:p>
+    <w:p>
+      <w:r>
+        <w:t>1. Попълват се само необходимите текстове.</w:t>
+      </w:r>
+    </w:p>
+    <w:p>
+      <w:r>
+        <w:t>2. Попълват се трите имена и точните имоти на всеки един възложител и констативен акт обр. 15 е действителен само при подписване от всички възложители (или от техните пълномощници) и всички изброени участници в строителството или е оформен по реда на чл. 5, ал. 4.</w:t>
+      </w:r>
+    </w:p>
+    <w:p>
+      <w:r>
+        <w:t>3. Когато някоя от страните е юридическо лице по смисъла на Търговския закон или по Закона за лицата и семейството, се вписват фирмената регистрация, данъчният номер, БУЛСТАТ и лицето, представляващо юридическото лице.</w:t>
       </w:r>
     </w:p>
     <w:sectPr>

--- a/templates/Akt_15_Template.docx
+++ b/templates/Akt_15_Template.docx
@@ -4,7 +4,7 @@
   <w:body>
     <w:p>
       <w:pPr>
-        <w:jc w:val="right"/>
+        <w:pStyle w:val="DocumentMeta"/>
         <w:rPr>
           <w:i/>
           <w:iCs/>
@@ -20,7 +20,7 @@
     </w:p>
     <w:p>
       <w:pPr>
-        <w:jc w:val="right"/>
+        <w:pStyle w:val="LegalBody"/>
         <w:rPr>
           <w:i/>
           <w:iCs/>
@@ -45,7 +45,7 @@
     </w:p>
     <w:p>
       <w:pPr>
-        <w:jc w:val="right"/>
+        <w:pStyle w:val="DocumentMeta"/>
         <w:rPr>
           <w:i/>
           <w:iCs/>
@@ -64,12 +64,429 @@
         <w:spacing w:after="120"/>
       </w:pPr>
     </w:p>
+    <w:tbl>
+      <w:tblPr>
+        <w:tblW w:w="0" w:type="auto"/>
+        <w:jc w:val="center"/>
+        <w:tblLayout w:type="fixed"/>
+        <w:tblLook w:val="04A0" w:firstRow="1" w:lastRow="0" w:firstColumn="1" w:lastColumn="0" w:noHBand="0" w:noVBand="1"/>
+      </w:tblPr>
+      <w:tblGrid>
+        <w:gridCol w:w="2438"/>
+        <w:gridCol w:w="7427"/>
+      </w:tblGrid>
+      <w:tr>
+        <w:trPr>
+          <w:cantSplit/>
+          <w:jc w:val="center"/>
+        </w:trPr>
+        <w:tc>
+          <w:tcPr>
+            <w:tcW w:w="2438" w:type="dxa"/>
+            <w:tcBorders>
+              <w:top w:val="nil"/>
+              <w:left w:val="nil"/>
+              <w:bottom w:val="nil"/>
+              <w:right w:val="nil"/>
+            </w:tcBorders>
+            <w:tcMar>
+              <w:top w:w="35" w:type="dxa"/>
+              <w:left w:w="40" w:type="dxa"/>
+              <w:bottom w:w="35" w:type="dxa"/>
+              <w:right w:w="60" w:type="dxa"/>
+            </w:tcMar>
+          </w:tcPr>
+          <w:p>
+            <w:pPr>
+              <w:pStyle w:val="FieldLabel"/>
+              <w:keepLines/>
+            </w:pPr>
+            <w:proofErr w:type="spellStart"/>
+            <w:r>
+              <w:t>Строеж:</w:t>
+            </w:r>
+            <w:proofErr w:type="spellEnd"/>
+            <w:r/>
+          </w:p>
+        </w:tc>
+        <w:tc>
+          <w:tcPr>
+            <w:tcW w:w="7427" w:type="dxa"/>
+            <w:tcBorders>
+              <w:top w:val="nil"/>
+              <w:left w:val="nil"/>
+              <w:bottom w:val="nil"/>
+              <w:right w:val="nil"/>
+            </w:tcBorders>
+            <w:tcMar>
+              <w:top w:w="35" w:type="dxa"/>
+              <w:left w:w="40" w:type="dxa"/>
+              <w:bottom w:w="35" w:type="dxa"/>
+              <w:right w:w="60" w:type="dxa"/>
+            </w:tcMar>
+          </w:tcPr>
+          <w:p>
+            <w:pPr>
+              <w:pStyle w:val="FieldValue"/>
+              <w:keepLines/>
+              <w:pBdr>
+                <w:bottom w:val="single" w:sz="5" w:space="1" w:color="BCBCBC"/>
+              </w:pBdr>
+            </w:pPr>
+            <w:r>
+              <w:rPr/>
+              <w:t>{{Строеж}}</w:t>
+            </w:r>
+          </w:p>
+        </w:tc>
+      </w:tr>
+      <w:tr>
+        <w:trPr>
+          <w:cantSplit/>
+          <w:jc w:val="center"/>
+        </w:trPr>
+        <w:tc>
+          <w:tcPr>
+            <w:tcW w:w="2438" w:type="dxa"/>
+            <w:tcBorders>
+              <w:top w:val="nil"/>
+              <w:left w:val="nil"/>
+              <w:bottom w:val="nil"/>
+              <w:right w:val="nil"/>
+            </w:tcBorders>
+            <w:tcMar>
+              <w:top w:w="35" w:type="dxa"/>
+              <w:left w:w="40" w:type="dxa"/>
+              <w:bottom w:w="35" w:type="dxa"/>
+              <w:right w:w="60" w:type="dxa"/>
+            </w:tcMar>
+          </w:tcPr>
+          <w:p>
+            <w:pPr>
+              <w:pStyle w:val="FieldLabel"/>
+              <w:keepLines/>
+            </w:pPr>
+            <w:proofErr w:type="spellStart"/>
+            <w:r>
+              <w:t>Местонахождение:</w:t>
+            </w:r>
+            <w:proofErr w:type="spellEnd"/>
+            <w:r/>
+          </w:p>
+        </w:tc>
+        <w:tc>
+          <w:tcPr>
+            <w:tcW w:w="7427" w:type="dxa"/>
+            <w:tcBorders>
+              <w:top w:val="nil"/>
+              <w:left w:val="nil"/>
+              <w:bottom w:val="nil"/>
+              <w:right w:val="nil"/>
+            </w:tcBorders>
+            <w:tcMar>
+              <w:top w:w="35" w:type="dxa"/>
+              <w:left w:w="40" w:type="dxa"/>
+              <w:bottom w:w="35" w:type="dxa"/>
+              <w:right w:w="60" w:type="dxa"/>
+            </w:tcMar>
+          </w:tcPr>
+          <w:p>
+            <w:pPr>
+              <w:pStyle w:val="FieldValue"/>
+              <w:keepLines/>
+              <w:pBdr>
+                <w:bottom w:val="single" w:sz="5" w:space="1" w:color="BCBCBC"/>
+              </w:pBdr>
+            </w:pPr>
+            <w:r>
+              <w:rPr/>
+              <w:t>{{Адрес}}</w:t>
+            </w:r>
+          </w:p>
+        </w:tc>
+      </w:tr>
+      <w:tr>
+        <w:trPr>
+          <w:cantSplit/>
+          <w:jc w:val="center"/>
+        </w:trPr>
+        <w:tc>
+          <w:tcPr>
+            <w:tcW w:w="2438" w:type="dxa"/>
+            <w:tcBorders>
+              <w:top w:val="nil"/>
+              <w:left w:val="nil"/>
+              <w:bottom w:val="nil"/>
+              <w:right w:val="nil"/>
+            </w:tcBorders>
+            <w:tcMar>
+              <w:top w:w="35" w:type="dxa"/>
+              <w:left w:w="40" w:type="dxa"/>
+              <w:bottom w:w="35" w:type="dxa"/>
+              <w:right w:w="60" w:type="dxa"/>
+            </w:tcMar>
+          </w:tcPr>
+          <w:p>
+            <w:pPr>
+              <w:pStyle w:val="FieldLabel"/>
+              <w:keepLines/>
+            </w:pPr>
+            <w:proofErr w:type="spellStart"/>
+            <w:r>
+              <w:t>Възложител:</w:t>
+            </w:r>
+            <w:proofErr w:type="spellEnd"/>
+            <w:r/>
+          </w:p>
+        </w:tc>
+        <w:tc>
+          <w:tcPr>
+            <w:tcW w:w="7427" w:type="dxa"/>
+            <w:tcBorders>
+              <w:top w:val="nil"/>
+              <w:left w:val="nil"/>
+              <w:bottom w:val="nil"/>
+              <w:right w:val="nil"/>
+            </w:tcBorders>
+            <w:tcMar>
+              <w:top w:w="35" w:type="dxa"/>
+              <w:left w:w="40" w:type="dxa"/>
+              <w:bottom w:w="35" w:type="dxa"/>
+              <w:right w:w="60" w:type="dxa"/>
+            </w:tcMar>
+          </w:tcPr>
+          <w:p>
+            <w:pPr>
+              <w:pStyle w:val="FieldValue"/>
+              <w:keepLines/>
+              <w:pBdr>
+                <w:bottom w:val="single" w:sz="5" w:space="1" w:color="BCBCBC"/>
+              </w:pBdr>
+            </w:pPr>
+            <w:r>
+              <w:rPr/>
+              <w:t>{{Възложател_Блок}}</w:t>
+            </w:r>
+          </w:p>
+        </w:tc>
+      </w:tr>
+      <w:tr>
+        <w:trPr>
+          <w:cantSplit/>
+          <w:jc w:val="center"/>
+        </w:trPr>
+        <w:tc>
+          <w:tcPr>
+            <w:tcW w:w="2438" w:type="dxa"/>
+            <w:tcBorders>
+              <w:top w:val="nil"/>
+              <w:left w:val="nil"/>
+              <w:bottom w:val="nil"/>
+              <w:right w:val="nil"/>
+            </w:tcBorders>
+            <w:tcMar>
+              <w:top w:w="35" w:type="dxa"/>
+              <w:left w:w="40" w:type="dxa"/>
+              <w:bottom w:w="35" w:type="dxa"/>
+              <w:right w:w="60" w:type="dxa"/>
+            </w:tcMar>
+          </w:tcPr>
+          <w:p>
+            <w:pPr>
+              <w:pStyle w:val="FieldLabel"/>
+              <w:keepLines/>
+            </w:pPr>
+            <w:proofErr w:type="spellStart"/>
+            <w:r>
+              <w:t>Консултант (строителен надзор):</w:t>
+            </w:r>
+            <w:bookmarkStart w:id="0" w:name="_GoBack"/>
+            <w:bookmarkEnd w:id="0"/>
+            <w:r/>
+            <w:proofErr w:type="spellEnd"/>
+            <w:r/>
+            <w:proofErr w:type="spellStart"/>
+            <w:r/>
+            <w:proofErr w:type="spellEnd"/>
+            <w:r/>
+            <w:proofErr w:type="spellStart"/>
+            <w:r/>
+            <w:proofErr w:type="spellEnd"/>
+            <w:r/>
+          </w:p>
+        </w:tc>
+        <w:tc>
+          <w:tcPr>
+            <w:tcW w:w="7427" w:type="dxa"/>
+            <w:tcBorders>
+              <w:top w:val="nil"/>
+              <w:left w:val="nil"/>
+              <w:bottom w:val="nil"/>
+              <w:right w:val="nil"/>
+            </w:tcBorders>
+            <w:tcMar>
+              <w:top w:w="35" w:type="dxa"/>
+              <w:left w:w="40" w:type="dxa"/>
+              <w:bottom w:w="35" w:type="dxa"/>
+              <w:right w:w="60" w:type="dxa"/>
+            </w:tcMar>
+          </w:tcPr>
+          <w:p>
+            <w:pPr>
+              <w:pStyle w:val="FieldValue"/>
+              <w:keepLines/>
+              <w:pBdr>
+                <w:bottom w:val="single" w:sz="5" w:space="1" w:color="BCBCBC"/>
+              </w:pBdr>
+            </w:pPr>
+            <w:r>
+              <w:rPr/>
+              <w:t>{{Консултант_Фирма}}, ЕИК {{Консултант_ЕИК}}, {{Консултант_Адрес}}, представлявана от {{Консултант_Управител}} - Управител</w:t>
+            </w:r>
+          </w:p>
+        </w:tc>
+      </w:tr>
+      <w:tr>
+        <w:trPr>
+          <w:cantSplit/>
+          <w:jc w:val="center"/>
+        </w:trPr>
+        <w:tc>
+          <w:tcPr>
+            <w:tcW w:w="2438" w:type="dxa"/>
+            <w:tcBorders>
+              <w:top w:val="nil"/>
+              <w:left w:val="nil"/>
+              <w:bottom w:val="nil"/>
+              <w:right w:val="nil"/>
+            </w:tcBorders>
+            <w:tcMar>
+              <w:top w:w="35" w:type="dxa"/>
+              <w:left w:w="40" w:type="dxa"/>
+              <w:bottom w:w="35" w:type="dxa"/>
+              <w:right w:w="60" w:type="dxa"/>
+            </w:tcMar>
+          </w:tcPr>
+          <w:p>
+            <w:pPr>
+              <w:pStyle w:val="FieldLabel"/>
+              <w:keepLines/>
+            </w:pPr>
+            <w:proofErr w:type="spellStart"/>
+            <w:r>
+              <w:t>Строител:</w:t>
+            </w:r>
+            <w:proofErr w:type="spellEnd"/>
+            <w:r/>
+            <w:proofErr w:type="spellStart"/>
+            <w:r/>
+            <w:proofErr w:type="spellEnd"/>
+            <w:r/>
+          </w:p>
+        </w:tc>
+        <w:tc>
+          <w:tcPr>
+            <w:tcW w:w="7427" w:type="dxa"/>
+            <w:tcBorders>
+              <w:top w:val="nil"/>
+              <w:left w:val="nil"/>
+              <w:bottom w:val="nil"/>
+              <w:right w:val="nil"/>
+            </w:tcBorders>
+            <w:tcMar>
+              <w:top w:w="35" w:type="dxa"/>
+              <w:left w:w="40" w:type="dxa"/>
+              <w:bottom w:w="35" w:type="dxa"/>
+              <w:right w:w="60" w:type="dxa"/>
+            </w:tcMar>
+          </w:tcPr>
+          <w:p>
+            <w:pPr>
+              <w:pStyle w:val="FieldValue"/>
+              <w:keepLines/>
+              <w:pBdr>
+                <w:bottom w:val="single" w:sz="5" w:space="1" w:color="BCBCBC"/>
+              </w:pBdr>
+            </w:pPr>
+            <w:r>
+              <w:rPr/>
+              <w:t>{{Строител_Фирма}}, ЕИК {{Строител_ЕИК}}, {{Строител_Адрес}}, представлявано от {{Строител_Управител}}</w:t>
+            </w:r>
+          </w:p>
+        </w:tc>
+      </w:tr>
+      <w:tr>
+        <w:trPr>
+          <w:cantSplit/>
+          <w:jc w:val="center"/>
+        </w:trPr>
+        <w:tc>
+          <w:tcPr>
+            <w:tcW w:w="2438" w:type="dxa"/>
+            <w:tcBorders>
+              <w:top w:val="nil"/>
+              <w:left w:val="nil"/>
+              <w:bottom w:val="nil"/>
+              <w:right w:val="nil"/>
+            </w:tcBorders>
+            <w:tcMar>
+              <w:top w:w="35" w:type="dxa"/>
+              <w:left w:w="40" w:type="dxa"/>
+              <w:bottom w:w="35" w:type="dxa"/>
+              <w:right w:w="60" w:type="dxa"/>
+            </w:tcMar>
+          </w:tcPr>
+          <w:p>
+            <w:pPr>
+              <w:pStyle w:val="FieldLabel"/>
+              <w:keepLines/>
+            </w:pPr>
+            <w:proofErr w:type="spellStart"/>
+            <w:r>
+              <w:t>Проектант:</w:t>
+            </w:r>
+            <w:proofErr w:type="spellEnd"/>
+            <w:r/>
+          </w:p>
+        </w:tc>
+        <w:tc>
+          <w:tcPr>
+            <w:tcW w:w="7427" w:type="dxa"/>
+            <w:tcBorders>
+              <w:top w:val="nil"/>
+              <w:left w:val="nil"/>
+              <w:bottom w:val="nil"/>
+              <w:right w:val="nil"/>
+            </w:tcBorders>
+            <w:tcMar>
+              <w:top w:w="35" w:type="dxa"/>
+              <w:left w:w="40" w:type="dxa"/>
+              <w:bottom w:w="35" w:type="dxa"/>
+              <w:right w:w="60" w:type="dxa"/>
+            </w:tcMar>
+          </w:tcPr>
+          <w:p>
+            <w:pPr>
+              <w:pStyle w:val="FieldValue"/>
+              <w:keepLines/>
+              <w:pBdr>
+                <w:bottom w:val="single" w:sz="5" w:space="1" w:color="BCBCBC"/>
+              </w:pBdr>
+            </w:pPr>
+            <w:r>
+              <w:rPr/>
+              <w:t>{{Проектанти_Имена}}</w:t>
+            </w:r>
+          </w:p>
+        </w:tc>
+      </w:tr>
+    </w:tbl>
     <w:p>
       <w:pPr>
+        <w:pStyle w:val="LegalBody"/>
         <w:tabs>
           <w:tab w:val="left" w:pos="2127"/>
         </w:tabs>
-        <w:ind w:left="2127" w:hanging="2127"/>
         <w:rPr>
           <w:rFonts w:eastAsia="Times New Roman"/>
           <w:color w:val="14181F"/>
@@ -78,627 +495,37 @@
       <w:proofErr w:type="spellStart"/>
       <w:r>
         <w:rPr>
-          <w:rFonts w:eastAsia="Times New Roman"/>
           <w:b/>
           <w:bCs/>
-          <w:color w:val="14181F"/>
         </w:rPr>
-        <w:t>Строеж</w:t>
+        <w:t>Техн. ръководител: {{Строител_ТехРък}}</w:t>
       </w:r>
       <w:proofErr w:type="spellEnd"/>
       <w:r>
         <w:rPr>
-          <w:rFonts w:eastAsia="Times New Roman"/>
-          <w:color w:val="14181F"/>
-        </w:rPr>
-        <w:t xml:space="preserve">: </w:t>
-      </w:r>
-      <w:r>
-        <w:rPr>
-          <w:rFonts w:eastAsia="Times New Roman"/>
-          <w:color w:val="14181F"/>
-        </w:rPr>
-        <w:tab/>
-        <w:t>{{</w:t>
-      </w:r>
-      <w:proofErr w:type="spellStart"/>
-      <w:r>
-        <w:rPr>
-          <w:rFonts w:eastAsia="Times New Roman"/>
-          <w:color w:val="14181F"/>
-        </w:rPr>
-        <w:t>Строеж</w:t>
-      </w:r>
-      <w:proofErr w:type="spellEnd"/>
-      <w:r>
-        <w:rPr>
-          <w:rFonts w:eastAsia="Times New Roman"/>
-          <w:color w:val="14181F"/>
-        </w:rPr>
-        <w:t>}}</w:t>
-      </w:r>
-    </w:p>
-    <w:p>
-      <w:pPr>
-        <w:tabs>
-          <w:tab w:val="left" w:pos="2127"/>
-        </w:tabs>
-        <w:ind w:left="2127" w:hanging="2127"/>
-        <w:rPr>
-          <w:rFonts w:eastAsia="Times New Roman"/>
-          <w:color w:val="14181F"/>
-        </w:rPr>
-      </w:pPr>
-      <w:proofErr w:type="spellStart"/>
-      <w:r>
-        <w:rPr>
-          <w:rFonts w:eastAsia="Times New Roman"/>
           <w:b/>
           <w:bCs/>
-          <w:color w:val="14181F"/>
         </w:rPr>
-        <w:t>Местонахождение</w:t>
-      </w:r>
-      <w:proofErr w:type="spellEnd"/>
+      </w:r>
+      <w:proofErr w:type="spellStart"/>
       <w:r>
         <w:rPr>
-          <w:rFonts w:eastAsia="Times New Roman"/>
-          <w:color w:val="14181F"/>
-        </w:rPr>
-        <w:t xml:space="preserve">: </w:t>
-      </w:r>
-      <w:r>
-        <w:rPr>
-          <w:rFonts w:eastAsia="Times New Roman"/>
-          <w:color w:val="14181F"/>
-        </w:rPr>
-        <w:tab/>
-        <w:t>{{</w:t>
-      </w:r>
-      <w:proofErr w:type="spellStart"/>
-      <w:r>
-        <w:rPr>
-          <w:rFonts w:eastAsia="Times New Roman"/>
-          <w:color w:val="14181F"/>
-        </w:rPr>
-        <w:t>Адрес</w:t>
-      </w:r>
-      <w:proofErr w:type="spellEnd"/>
-      <w:r>
-        <w:rPr>
-          <w:rFonts w:eastAsia="Times New Roman"/>
-          <w:color w:val="14181F"/>
-        </w:rPr>
-        <w:t>}}</w:t>
-      </w:r>
-    </w:p>
-    <w:p>
-      <w:pPr>
-        <w:tabs>
-          <w:tab w:val="left" w:pos="2127"/>
-        </w:tabs>
-        <w:ind w:left="2127" w:hanging="2127"/>
-        <w:rPr>
-          <w:rFonts w:eastAsia="Times New Roman"/>
-          <w:color w:val="14181F"/>
-        </w:rPr>
-      </w:pPr>
-      <w:proofErr w:type="spellStart"/>
-      <w:r>
-        <w:rPr>
-          <w:rFonts w:eastAsia="Times New Roman"/>
           <w:b/>
           <w:bCs/>
-          <w:color w:val="14181F"/>
         </w:rPr>
-        <w:t xml:space="preserve">Възложител: </w:t>
-        <w:tab/>
-        <w:t>{{Възложател_Блок}}</w:t>
-      </w:r>
-      <w:proofErr w:type="spellEnd"/>
-      <w:r>
-        <w:rPr>
-          <w:rFonts w:eastAsia="Times New Roman"/>
-          <w:color w:val="14181F"/>
-        </w:rPr>
-      </w:r>
-      <w:r>
-        <w:rPr>
-          <w:rFonts w:eastAsia="Times New Roman"/>
-          <w:color w:val="14181F"/>
-        </w:rPr>
-      </w:r>
-      <w:r>
-        <w:rPr>
-          <w:rFonts w:eastAsia="Times New Roman"/>
-          <w:color w:val="14181F"/>
-        </w:rPr>
-      </w:r>
-      <w:proofErr w:type="spellStart"/>
-      <w:r>
-        <w:rPr>
-          <w:rFonts w:eastAsia="Times New Roman"/>
-          <w:color w:val="14181F"/>
-        </w:rPr>
-      </w:r>
-      <w:proofErr w:type="spellEnd"/>
-      <w:r>
-        <w:rPr>
-          <w:rFonts w:eastAsia="Times New Roman"/>
-          <w:color w:val="14181F"/>
-        </w:rPr>
-      </w:r>
-      <w:proofErr w:type="gramStart"/>
-      <w:r>
-        <w:rPr>
-          <w:rFonts w:eastAsia="Times New Roman"/>
-          <w:color w:val="14181F"/>
-        </w:rPr>
-      </w:r>
-      <w:proofErr w:type="gramEnd"/>
-      <w:r>
-        <w:rPr>
-          <w:rFonts w:eastAsia="Times New Roman"/>
-          <w:color w:val="14181F"/>
-        </w:rPr>
-      </w:r>
-      <w:proofErr w:type="spellStart"/>
-      <w:r>
-        <w:rPr>
-          <w:rFonts w:eastAsia="Times New Roman"/>
-          <w:color w:val="14181F"/>
-        </w:rPr>
-      </w:r>
-      <w:proofErr w:type="spellEnd"/>
-      <w:r>
-        <w:rPr>
-          <w:rFonts w:eastAsia="Times New Roman"/>
-          <w:color w:val="14181F"/>
-        </w:rPr>
-      </w:r>
-      <w:r/>
-      <w:proofErr w:type="spellStart"/>
-      <w:r/>
-      <w:proofErr w:type="spellEnd"/>
-      <w:r/>
-      <w:r>
-        <w:rPr>
-          <w:lang w:val="bg-BG"/>
-        </w:rPr>
-      </w:r>
-      <w:proofErr w:type="spellStart"/>
-      <w:r>
-        <w:rPr>
-          <w:rFonts w:eastAsia="Times New Roman"/>
-          <w:color w:val="14181F"/>
-        </w:rPr>
-      </w:r>
-      <w:proofErr w:type="spellEnd"/>
-      <w:r>
-        <w:rPr>
-          <w:rFonts w:eastAsia="Times New Roman"/>
-          <w:color w:val="14181F"/>
-        </w:rPr>
-      </w:r>
-      <w:proofErr w:type="spellStart"/>
-      <w:r>
-        <w:rPr>
-          <w:rFonts w:eastAsia="Times New Roman"/>
-          <w:color w:val="14181F"/>
-        </w:rPr>
-      </w:r>
-      <w:proofErr w:type="spellEnd"/>
-      <w:r>
-        <w:rPr>
-          <w:rFonts w:eastAsia="Times New Roman"/>
-          <w:color w:val="14181F"/>
-        </w:rPr>
-      </w:r>
-      <w:proofErr w:type="spellStart"/>
-      <w:r>
-        <w:rPr>
-          <w:rFonts w:eastAsia="Times New Roman"/>
-          <w:color w:val="14181F"/>
-        </w:rPr>
-      </w:r>
-      <w:proofErr w:type="spellEnd"/>
-      <w:r>
-        <w:rPr>
-          <w:rFonts w:eastAsia="Times New Roman"/>
-          <w:color w:val="14181F"/>
-        </w:rPr>
-      </w:r>
-    </w:p>
-    <w:p>
-      <w:pPr>
-        <w:tabs>
-          <w:tab w:val="left" w:pos="2127"/>
-        </w:tabs>
-        <w:ind w:left="2127" w:hanging="2127"/>
-        <w:rPr>
-          <w:rFonts w:eastAsia="Times New Roman"/>
-          <w:color w:val="14181F"/>
-        </w:rPr>
-      </w:pPr>
-      <w:proofErr w:type="spellStart"/>
-      <w:r>
-        <w:rPr>
-          <w:rFonts w:eastAsia="Times New Roman"/>
-          <w:b/>
-          <w:bCs/>
-          <w:color w:val="14181F"/>
-        </w:rPr>
-        <w:t xml:space="preserve">Консултант (строителен надзор): </w:t>
-        <w:tab/>
-        <w:t>{{Консултант_Фирма}}, ЕИК {{Консултант_ЕИК}}, {{Консултант_Адрес}}, представлявана от {{Консултант_Управител}} - Управител</w:t>
-      </w:r>
-      <w:proofErr w:type="spellEnd"/>
-      <w:r>
-        <w:rPr>
-          <w:rFonts w:eastAsia="Times New Roman"/>
-          <w:color w:val="14181F"/>
-        </w:rPr>
-      </w:r>
-      <w:r>
-        <w:rPr>
-          <w:rFonts w:eastAsia="Times New Roman"/>
-          <w:color w:val="14181F"/>
-        </w:rPr>
-      </w:r>
-      <w:r>
-        <w:rPr>
-          <w:rFonts w:eastAsia="Times New Roman"/>
-          <w:color w:val="14181F"/>
-        </w:rPr>
-      </w:r>
-      <w:proofErr w:type="spellStart"/>
-      <w:r>
-        <w:rPr>
-          <w:rFonts w:eastAsia="Times New Roman"/>
-          <w:color w:val="14181F"/>
-        </w:rPr>
-      </w:r>
-      <w:proofErr w:type="spellEnd"/>
-      <w:r>
-        <w:rPr>
-          <w:rFonts w:eastAsia="Times New Roman"/>
-          <w:color w:val="14181F"/>
-        </w:rPr>
-      </w:r>
-      <w:proofErr w:type="spellStart"/>
-      <w:r>
-        <w:rPr>
-          <w:rFonts w:eastAsia="Times New Roman"/>
-          <w:color w:val="14181F"/>
-        </w:rPr>
-      </w:r>
-      <w:proofErr w:type="spellEnd"/>
-      <w:r>
-        <w:rPr>
-          <w:rFonts w:eastAsia="Times New Roman"/>
-          <w:color w:val="14181F"/>
-        </w:rPr>
-      </w:r>
-      <w:proofErr w:type="spellStart"/>
-      <w:r>
-        <w:rPr>
-          <w:rFonts w:eastAsia="Times New Roman"/>
-          <w:color w:val="14181F"/>
-        </w:rPr>
-      </w:r>
-      <w:proofErr w:type="spellEnd"/>
-      <w:r>
-        <w:rPr>
-          <w:rFonts w:eastAsia="Times New Roman"/>
-          <w:color w:val="14181F"/>
-        </w:rPr>
-      </w:r>
-      <w:proofErr w:type="spellStart"/>
-      <w:r>
-        <w:rPr>
-          <w:rFonts w:eastAsia="Times New Roman"/>
-          <w:color w:val="14181F"/>
-        </w:rPr>
-      </w:r>
-      <w:proofErr w:type="spellEnd"/>
-      <w:r>
-        <w:rPr>
-          <w:rFonts w:eastAsia="Times New Roman"/>
-          <w:color w:val="14181F"/>
-        </w:rPr>
-      </w:r>
-      <w:proofErr w:type="spellStart"/>
-      <w:r>
-        <w:rPr>
-          <w:rFonts w:eastAsia="Times New Roman"/>
-          <w:color w:val="14181F"/>
-        </w:rPr>
-      </w:r>
-      <w:proofErr w:type="spellEnd"/>
-      <w:r>
-        <w:rPr>
-          <w:rFonts w:eastAsia="Times New Roman"/>
-          <w:color w:val="14181F"/>
-        </w:rPr>
-      </w:r>
-      <w:proofErr w:type="spellStart"/>
-      <w:r>
-        <w:rPr>
-          <w:rFonts w:eastAsia="Times New Roman"/>
-          <w:color w:val="14181F"/>
-        </w:rPr>
-      </w:r>
-      <w:proofErr w:type="spellEnd"/>
-      <w:r>
-        <w:rPr>
-          <w:rFonts w:eastAsia="Times New Roman"/>
-          <w:color w:val="14181F"/>
-        </w:rPr>
-      </w:r>
-      <w:proofErr w:type="spellStart"/>
-      <w:r>
-        <w:rPr>
-          <w:rFonts w:eastAsia="Times New Roman"/>
-          <w:color w:val="14181F"/>
-        </w:rPr>
-      </w:r>
-      <w:proofErr w:type="spellEnd"/>
-      <w:r>
-        <w:rPr>
-          <w:rFonts w:eastAsia="Times New Roman"/>
-          <w:color w:val="14181F"/>
-        </w:rPr>
-      </w:r>
-      <w:proofErr w:type="spellStart"/>
-      <w:r>
-        <w:rPr>
-          <w:rFonts w:eastAsia="Times New Roman"/>
-          <w:color w:val="14181F"/>
-        </w:rPr>
-      </w:r>
-      <w:proofErr w:type="spellEnd"/>
-    </w:p>
-    <w:p>
-      <w:pPr>
-        <w:tabs>
-          <w:tab w:val="left" w:pos="2127"/>
-        </w:tabs>
-        <w:ind w:left="2127" w:hanging="2127"/>
-        <w:rPr>
-          <w:rFonts w:eastAsia="Times New Roman"/>
-          <w:color w:val="14181F"/>
-        </w:rPr>
-      </w:pPr>
-      <w:proofErr w:type="spellStart"/>
-      <w:r>
-        <w:rPr>
-          <w:rFonts w:eastAsia="Times New Roman"/>
-          <w:b/>
-          <w:bCs/>
-          <w:color w:val="14181F"/>
-        </w:rPr>
-        <w:t>Техн</w:t>
-      </w:r>
-      <w:proofErr w:type="spellEnd"/>
-      <w:r>
-        <w:rPr>
-          <w:rFonts w:eastAsia="Times New Roman"/>
-          <w:b/>
-          <w:bCs/>
-          <w:color w:val="14181F"/>
-        </w:rPr>
-        <w:t xml:space="preserve">. </w:t>
-      </w:r>
-      <w:proofErr w:type="spellStart"/>
-      <w:r>
-        <w:rPr>
-          <w:rFonts w:eastAsia="Times New Roman"/>
-          <w:b/>
-          <w:bCs/>
-          <w:color w:val="14181F"/>
-        </w:rPr>
-        <w:t>ръководител</w:t>
-      </w:r>
-      <w:proofErr w:type="spellEnd"/>
-      <w:r>
-        <w:rPr>
-          <w:rFonts w:eastAsia="Times New Roman"/>
-          <w:color w:val="14181F"/>
-        </w:rPr>
-        <w:t>: {{</w:t>
-      </w:r>
-      <w:proofErr w:type="spellStart"/>
-      <w:r>
-        <w:rPr>
-          <w:rFonts w:eastAsia="Times New Roman"/>
-          <w:color w:val="14181F"/>
-        </w:rPr>
-        <w:t>Строител_ТехРък</w:t>
-      </w:r>
-      <w:proofErr w:type="spellEnd"/>
-      <w:r>
-        <w:rPr>
-          <w:rFonts w:eastAsia="Times New Roman"/>
-          <w:color w:val="14181F"/>
-        </w:rPr>
-        <w:t>}}</w:t>
-      </w:r>
-    </w:p>
-    <w:p>
-      <w:pPr>
-        <w:tabs>
-          <w:tab w:val="left" w:pos="2127"/>
-        </w:tabs>
-        <w:ind w:left="2127" w:hanging="2127"/>
-        <w:rPr>
-          <w:rFonts w:eastAsia="Times New Roman"/>
-          <w:color w:val="14181F"/>
-        </w:rPr>
-      </w:pPr>
-      <w:proofErr w:type="spellStart"/>
-      <w:r>
-        <w:rPr>
-          <w:rFonts w:eastAsia="Times New Roman"/>
-          <w:b/>
-          <w:bCs/>
-          <w:color w:val="14181F"/>
-        </w:rPr>
-        <w:t>Строител</w:t>
-      </w:r>
-      <w:proofErr w:type="spellEnd"/>
-      <w:r>
-        <w:rPr>
-          <w:rFonts w:eastAsia="Times New Roman"/>
-          <w:color w:val="14181F"/>
-        </w:rPr>
-        <w:t xml:space="preserve">: </w:t>
-      </w:r>
-      <w:r>
-        <w:rPr>
-          <w:rFonts w:eastAsia="Times New Roman"/>
-          <w:color w:val="14181F"/>
-        </w:rPr>
-        <w:tab/>
-      </w:r>
-      <w:r>
-        <w:rPr>
-          <w:rFonts w:eastAsia="Times New Roman"/>
-          <w:color w:val="14181F"/>
-        </w:rPr>
-        <w:t>{{</w:t>
-      </w:r>
-      <w:proofErr w:type="spellStart"/>
-      <w:r>
-        <w:rPr>
-          <w:rFonts w:eastAsia="Times New Roman"/>
-          <w:color w:val="14181F"/>
-        </w:rPr>
-        <w:t>Строител_Фирма</w:t>
-      </w:r>
-      <w:proofErr w:type="spellEnd"/>
-      <w:r>
-        <w:rPr>
-          <w:rFonts w:eastAsia="Times New Roman"/>
-          <w:color w:val="14181F"/>
-        </w:rPr>
-        <w:t>}}, ЕИК {{</w:t>
-      </w:r>
-      <w:proofErr w:type="spellStart"/>
-      <w:r>
-        <w:rPr>
-          <w:rFonts w:eastAsia="Times New Roman"/>
-          <w:color w:val="14181F"/>
-        </w:rPr>
-        <w:t>Строител_ЕИК</w:t>
-      </w:r>
-      <w:proofErr w:type="spellEnd"/>
-      <w:r>
-        <w:rPr>
-          <w:rFonts w:eastAsia="Times New Roman"/>
-          <w:color w:val="14181F"/>
-        </w:rPr>
-        <w:t>}}, {{</w:t>
-      </w:r>
-      <w:proofErr w:type="spellStart"/>
-      <w:r>
-        <w:rPr>
-          <w:rFonts w:eastAsia="Times New Roman"/>
-          <w:color w:val="14181F"/>
-        </w:rPr>
-        <w:t>Строител_Адрес</w:t>
-      </w:r>
-      <w:proofErr w:type="spellEnd"/>
-      <w:r>
-        <w:rPr>
-          <w:rFonts w:eastAsia="Times New Roman"/>
-          <w:color w:val="14181F"/>
-        </w:rPr>
-        <w:t xml:space="preserve">}}, </w:t>
-      </w:r>
-      <w:proofErr w:type="spellStart"/>
-      <w:r>
-        <w:rPr>
-          <w:rFonts w:eastAsia="Times New Roman"/>
-          <w:color w:val="14181F"/>
-        </w:rPr>
-        <w:t>представлявано</w:t>
-      </w:r>
-      <w:proofErr w:type="spellEnd"/>
-      <w:r>
-        <w:rPr>
-          <w:rFonts w:eastAsia="Times New Roman"/>
-          <w:color w:val="14181F"/>
-        </w:rPr>
-        <w:t xml:space="preserve"> </w:t>
-      </w:r>
-      <w:proofErr w:type="spellStart"/>
-      <w:r>
-        <w:rPr>
-          <w:rFonts w:eastAsia="Times New Roman"/>
-          <w:color w:val="14181F"/>
-        </w:rPr>
-        <w:t>от</w:t>
-      </w:r>
-      <w:proofErr w:type="spellEnd"/>
-      <w:r>
-        <w:rPr>
-          <w:rFonts w:eastAsia="Times New Roman"/>
-          <w:color w:val="14181F"/>
-        </w:rPr>
-        <w:t xml:space="preserve"> {{</w:t>
-      </w:r>
-      <w:proofErr w:type="spellStart"/>
-      <w:r>
-        <w:rPr>
-          <w:rFonts w:eastAsia="Times New Roman"/>
-          <w:color w:val="14181F"/>
-        </w:rPr>
-        <w:t>Строител_Управител</w:t>
-      </w:r>
-      <w:proofErr w:type="spellEnd"/>
-      <w:r>
-        <w:rPr>
-          <w:rFonts w:eastAsia="Times New Roman"/>
-          <w:color w:val="14181F"/>
-        </w:rPr>
-        <w:t>}}</w:t>
-      </w:r>
-    </w:p>
-    <w:p>
-      <w:pPr>
-        <w:tabs>
-          <w:tab w:val="left" w:pos="2127"/>
-        </w:tabs>
-        <w:ind w:left="2127" w:hanging="2127"/>
-      </w:pPr>
-      <w:r>
-        <w:rPr>
-          <w:rFonts w:eastAsia="Times New Roman"/>
-          <w:b/>
-          <w:bCs/>
-          <w:color w:val="14181F"/>
-          <w:lang w:val="bg-BG"/>
-        </w:rPr>
-        <w:t>Проектант:</w:t>
-        <w:tab/>
-        <w:t>{{Проектанти_Имена}}</w:t>
-      </w:r>
-      <w:r>
-        <w:rPr>
-          <w:rFonts w:eastAsia="Times New Roman"/>
-          <w:b/>
-          <w:bCs/>
-          <w:color w:val="14181F"/>
-          <w:lang w:val="bg-BG"/>
-        </w:rPr>
-      </w:r>
-      <w:bookmarkStart w:id="0" w:name="_GoBack"/>
-      <w:bookmarkEnd w:id="0"/>
-      <w:r/>
-      <w:proofErr w:type="spellStart"/>
-      <w:r/>
-      <w:proofErr w:type="spellEnd"/>
-      <w:r/>
+      </w:r>
+      <w:proofErr w:type="spellEnd"/>
+      <w:r>
+        <w:rPr/>
+      </w:r>
+      <w:proofErr w:type="spellStart"/>
+      <w:r>
+        <w:rPr/>
+      </w:r>
+      <w:proofErr w:type="spellEnd"/>
+      <w:r>
+        <w:rPr/>
+      </w:r>
     </w:p>
     <w:p>
       <w:pPr>
@@ -730,21 +557,18 @@
     </w:p>
     <w:p>
       <w:pPr>
-        <w:spacing w:after="120"/>
-        <w:jc w:val="center"/>
+        <w:pStyle w:val="DocumentTitle"/>
       </w:pPr>
       <w:r>
         <w:rPr>
           <w:b/>
-          <w:sz w:val="28"/>
         </w:rPr>
         <w:t>КОНСТАТИВЕН АКТ</w:t>
       </w:r>
     </w:p>
     <w:p>
       <w:pPr>
-        <w:spacing w:after="120"/>
-        <w:jc w:val="center"/>
+        <w:pStyle w:val="DocumentSubtitle"/>
       </w:pPr>
       <w:r>
         <w:rPr>
@@ -760,7 +584,7 @@
     </w:p>
     <w:p>
       <w:pPr>
-        <w:spacing w:after="120"/>
+        <w:pStyle w:val="LegalBody"/>
       </w:pPr>
       <w:r>
         <w:t>Днес, ........................................... год., представители на:</w:t>
@@ -769,6 +593,7 @@
     <w:p/>
     <w:p>
       <w:pPr>
+        <w:pStyle w:val="SectionHeading"/>
         <w:rPr>
           <w:b/>
           <w:bCs/>
@@ -783,6 +608,9 @@
       </w:r>
     </w:p>
     <w:p>
+      <w:pPr>
+        <w:pStyle w:val="LegalBody"/>
+      </w:pPr>
       <w:r>
         <w:t>{{Възложител_Блок}}</w:t>
       </w:r>
@@ -790,6 +618,7 @@
     <w:p/>
     <w:p>
       <w:pPr>
+        <w:pStyle w:val="SectionHeading"/>
         <w:rPr>
           <w:b/>
           <w:bCs/>
@@ -804,6 +633,9 @@
       </w:r>
     </w:p>
     <w:p>
+      <w:pPr>
+        <w:pStyle w:val="LegalBody"/>
+      </w:pPr>
       <w:r>
         <w:t>{{Проектанти_Списък}}</w:t>
       </w:r>
@@ -811,6 +643,7 @@
     <w:p/>
     <w:p>
       <w:pPr>
+        <w:pStyle w:val="SectionHeading"/>
         <w:rPr>
           <w:b/>
           <w:bCs/>
@@ -825,11 +658,17 @@
       </w:r>
     </w:p>
     <w:p>
+      <w:pPr>
+        <w:pStyle w:val="LegalBody"/>
+      </w:pPr>
       <w:r>
         <w:t>{{Строител_Фирма}}, ЕИК {{Строител_ЕИК}}, представлявано от {{Строител_Управител}}</w:t>
       </w:r>
     </w:p>
     <w:p>
+      <w:pPr>
+        <w:pStyle w:val="LegalBody"/>
+      </w:pPr>
       <w:r>
         <w:t>Технически ръководител: {{Строител_ТехРък}}</w:t>
       </w:r>
@@ -837,6 +676,7 @@
     <w:p/>
     <w:p>
       <w:pPr>
+        <w:pStyle w:val="SectionHeading"/>
         <w:rPr>
           <w:b/>
           <w:bCs/>
@@ -851,27 +691,42 @@
       </w:r>
     </w:p>
     <w:p>
+      <w:pPr>
+        <w:pStyle w:val="LegalBody"/>
+      </w:pPr>
       <w:r>
         <w:t>{{Консултант_Фирма}}, ЕИК {{Консултант_ЕИК}}, {{Консултант_Адрес}},</w:t>
       </w:r>
     </w:p>
     <w:p>
+      <w:pPr>
+        <w:pStyle w:val="LegalBody"/>
+      </w:pPr>
       <w:r>
         <w:t>представлявано от {{Консултант_Управител}}, притежаващо удостоверение {{Консултант_Удостоверение}}</w:t>
       </w:r>
     </w:p>
     <w:p>
+      <w:pPr>
+        <w:pStyle w:val="LegalBody"/>
+      </w:pPr>
       <w:r>
         <w:t>съгласно заверен списък на квалифицирани специалисти.</w:t>
       </w:r>
     </w:p>
     <w:p>
+      <w:pPr>
+        <w:pStyle w:val="LegalBody"/>
+      </w:pPr>
       <w:r>
         <w:t>{{Консултанти_Списък}}</w:t>
       </w:r>
     </w:p>
     <w:p/>
     <w:p>
+      <w:pPr>
+        <w:pStyle w:val="LegalBody"/>
+      </w:pPr>
       <w:r>
         <w:t>се събрахме на местостроежа, за да установим състоянието и готовността му за въвеждане в експлоатация.</w:t>
       </w:r>
@@ -879,7 +734,7 @@
     <w:p/>
     <w:p>
       <w:pPr>
-        <w:jc w:val="center"/>
+        <w:pStyle w:val="LegalBody"/>
         <w:rPr>
           <w:b/>
           <w:bCs/>
@@ -895,7 +750,7 @@
     </w:p>
     <w:p>
       <w:pPr>
-        <w:pStyle w:val="ListParagraph"/>
+        <w:pStyle w:val="LegalBody"/>
         <w:numPr>
           <w:ilvl w:val="0"/>
           <w:numId w:val="11"/>
@@ -906,47 +761,35 @@
       </w:pPr>
       <w:proofErr w:type="spellStart"/>
       <w:r>
-        <w:rPr>
-          <w:color w:val="FF0000"/>
-        </w:rPr>
+        <w:rPr/>
         <w:t>1. Разрешението за строеж № {{РС_Номер}} от {{РС_Дата}} г., издадено от {{РС_Издател}}, заверено, че е влязло в сила на {{РС_ВСила}} г., и/или акт за узаконяване № ................ от ............ г. на община (район) ................</w:t>
       </w:r>
       <w:proofErr w:type="spellEnd"/>
       <w:r>
-        <w:rPr>
-          <w:color w:val="FF0000"/>
-        </w:rPr>
-      </w:r>
-      <w:proofErr w:type="spellStart"/>
-      <w:r>
-        <w:rPr>
-          <w:color w:val="FF0000"/>
-        </w:rPr>
-      </w:r>
-      <w:proofErr w:type="spellEnd"/>
-      <w:r>
-        <w:rPr>
-          <w:color w:val="FF0000"/>
-        </w:rPr>
+        <w:rPr/>
+      </w:r>
+      <w:proofErr w:type="spellStart"/>
+      <w:r>
+        <w:rPr/>
+      </w:r>
+      <w:proofErr w:type="spellEnd"/>
+      <w:r>
+        <w:rPr/>
       </w:r>
       <w:proofErr w:type="spellStart"/>
       <w:proofErr w:type="gramStart"/>
       <w:r>
-        <w:rPr>
-          <w:color w:val="FF0000"/>
-        </w:rPr>
-      </w:r>
-      <w:proofErr w:type="spellEnd"/>
-      <w:r>
-        <w:rPr>
-          <w:color w:val="FF0000"/>
-        </w:rPr>
+        <w:rPr/>
+      </w:r>
+      <w:proofErr w:type="spellEnd"/>
+      <w:r>
+        <w:rPr/>
       </w:r>
       <w:proofErr w:type="gramEnd"/>
     </w:p>
     <w:p>
       <w:pPr>
-        <w:pStyle w:val="ListParagraph"/>
+        <w:pStyle w:val="LegalBody"/>
         <w:numPr>
           <w:ilvl w:val="0"/>
           <w:numId w:val="11"/>
@@ -957,195 +800,132 @@
       </w:pPr>
       <w:proofErr w:type="spellStart"/>
       <w:r>
-        <w:rPr>
-          <w:color w:val="FF0000"/>
-        </w:rPr>
+        <w:rPr/>
         <w:t>2. Одобрените на ........................ г. проекти и екзекутивната документация</w:t>
       </w:r>
       <w:proofErr w:type="spellEnd"/>
       <w:r>
-        <w:rPr>
-          <w:color w:val="FF0000"/>
-        </w:rPr>
-      </w:r>
-      <w:proofErr w:type="spellStart"/>
-      <w:r>
-        <w:rPr>
-          <w:color w:val="FF0000"/>
-        </w:rPr>
-      </w:r>
-      <w:proofErr w:type="spellEnd"/>
-      <w:r>
-        <w:rPr>
-          <w:color w:val="FF0000"/>
-        </w:rPr>
-      </w:r>
-      <w:proofErr w:type="spellStart"/>
-      <w:r>
-        <w:rPr>
-          <w:color w:val="FF0000"/>
-        </w:rPr>
-      </w:r>
-      <w:proofErr w:type="spellEnd"/>
-      <w:r>
-        <w:rPr>
-          <w:color w:val="FF0000"/>
-        </w:rPr>
-      </w:r>
-      <w:proofErr w:type="spellStart"/>
-      <w:r>
-        <w:rPr>
-          <w:color w:val="FF0000"/>
-        </w:rPr>
-      </w:r>
-      <w:proofErr w:type="spellEnd"/>
-      <w:r>
-        <w:rPr>
-          <w:color w:val="FF0000"/>
-        </w:rPr>
-      </w:r>
-      <w:proofErr w:type="spellStart"/>
-      <w:r>
-        <w:rPr>
-          <w:color w:val="FF0000"/>
-        </w:rPr>
-      </w:r>
-      <w:proofErr w:type="spellEnd"/>
-      <w:r>
-        <w:rPr>
-          <w:color w:val="FF0000"/>
-        </w:rPr>
+        <w:rPr/>
+      </w:r>
+      <w:proofErr w:type="spellStart"/>
+      <w:r>
+        <w:rPr/>
+      </w:r>
+      <w:proofErr w:type="spellEnd"/>
+      <w:r>
+        <w:rPr/>
+      </w:r>
+      <w:proofErr w:type="spellStart"/>
+      <w:r>
+        <w:rPr/>
+      </w:r>
+      <w:proofErr w:type="spellEnd"/>
+      <w:r>
+        <w:rPr/>
+      </w:r>
+      <w:proofErr w:type="spellStart"/>
+      <w:r>
+        <w:rPr/>
+      </w:r>
+      <w:proofErr w:type="spellEnd"/>
+      <w:r>
+        <w:rPr/>
+      </w:r>
+      <w:proofErr w:type="spellStart"/>
+      <w:r>
+        <w:rPr/>
+      </w:r>
+      <w:proofErr w:type="spellEnd"/>
+      <w:r>
+        <w:rPr/>
       </w:r>
       <w:proofErr w:type="gramStart"/>
       <w:r>
-        <w:rPr>
-          <w:color w:val="FF0000"/>
-        </w:rPr>
+        <w:rPr/>
       </w:r>
       <w:proofErr w:type="gramEnd"/>
       <w:r>
-        <w:rPr>
-          <w:color w:val="FF0000"/>
-        </w:rPr>
-      </w:r>
-      <w:proofErr w:type="spellStart"/>
-      <w:r>
-        <w:rPr>
-          <w:color w:val="FF0000"/>
-        </w:rPr>
-      </w:r>
-      <w:proofErr w:type="spellEnd"/>
-      <w:r>
-        <w:rPr>
-          <w:color w:val="FF0000"/>
-        </w:rPr>
-      </w:r>
-      <w:proofErr w:type="spellStart"/>
-      <w:r>
-        <w:rPr>
-          <w:color w:val="FF0000"/>
-        </w:rPr>
-      </w:r>
-      <w:proofErr w:type="spellEnd"/>
-      <w:r>
-        <w:rPr>
-          <w:color w:val="FF0000"/>
-        </w:rPr>
-      </w:r>
-      <w:proofErr w:type="spellStart"/>
-      <w:r>
-        <w:rPr>
-          <w:color w:val="FF0000"/>
-        </w:rPr>
-      </w:r>
-      <w:proofErr w:type="spellEnd"/>
-      <w:r>
-        <w:rPr>
-          <w:color w:val="FF0000"/>
-        </w:rPr>
-      </w:r>
-      <w:r>
-        <w:rPr>
-          <w:color w:val="FF0000"/>
-          <w:lang w:val="bg-BG"/>
-        </w:rPr>
-      </w:r>
-      <w:proofErr w:type="spellStart"/>
-      <w:r>
-        <w:rPr>
-          <w:color w:val="FF0000"/>
-        </w:rPr>
-      </w:r>
-      <w:proofErr w:type="spellEnd"/>
-      <w:r>
-        <w:rPr>
-          <w:color w:val="FF0000"/>
-        </w:rPr>
-      </w:r>
-      <w:proofErr w:type="spellStart"/>
-      <w:r>
-        <w:rPr>
-          <w:color w:val="FF0000"/>
-        </w:rPr>
-      </w:r>
-      <w:proofErr w:type="spellEnd"/>
-      <w:r>
-        <w:rPr>
-          <w:color w:val="FF0000"/>
-        </w:rPr>
-      </w:r>
-      <w:proofErr w:type="spellStart"/>
-      <w:r>
-        <w:rPr>
-          <w:color w:val="FF0000"/>
-        </w:rPr>
-      </w:r>
-      <w:proofErr w:type="spellEnd"/>
-      <w:r>
-        <w:rPr>
-          <w:color w:val="FF0000"/>
-        </w:rPr>
-      </w:r>
-      <w:proofErr w:type="spellStart"/>
-      <w:r>
-        <w:rPr>
-          <w:color w:val="FF0000"/>
-        </w:rPr>
-      </w:r>
-      <w:proofErr w:type="spellEnd"/>
-      <w:r>
-        <w:rPr>
-          <w:color w:val="FF0000"/>
-        </w:rPr>
-      </w:r>
-      <w:proofErr w:type="spellStart"/>
-      <w:r>
-        <w:rPr>
-          <w:color w:val="FF0000"/>
-        </w:rPr>
-      </w:r>
-      <w:proofErr w:type="spellEnd"/>
-      <w:r>
-        <w:rPr>
-          <w:color w:val="FF0000"/>
-        </w:rPr>
-      </w:r>
-      <w:proofErr w:type="spellStart"/>
-      <w:r>
-        <w:rPr>
-          <w:color w:val="FF0000"/>
-        </w:rPr>
-      </w:r>
-      <w:proofErr w:type="spellEnd"/>
-      <w:r>
-        <w:rPr>
-          <w:color w:val="FF0000"/>
-        </w:rPr>
+        <w:rPr/>
+      </w:r>
+      <w:proofErr w:type="spellStart"/>
+      <w:r>
+        <w:rPr/>
+      </w:r>
+      <w:proofErr w:type="spellEnd"/>
+      <w:r>
+        <w:rPr/>
+      </w:r>
+      <w:proofErr w:type="spellStart"/>
+      <w:r>
+        <w:rPr/>
+      </w:r>
+      <w:proofErr w:type="spellEnd"/>
+      <w:r>
+        <w:rPr/>
+      </w:r>
+      <w:proofErr w:type="spellStart"/>
+      <w:r>
+        <w:rPr/>
+      </w:r>
+      <w:proofErr w:type="spellEnd"/>
+      <w:r>
+        <w:rPr/>
+      </w:r>
+      <w:r>
+        <w:rPr/>
+      </w:r>
+      <w:proofErr w:type="spellStart"/>
+      <w:r>
+        <w:rPr/>
+      </w:r>
+      <w:proofErr w:type="spellEnd"/>
+      <w:r>
+        <w:rPr/>
+      </w:r>
+      <w:proofErr w:type="spellStart"/>
+      <w:r>
+        <w:rPr/>
+      </w:r>
+      <w:proofErr w:type="spellEnd"/>
+      <w:r>
+        <w:rPr/>
+      </w:r>
+      <w:proofErr w:type="spellStart"/>
+      <w:r>
+        <w:rPr/>
+      </w:r>
+      <w:proofErr w:type="spellEnd"/>
+      <w:r>
+        <w:rPr/>
+      </w:r>
+      <w:proofErr w:type="spellStart"/>
+      <w:r>
+        <w:rPr/>
+      </w:r>
+      <w:proofErr w:type="spellEnd"/>
+      <w:r>
+        <w:rPr/>
+      </w:r>
+      <w:proofErr w:type="spellStart"/>
+      <w:r>
+        <w:rPr/>
+      </w:r>
+      <w:proofErr w:type="spellEnd"/>
+      <w:r>
+        <w:rPr/>
+      </w:r>
+      <w:proofErr w:type="spellStart"/>
+      <w:r>
+        <w:rPr/>
+      </w:r>
+      <w:proofErr w:type="spellEnd"/>
+      <w:r>
+        <w:rPr/>
       </w:r>
     </w:p>
     <w:p>
       <w:pPr>
-        <w:pStyle w:val="ListParagraph"/>
+        <w:pStyle w:val="LegalBody"/>
         <w:numPr>
           <w:ilvl w:val="0"/>
           <w:numId w:val="11"/>
@@ -1156,195 +936,132 @@
       </w:pPr>
       <w:proofErr w:type="spellStart"/>
       <w:r>
-        <w:rPr>
-          <w:color w:val="FF0000"/>
-        </w:rPr>
+        <w:rPr/>
         <w:t>3. Договора (договорите) за строителство и анексите към него (тях):</w:t>
       </w:r>
       <w:proofErr w:type="spellEnd"/>
       <w:r>
-        <w:rPr>
-          <w:color w:val="FF0000"/>
-        </w:rPr>
-      </w:r>
-      <w:proofErr w:type="spellStart"/>
-      <w:r>
-        <w:rPr>
-          <w:color w:val="FF0000"/>
-        </w:rPr>
-      </w:r>
-      <w:proofErr w:type="spellEnd"/>
-      <w:r>
-        <w:rPr>
-          <w:color w:val="FF0000"/>
-        </w:rPr>
-      </w:r>
-      <w:proofErr w:type="spellStart"/>
-      <w:r>
-        <w:rPr>
-          <w:color w:val="FF0000"/>
-        </w:rPr>
-      </w:r>
-      <w:proofErr w:type="spellEnd"/>
-      <w:r>
-        <w:rPr>
-          <w:color w:val="FF0000"/>
-        </w:rPr>
-      </w:r>
-      <w:proofErr w:type="spellStart"/>
-      <w:r>
-        <w:rPr>
-          <w:color w:val="FF0000"/>
-        </w:rPr>
-      </w:r>
-      <w:proofErr w:type="spellEnd"/>
-      <w:r>
-        <w:rPr>
-          <w:color w:val="FF0000"/>
-        </w:rPr>
-      </w:r>
-      <w:proofErr w:type="spellStart"/>
-      <w:r>
-        <w:rPr>
-          <w:color w:val="FF0000"/>
-        </w:rPr>
-      </w:r>
-      <w:proofErr w:type="spellEnd"/>
-      <w:r>
-        <w:rPr>
-          <w:color w:val="FF0000"/>
-        </w:rPr>
+        <w:rPr/>
+      </w:r>
+      <w:proofErr w:type="spellStart"/>
+      <w:r>
+        <w:rPr/>
+      </w:r>
+      <w:proofErr w:type="spellEnd"/>
+      <w:r>
+        <w:rPr/>
+      </w:r>
+      <w:proofErr w:type="spellStart"/>
+      <w:r>
+        <w:rPr/>
+      </w:r>
+      <w:proofErr w:type="spellEnd"/>
+      <w:r>
+        <w:rPr/>
+      </w:r>
+      <w:proofErr w:type="spellStart"/>
+      <w:r>
+        <w:rPr/>
+      </w:r>
+      <w:proofErr w:type="spellEnd"/>
+      <w:r>
+        <w:rPr/>
+      </w:r>
+      <w:proofErr w:type="spellStart"/>
+      <w:r>
+        <w:rPr/>
+      </w:r>
+      <w:proofErr w:type="spellEnd"/>
+      <w:r>
+        <w:rPr/>
       </w:r>
       <w:proofErr w:type="gramStart"/>
       <w:r>
-        <w:rPr>
-          <w:color w:val="FF0000"/>
-        </w:rPr>
+        <w:rPr/>
       </w:r>
       <w:proofErr w:type="gramEnd"/>
       <w:r>
-        <w:rPr>
-          <w:color w:val="FF0000"/>
-        </w:rPr>
-      </w:r>
-      <w:proofErr w:type="spellStart"/>
-      <w:r>
-        <w:rPr>
-          <w:color w:val="FF0000"/>
-        </w:rPr>
-      </w:r>
-      <w:proofErr w:type="spellEnd"/>
-      <w:r>
-        <w:rPr>
-          <w:color w:val="FF0000"/>
-        </w:rPr>
-      </w:r>
-      <w:proofErr w:type="spellStart"/>
-      <w:r>
-        <w:rPr>
-          <w:color w:val="FF0000"/>
-        </w:rPr>
-      </w:r>
-      <w:proofErr w:type="spellEnd"/>
-      <w:r>
-        <w:rPr>
-          <w:color w:val="FF0000"/>
-        </w:rPr>
-      </w:r>
-      <w:proofErr w:type="spellStart"/>
-      <w:r>
-        <w:rPr>
-          <w:color w:val="FF0000"/>
-        </w:rPr>
-      </w:r>
-      <w:proofErr w:type="spellEnd"/>
-      <w:r>
-        <w:rPr>
-          <w:color w:val="FF0000"/>
-        </w:rPr>
-      </w:r>
-      <w:r>
-        <w:rPr>
-          <w:color w:val="FF0000"/>
-          <w:lang w:val="bg-BG"/>
-        </w:rPr>
-      </w:r>
-      <w:proofErr w:type="spellStart"/>
-      <w:r>
-        <w:rPr>
-          <w:color w:val="FF0000"/>
-        </w:rPr>
-      </w:r>
-      <w:proofErr w:type="spellEnd"/>
-      <w:r>
-        <w:rPr>
-          <w:color w:val="FF0000"/>
-        </w:rPr>
-      </w:r>
-      <w:proofErr w:type="spellStart"/>
-      <w:r>
-        <w:rPr>
-          <w:color w:val="FF0000"/>
-        </w:rPr>
-      </w:r>
-      <w:proofErr w:type="spellEnd"/>
-      <w:r>
-        <w:rPr>
-          <w:color w:val="FF0000"/>
-        </w:rPr>
-      </w:r>
-      <w:proofErr w:type="spellStart"/>
-      <w:r>
-        <w:rPr>
-          <w:color w:val="FF0000"/>
-        </w:rPr>
-      </w:r>
-      <w:proofErr w:type="spellEnd"/>
-      <w:r>
-        <w:rPr>
-          <w:color w:val="FF0000"/>
-        </w:rPr>
-      </w:r>
-      <w:proofErr w:type="spellStart"/>
-      <w:r>
-        <w:rPr>
-          <w:color w:val="FF0000"/>
-        </w:rPr>
-      </w:r>
-      <w:proofErr w:type="spellEnd"/>
-      <w:r>
-        <w:rPr>
-          <w:color w:val="FF0000"/>
-        </w:rPr>
-      </w:r>
-      <w:proofErr w:type="spellStart"/>
-      <w:r>
-        <w:rPr>
-          <w:color w:val="FF0000"/>
-        </w:rPr>
-      </w:r>
-      <w:proofErr w:type="spellEnd"/>
-      <w:r>
-        <w:rPr>
-          <w:color w:val="FF0000"/>
-        </w:rPr>
-      </w:r>
-      <w:proofErr w:type="spellStart"/>
-      <w:r>
-        <w:rPr>
-          <w:color w:val="FF0000"/>
-        </w:rPr>
-      </w:r>
-      <w:proofErr w:type="spellEnd"/>
-      <w:r>
-        <w:rPr>
-          <w:color w:val="FF0000"/>
-        </w:rPr>
+        <w:rPr/>
+      </w:r>
+      <w:proofErr w:type="spellStart"/>
+      <w:r>
+        <w:rPr/>
+      </w:r>
+      <w:proofErr w:type="spellEnd"/>
+      <w:r>
+        <w:rPr/>
+      </w:r>
+      <w:proofErr w:type="spellStart"/>
+      <w:r>
+        <w:rPr/>
+      </w:r>
+      <w:proofErr w:type="spellEnd"/>
+      <w:r>
+        <w:rPr/>
+      </w:r>
+      <w:proofErr w:type="spellStart"/>
+      <w:r>
+        <w:rPr/>
+      </w:r>
+      <w:proofErr w:type="spellEnd"/>
+      <w:r>
+        <w:rPr/>
+      </w:r>
+      <w:r>
+        <w:rPr/>
+      </w:r>
+      <w:proofErr w:type="spellStart"/>
+      <w:r>
+        <w:rPr/>
+      </w:r>
+      <w:proofErr w:type="spellEnd"/>
+      <w:r>
+        <w:rPr/>
+      </w:r>
+      <w:proofErr w:type="spellStart"/>
+      <w:r>
+        <w:rPr/>
+      </w:r>
+      <w:proofErr w:type="spellEnd"/>
+      <w:r>
+        <w:rPr/>
+      </w:r>
+      <w:proofErr w:type="spellStart"/>
+      <w:r>
+        <w:rPr/>
+      </w:r>
+      <w:proofErr w:type="spellEnd"/>
+      <w:r>
+        <w:rPr/>
+      </w:r>
+      <w:proofErr w:type="spellStart"/>
+      <w:r>
+        <w:rPr/>
+      </w:r>
+      <w:proofErr w:type="spellEnd"/>
+      <w:r>
+        <w:rPr/>
+      </w:r>
+      <w:proofErr w:type="spellStart"/>
+      <w:r>
+        <w:rPr/>
+      </w:r>
+      <w:proofErr w:type="spellEnd"/>
+      <w:r>
+        <w:rPr/>
+      </w:r>
+      <w:proofErr w:type="spellStart"/>
+      <w:r>
+        <w:rPr/>
+      </w:r>
+      <w:proofErr w:type="spellEnd"/>
+      <w:r>
+        <w:rPr/>
       </w:r>
     </w:p>
     <w:p>
       <w:pPr>
-        <w:pStyle w:val="ListParagraph"/>
+        <w:pStyle w:val="FieldHint"/>
         <w:numPr>
           <w:ilvl w:val="0"/>
           <w:numId w:val="11"/>
@@ -1355,190 +1072,127 @@
       </w:pPr>
       <w:proofErr w:type="spellStart"/>
       <w:r>
-        <w:rPr>
-          <w:color w:val="FF0000"/>
-        </w:rPr>
+        <w:rPr/>
         <w:t xml:space="preserve">   ............................................................................................................</w:t>
       </w:r>
       <w:proofErr w:type="spellEnd"/>
       <w:r>
-        <w:rPr>
-          <w:color w:val="FF0000"/>
-        </w:rPr>
-      </w:r>
-      <w:proofErr w:type="spellStart"/>
-      <w:r>
-        <w:rPr>
-          <w:color w:val="FF0000"/>
-        </w:rPr>
-      </w:r>
-      <w:proofErr w:type="spellEnd"/>
-      <w:r>
-        <w:rPr>
-          <w:color w:val="FF0000"/>
-        </w:rPr>
-      </w:r>
-      <w:proofErr w:type="spellStart"/>
-      <w:r>
-        <w:rPr>
-          <w:color w:val="FF0000"/>
-        </w:rPr>
-      </w:r>
-      <w:proofErr w:type="spellEnd"/>
-      <w:r>
-        <w:rPr>
-          <w:color w:val="FF0000"/>
-        </w:rPr>
-      </w:r>
-      <w:proofErr w:type="spellStart"/>
-      <w:r>
-        <w:rPr>
-          <w:color w:val="FF0000"/>
-        </w:rPr>
-      </w:r>
-      <w:proofErr w:type="spellEnd"/>
-      <w:r>
-        <w:rPr>
-          <w:color w:val="FF0000"/>
-        </w:rPr>
-      </w:r>
-      <w:proofErr w:type="spellStart"/>
-      <w:r>
-        <w:rPr>
-          <w:color w:val="FF0000"/>
-        </w:rPr>
-      </w:r>
-      <w:proofErr w:type="spellEnd"/>
-      <w:r>
-        <w:rPr>
-          <w:color w:val="FF0000"/>
-        </w:rPr>
+        <w:rPr/>
+      </w:r>
+      <w:proofErr w:type="spellStart"/>
+      <w:r>
+        <w:rPr/>
+      </w:r>
+      <w:proofErr w:type="spellEnd"/>
+      <w:r>
+        <w:rPr/>
+      </w:r>
+      <w:proofErr w:type="spellStart"/>
+      <w:r>
+        <w:rPr/>
+      </w:r>
+      <w:proofErr w:type="spellEnd"/>
+      <w:r>
+        <w:rPr/>
+      </w:r>
+      <w:proofErr w:type="spellStart"/>
+      <w:r>
+        <w:rPr/>
+      </w:r>
+      <w:proofErr w:type="spellEnd"/>
+      <w:r>
+        <w:rPr/>
+      </w:r>
+      <w:proofErr w:type="spellStart"/>
+      <w:r>
+        <w:rPr/>
+      </w:r>
+      <w:proofErr w:type="spellEnd"/>
+      <w:r>
+        <w:rPr/>
       </w:r>
       <w:proofErr w:type="gramStart"/>
       <w:r>
-        <w:rPr>
-          <w:color w:val="FF0000"/>
-        </w:rPr>
+        <w:rPr/>
       </w:r>
       <w:proofErr w:type="gramEnd"/>
       <w:r>
-        <w:rPr>
-          <w:color w:val="FF0000"/>
-        </w:rPr>
-      </w:r>
-      <w:proofErr w:type="spellStart"/>
-      <w:r>
-        <w:rPr>
-          <w:color w:val="FF0000"/>
-        </w:rPr>
-      </w:r>
-      <w:proofErr w:type="spellEnd"/>
-      <w:r>
-        <w:rPr>
-          <w:color w:val="FF0000"/>
-        </w:rPr>
-      </w:r>
-      <w:proofErr w:type="spellStart"/>
-      <w:r>
-        <w:rPr>
-          <w:color w:val="FF0000"/>
-        </w:rPr>
-      </w:r>
-      <w:proofErr w:type="spellEnd"/>
-      <w:r>
-        <w:rPr>
-          <w:color w:val="FF0000"/>
-        </w:rPr>
-      </w:r>
-      <w:proofErr w:type="spellStart"/>
-      <w:r>
-        <w:rPr>
-          <w:color w:val="FF0000"/>
-        </w:rPr>
-      </w:r>
-      <w:proofErr w:type="spellEnd"/>
-      <w:r>
-        <w:rPr>
-          <w:color w:val="FF0000"/>
-        </w:rPr>
-      </w:r>
-      <w:r>
-        <w:rPr>
-          <w:color w:val="FF0000"/>
-          <w:lang w:val="bg-BG"/>
-        </w:rPr>
-      </w:r>
-      <w:proofErr w:type="spellStart"/>
-      <w:r>
-        <w:rPr>
-          <w:color w:val="FF0000"/>
-        </w:rPr>
-      </w:r>
-      <w:proofErr w:type="spellEnd"/>
-      <w:r>
-        <w:rPr>
-          <w:color w:val="FF0000"/>
-        </w:rPr>
-      </w:r>
-      <w:proofErr w:type="spellStart"/>
-      <w:r>
-        <w:rPr>
-          <w:color w:val="FF0000"/>
-        </w:rPr>
-      </w:r>
-      <w:proofErr w:type="spellEnd"/>
-      <w:r>
-        <w:rPr>
-          <w:color w:val="FF0000"/>
-        </w:rPr>
-      </w:r>
-      <w:proofErr w:type="spellStart"/>
-      <w:r>
-        <w:rPr>
-          <w:color w:val="FF0000"/>
-        </w:rPr>
-      </w:r>
-      <w:proofErr w:type="spellEnd"/>
-      <w:r>
-        <w:rPr>
-          <w:color w:val="FF0000"/>
-        </w:rPr>
-      </w:r>
-      <w:proofErr w:type="spellStart"/>
-      <w:r>
-        <w:rPr>
-          <w:color w:val="FF0000"/>
-        </w:rPr>
-      </w:r>
-      <w:proofErr w:type="spellEnd"/>
-      <w:r>
-        <w:rPr>
-          <w:color w:val="FF0000"/>
-        </w:rPr>
-      </w:r>
-      <w:proofErr w:type="spellStart"/>
-      <w:r>
-        <w:rPr>
-          <w:color w:val="FF0000"/>
-        </w:rPr>
-      </w:r>
-      <w:proofErr w:type="spellEnd"/>
-      <w:r>
-        <w:rPr>
-          <w:color w:val="FF0000"/>
-        </w:rPr>
-      </w:r>
-      <w:proofErr w:type="spellStart"/>
-      <w:r>
-        <w:rPr>
-          <w:color w:val="FF0000"/>
-        </w:rPr>
-      </w:r>
-      <w:proofErr w:type="spellEnd"/>
-      <w:r>
-        <w:rPr>
-          <w:color w:val="FF0000"/>
-        </w:rPr>
+        <w:rPr/>
+      </w:r>
+      <w:proofErr w:type="spellStart"/>
+      <w:r>
+        <w:rPr/>
+      </w:r>
+      <w:proofErr w:type="spellEnd"/>
+      <w:r>
+        <w:rPr/>
+      </w:r>
+      <w:proofErr w:type="spellStart"/>
+      <w:r>
+        <w:rPr/>
+      </w:r>
+      <w:proofErr w:type="spellEnd"/>
+      <w:r>
+        <w:rPr/>
+      </w:r>
+      <w:proofErr w:type="spellStart"/>
+      <w:r>
+        <w:rPr/>
+      </w:r>
+      <w:proofErr w:type="spellEnd"/>
+      <w:r>
+        <w:rPr/>
+      </w:r>
+      <w:r>
+        <w:rPr/>
+      </w:r>
+      <w:proofErr w:type="spellStart"/>
+      <w:r>
+        <w:rPr/>
+      </w:r>
+      <w:proofErr w:type="spellEnd"/>
+      <w:r>
+        <w:rPr/>
+      </w:r>
+      <w:proofErr w:type="spellStart"/>
+      <w:r>
+        <w:rPr/>
+      </w:r>
+      <w:proofErr w:type="spellEnd"/>
+      <w:r>
+        <w:rPr/>
+      </w:r>
+      <w:proofErr w:type="spellStart"/>
+      <w:r>
+        <w:rPr/>
+      </w:r>
+      <w:proofErr w:type="spellEnd"/>
+      <w:r>
+        <w:rPr/>
+      </w:r>
+      <w:proofErr w:type="spellStart"/>
+      <w:r>
+        <w:rPr/>
+      </w:r>
+      <w:proofErr w:type="spellEnd"/>
+      <w:r>
+        <w:rPr/>
+      </w:r>
+      <w:proofErr w:type="spellStart"/>
+      <w:r>
+        <w:rPr/>
+      </w:r>
+      <w:proofErr w:type="spellEnd"/>
+      <w:r>
+        <w:rPr/>
+      </w:r>
+      <w:proofErr w:type="spellStart"/>
+      <w:r>
+        <w:rPr/>
+      </w:r>
+      <w:proofErr w:type="spellEnd"/>
+      <w:r>
+        <w:rPr/>
       </w:r>
     </w:p>
     <w:p>
@@ -1559,7 +1213,7 @@
     </w:p>
     <w:p>
       <w:pPr>
-        <w:jc w:val="center"/>
+        <w:pStyle w:val="SectionHeading"/>
       </w:pPr>
       <w:r>
         <w:rPr>
@@ -1571,6 +1225,9 @@
     </w:p>
     <w:p/>
     <w:p>
+      <w:pPr>
+        <w:pStyle w:val="LegalBody"/>
+      </w:pPr>
       <w:proofErr w:type="spellStart"/>
       <w:r>
         <w:rPr>
@@ -1658,6 +1315,9 @@
       </w:r>
     </w:p>
     <w:p>
+      <w:pPr>
+        <w:pStyle w:val="LegalBody"/>
+      </w:pPr>
       <w:proofErr w:type="spellStart"/>
       <w:r>
         <w:t>По</w:t>
@@ -1692,6 +1352,9 @@
       </w:r>
     </w:p>
     <w:p>
+      <w:pPr>
+        <w:pStyle w:val="FieldHint"/>
+      </w:pPr>
       <w:proofErr w:type="spellStart"/>
       <w:r>
         <w:t>(дават се накратко резултатите от прегледа на техническата документация: проекти, екзекутивна документация, актове и протоколи, съставени по време на строителството, дневници, декларации за експлоатационни показатели/декларации за характеристиките на строителния продукт на вложените строителни продукти, изпитвания и измервания, доказващи правилността на изпълнението, и др.)</w:t>
@@ -1713,7 +1376,7 @@
     </w:p>
     <w:p>
       <w:pPr>
-        <w:pStyle w:val="ListParagraph"/>
+        <w:pStyle w:val="LegalBody"/>
         <w:numPr>
           <w:ilvl w:val="0"/>
           <w:numId w:val="11"/>
@@ -1724,52 +1387,40 @@
       </w:pPr>
       <w:proofErr w:type="spellStart"/>
       <w:r>
-        <w:rPr>
-          <w:color w:val="FF0000"/>
-        </w:rPr>
+        <w:rPr/>
         <w:t>Технически</w:t>
       </w:r>
       <w:proofErr w:type="spellEnd"/>
       <w:r>
-        <w:rPr>
-          <w:color w:val="FF0000"/>
-        </w:rPr>
+        <w:rPr/>
         <w:t xml:space="preserve"> </w:t>
       </w:r>
       <w:proofErr w:type="spellStart"/>
       <w:r>
-        <w:rPr>
-          <w:color w:val="FF0000"/>
-        </w:rPr>
+        <w:rPr/>
         <w:t>проект</w:t>
       </w:r>
       <w:proofErr w:type="spellEnd"/>
       <w:r>
-        <w:rPr>
-          <w:color w:val="FF0000"/>
-        </w:rPr>
+        <w:rPr/>
         <w:t xml:space="preserve">, </w:t>
       </w:r>
       <w:proofErr w:type="spellStart"/>
       <w:proofErr w:type="gramStart"/>
       <w:r>
-        <w:rPr>
-          <w:color w:val="FF0000"/>
-        </w:rPr>
+        <w:rPr/>
         <w:t>одобрен</w:t>
       </w:r>
       <w:proofErr w:type="spellEnd"/>
       <w:r>
-        <w:rPr>
-          <w:color w:val="FF0000"/>
-        </w:rPr>
+        <w:rPr/>
         <w:t xml:space="preserve"> ................................................................................................</w:t>
       </w:r>
       <w:proofErr w:type="gramEnd"/>
     </w:p>
     <w:p>
       <w:pPr>
-        <w:pStyle w:val="ListParagraph"/>
+        <w:pStyle w:val="LegalBody"/>
         <w:numPr>
           <w:ilvl w:val="0"/>
           <w:numId w:val="11"/>
@@ -1780,225 +1431,132 @@
       </w:pPr>
       <w:proofErr w:type="spellStart"/>
       <w:r>
-        <w:rPr>
-          <w:color w:val="FF0000"/>
-        </w:rPr>
-        <w:t>Разрешение</w:t>
-      </w:r>
-      <w:proofErr w:type="spellEnd"/>
-      <w:r>
-        <w:rPr>
-          <w:color w:val="FF0000"/>
-        </w:rPr>
-        <w:t xml:space="preserve"> </w:t>
-      </w:r>
-      <w:proofErr w:type="spellStart"/>
-      <w:r>
-        <w:rPr>
-          <w:color w:val="FF0000"/>
-        </w:rPr>
-        <w:t>за</w:t>
-      </w:r>
-      <w:proofErr w:type="spellEnd"/>
-      <w:r>
-        <w:rPr>
-          <w:color w:val="FF0000"/>
-        </w:rPr>
-        <w:t xml:space="preserve"> </w:t>
-      </w:r>
-      <w:proofErr w:type="spellStart"/>
-      <w:r>
-        <w:rPr>
-          <w:color w:val="FF0000"/>
-        </w:rPr>
-        <w:t>строеж</w:t>
-      </w:r>
-      <w:proofErr w:type="spellEnd"/>
-      <w:r>
-        <w:rPr>
-          <w:color w:val="FF0000"/>
-        </w:rPr>
-        <w:t xml:space="preserve"> № {{</w:t>
-      </w:r>
-      <w:proofErr w:type="spellStart"/>
-      <w:r>
-        <w:rPr>
-          <w:color w:val="FF0000"/>
-        </w:rPr>
-        <w:t>РС_Номер</w:t>
-      </w:r>
-      <w:proofErr w:type="spellEnd"/>
-      <w:r>
-        <w:rPr>
-          <w:color w:val="FF0000"/>
-        </w:rPr>
-        <w:t>}} / {{</w:t>
-      </w:r>
-      <w:proofErr w:type="spellStart"/>
-      <w:r>
-        <w:rPr>
-          <w:color w:val="FF0000"/>
-        </w:rPr>
-        <w:t>РС_Дата</w:t>
-      </w:r>
-      <w:proofErr w:type="spellEnd"/>
-      <w:r>
-        <w:rPr>
-          <w:color w:val="FF0000"/>
-        </w:rPr>
-        <w:t xml:space="preserve">}} </w:t>
+        <w:rPr/>
+        <w:t>Разрешение за строеж № {{РС_Номер}} / {{РС_Дата}} г., издадено от {{РС_Издател}}, заверено, че е влязло в сила на {{РС_ВСила}} г.</w:t>
+      </w:r>
+      <w:proofErr w:type="spellEnd"/>
+      <w:r>
+        <w:rPr/>
+      </w:r>
+      <w:proofErr w:type="spellStart"/>
+      <w:r>
+        <w:rPr/>
+      </w:r>
+      <w:proofErr w:type="spellEnd"/>
+      <w:r>
+        <w:rPr/>
+      </w:r>
+      <w:proofErr w:type="spellStart"/>
+      <w:r>
+        <w:rPr/>
+      </w:r>
+      <w:proofErr w:type="spellEnd"/>
+      <w:r>
+        <w:rPr/>
+      </w:r>
+      <w:proofErr w:type="spellStart"/>
+      <w:r>
+        <w:rPr/>
+      </w:r>
+      <w:proofErr w:type="spellEnd"/>
+      <w:r>
+        <w:rPr/>
+      </w:r>
+      <w:proofErr w:type="spellStart"/>
+      <w:r>
+        <w:rPr/>
+      </w:r>
+      <w:proofErr w:type="spellEnd"/>
+      <w:r>
+        <w:rPr/>
       </w:r>
       <w:proofErr w:type="gramStart"/>
       <w:r>
-        <w:rPr>
-          <w:color w:val="FF0000"/>
-        </w:rPr>
-        <w:t>г.,</w:t>
+        <w:rPr/>
       </w:r>
       <w:proofErr w:type="gramEnd"/>
       <w:r>
-        <w:rPr>
-          <w:color w:val="FF0000"/>
-        </w:rPr>
-        <w:t xml:space="preserve"> </w:t>
-      </w:r>
-      <w:proofErr w:type="spellStart"/>
-      <w:r>
-        <w:rPr>
-          <w:color w:val="FF0000"/>
-        </w:rPr>
-        <w:t>издадено</w:t>
-      </w:r>
-      <w:proofErr w:type="spellEnd"/>
-      <w:r>
-        <w:rPr>
-          <w:color w:val="FF0000"/>
-        </w:rPr>
-        <w:t xml:space="preserve"> </w:t>
-      </w:r>
-      <w:proofErr w:type="spellStart"/>
-      <w:r>
-        <w:rPr>
-          <w:color w:val="FF0000"/>
-        </w:rPr>
-        <w:t>от</w:t>
-      </w:r>
-      <w:proofErr w:type="spellEnd"/>
-      <w:r>
-        <w:rPr>
-          <w:color w:val="FF0000"/>
-        </w:rPr>
-        <w:t xml:space="preserve"> {{</w:t>
-      </w:r>
-      <w:proofErr w:type="spellStart"/>
-      <w:r>
-        <w:rPr>
-          <w:color w:val="FF0000"/>
-        </w:rPr>
-        <w:t>РС_Издател</w:t>
-      </w:r>
-      <w:proofErr w:type="spellEnd"/>
-      <w:r>
-        <w:rPr>
-          <w:color w:val="FF0000"/>
-        </w:rPr>
-        <w:t>}},</w:t>
-      </w:r>
-      <w:r>
-        <w:rPr>
-          <w:color w:val="FF0000"/>
-          <w:lang w:val="bg-BG"/>
-        </w:rPr>
-        <w:t xml:space="preserve"> </w:t>
-      </w:r>
-      <w:proofErr w:type="spellStart"/>
-      <w:r>
-        <w:rPr>
-          <w:color w:val="FF0000"/>
-        </w:rPr>
-        <w:t>заверено</w:t>
-      </w:r>
-      <w:proofErr w:type="spellEnd"/>
-      <w:r>
-        <w:rPr>
-          <w:color w:val="FF0000"/>
-        </w:rPr>
-        <w:t xml:space="preserve">, </w:t>
-      </w:r>
-      <w:proofErr w:type="spellStart"/>
-      <w:r>
-        <w:rPr>
-          <w:color w:val="FF0000"/>
-        </w:rPr>
-        <w:t>че</w:t>
-      </w:r>
-      <w:proofErr w:type="spellEnd"/>
-      <w:r>
-        <w:rPr>
-          <w:color w:val="FF0000"/>
-        </w:rPr>
-        <w:t xml:space="preserve"> е </w:t>
-      </w:r>
-      <w:proofErr w:type="spellStart"/>
-      <w:r>
-        <w:rPr>
-          <w:color w:val="FF0000"/>
-        </w:rPr>
-        <w:t>влязло</w:t>
-      </w:r>
-      <w:proofErr w:type="spellEnd"/>
-      <w:r>
-        <w:rPr>
-          <w:color w:val="FF0000"/>
-        </w:rPr>
-        <w:t xml:space="preserve"> в </w:t>
-      </w:r>
-      <w:proofErr w:type="spellStart"/>
-      <w:r>
-        <w:rPr>
-          <w:color w:val="FF0000"/>
-        </w:rPr>
-        <w:t>сила</w:t>
-      </w:r>
-      <w:proofErr w:type="spellEnd"/>
-      <w:r>
-        <w:rPr>
-          <w:color w:val="FF0000"/>
-        </w:rPr>
-        <w:t xml:space="preserve"> </w:t>
-      </w:r>
-      <w:proofErr w:type="spellStart"/>
-      <w:r>
-        <w:rPr>
-          <w:color w:val="FF0000"/>
-        </w:rPr>
-        <w:t>на</w:t>
-      </w:r>
-      <w:proofErr w:type="spellEnd"/>
-      <w:r>
-        <w:rPr>
-          <w:color w:val="FF0000"/>
-        </w:rPr>
-        <w:t xml:space="preserve"> {{</w:t>
-      </w:r>
-      <w:proofErr w:type="spellStart"/>
-      <w:r>
-        <w:rPr>
-          <w:color w:val="FF0000"/>
-        </w:rPr>
-        <w:t>РС_ВСила</w:t>
-      </w:r>
-      <w:proofErr w:type="spellEnd"/>
-      <w:r>
-        <w:rPr>
-          <w:color w:val="FF0000"/>
-        </w:rPr>
-        <w:t>}} г.</w:t>
+        <w:rPr/>
+      </w:r>
+      <w:proofErr w:type="spellStart"/>
+      <w:r>
+        <w:rPr/>
+      </w:r>
+      <w:proofErr w:type="spellEnd"/>
+      <w:r>
+        <w:rPr/>
+      </w:r>
+      <w:proofErr w:type="spellStart"/>
+      <w:r>
+        <w:rPr/>
+      </w:r>
+      <w:proofErr w:type="spellEnd"/>
+      <w:r>
+        <w:rPr/>
+      </w:r>
+      <w:proofErr w:type="spellStart"/>
+      <w:r>
+        <w:rPr/>
+      </w:r>
+      <w:proofErr w:type="spellEnd"/>
+      <w:r>
+        <w:rPr/>
+      </w:r>
+      <w:r>
+        <w:rPr/>
+      </w:r>
+      <w:proofErr w:type="spellStart"/>
+      <w:r>
+        <w:rPr/>
+      </w:r>
+      <w:proofErr w:type="spellEnd"/>
+      <w:r>
+        <w:rPr/>
+      </w:r>
+      <w:proofErr w:type="spellStart"/>
+      <w:r>
+        <w:rPr/>
+      </w:r>
+      <w:proofErr w:type="spellEnd"/>
+      <w:r>
+        <w:rPr/>
+      </w:r>
+      <w:proofErr w:type="spellStart"/>
+      <w:r>
+        <w:rPr/>
+      </w:r>
+      <w:proofErr w:type="spellEnd"/>
+      <w:r>
+        <w:rPr/>
+      </w:r>
+      <w:proofErr w:type="spellStart"/>
+      <w:r>
+        <w:rPr/>
+      </w:r>
+      <w:proofErr w:type="spellEnd"/>
+      <w:r>
+        <w:rPr/>
+      </w:r>
+      <w:proofErr w:type="spellStart"/>
+      <w:r>
+        <w:rPr/>
+      </w:r>
+      <w:proofErr w:type="spellEnd"/>
+      <w:r>
+        <w:rPr/>
+      </w:r>
+      <w:proofErr w:type="spellStart"/>
+      <w:r>
+        <w:rPr/>
+      </w:r>
+      <w:proofErr w:type="spellEnd"/>
+      <w:r>
+        <w:rPr/>
       </w:r>
     </w:p>
     <w:p>
       <w:pPr>
-        <w:pStyle w:val="ListParagraph"/>
+        <w:pStyle w:val="LegalBody"/>
         <w:numPr>
           <w:ilvl w:val="0"/>
           <w:numId w:val="11"/>
@@ -2009,112 +1567,78 @@
       </w:pPr>
       <w:proofErr w:type="spellStart"/>
       <w:r>
-        <w:rPr>
-          <w:color w:val="FF0000"/>
-        </w:rPr>
+        <w:rPr/>
         <w:t>Договор за извършване на строително-монтажни работи № ................ от ........................ г.;</w:t>
       </w:r>
       <w:proofErr w:type="spellEnd"/>
       <w:r>
-        <w:rPr>
-          <w:color w:val="FF0000"/>
-        </w:rPr>
-      </w:r>
-      <w:proofErr w:type="spellStart"/>
-      <w:r>
-        <w:rPr>
-          <w:color w:val="FF0000"/>
-        </w:rPr>
-      </w:r>
-      <w:proofErr w:type="spellEnd"/>
-      <w:r>
-        <w:rPr>
-          <w:color w:val="FF0000"/>
-        </w:rPr>
-      </w:r>
-      <w:proofErr w:type="spellStart"/>
-      <w:r>
-        <w:rPr>
-          <w:color w:val="FF0000"/>
-        </w:rPr>
-      </w:r>
-      <w:proofErr w:type="spellEnd"/>
-      <w:r>
-        <w:rPr>
-          <w:color w:val="FF0000"/>
-        </w:rPr>
-      </w:r>
-      <w:proofErr w:type="spellStart"/>
-      <w:r>
-        <w:rPr>
-          <w:color w:val="FF0000"/>
-        </w:rPr>
-      </w:r>
-      <w:proofErr w:type="spellEnd"/>
-      <w:r>
-        <w:rPr>
-          <w:color w:val="FF0000"/>
-        </w:rPr>
-      </w:r>
-      <w:proofErr w:type="spellStart"/>
-      <w:r>
-        <w:rPr>
-          <w:color w:val="FF0000"/>
-        </w:rPr>
-      </w:r>
-      <w:proofErr w:type="spellEnd"/>
-      <w:r>
-        <w:rPr>
-          <w:color w:val="FF0000"/>
-        </w:rPr>
-      </w:r>
-      <w:proofErr w:type="spellStart"/>
-      <w:r>
-        <w:rPr>
-          <w:color w:val="FF0000"/>
-        </w:rPr>
-      </w:r>
-      <w:proofErr w:type="spellEnd"/>
-      <w:r>
-        <w:rPr>
-          <w:color w:val="FF0000"/>
-        </w:rPr>
-      </w:r>
-      <w:proofErr w:type="spellStart"/>
-      <w:r>
-        <w:rPr>
-          <w:color w:val="FF0000"/>
-        </w:rPr>
-      </w:r>
-      <w:proofErr w:type="spellEnd"/>
-      <w:r>
-        <w:rPr>
-          <w:color w:val="FF0000"/>
-        </w:rPr>
-      </w:r>
-      <w:proofErr w:type="spellStart"/>
-      <w:r>
-        <w:rPr>
-          <w:color w:val="FF0000"/>
-        </w:rPr>
-      </w:r>
-      <w:proofErr w:type="spellEnd"/>
-      <w:r>
-        <w:rPr>
-          <w:color w:val="FF0000"/>
-        </w:rPr>
+        <w:rPr/>
+      </w:r>
+      <w:proofErr w:type="spellStart"/>
+      <w:r>
+        <w:rPr/>
+      </w:r>
+      <w:proofErr w:type="spellEnd"/>
+      <w:r>
+        <w:rPr/>
+      </w:r>
+      <w:proofErr w:type="spellStart"/>
+      <w:r>
+        <w:rPr/>
+      </w:r>
+      <w:proofErr w:type="spellEnd"/>
+      <w:r>
+        <w:rPr/>
+      </w:r>
+      <w:proofErr w:type="spellStart"/>
+      <w:r>
+        <w:rPr/>
+      </w:r>
+      <w:proofErr w:type="spellEnd"/>
+      <w:r>
+        <w:rPr/>
+      </w:r>
+      <w:proofErr w:type="spellStart"/>
+      <w:r>
+        <w:rPr/>
+      </w:r>
+      <w:proofErr w:type="spellEnd"/>
+      <w:r>
+        <w:rPr/>
+      </w:r>
+      <w:proofErr w:type="spellStart"/>
+      <w:r>
+        <w:rPr/>
+      </w:r>
+      <w:proofErr w:type="spellEnd"/>
+      <w:r>
+        <w:rPr/>
+      </w:r>
+      <w:proofErr w:type="spellStart"/>
+      <w:r>
+        <w:rPr/>
+      </w:r>
+      <w:proofErr w:type="spellEnd"/>
+      <w:r>
+        <w:rPr/>
+      </w:r>
+      <w:proofErr w:type="spellStart"/>
+      <w:r>
+        <w:rPr/>
+      </w:r>
+      <w:proofErr w:type="spellEnd"/>
+      <w:r>
+        <w:rPr/>
       </w:r>
       <w:proofErr w:type="gramStart"/>
       <w:r>
-        <w:rPr>
-          <w:color w:val="FF0000"/>
-        </w:rPr>
+        <w:rPr/>
       </w:r>
       <w:proofErr w:type="gramEnd"/>
     </w:p>
     <w:p>
       <w:pPr>
-        <w:pStyle w:val="ListParagraph"/>
+        <w:pStyle w:val="LegalBody"/>
         <w:numPr>
           <w:ilvl w:val="0"/>
           <w:numId w:val="11"/>
@@ -2125,239 +1649,172 @@
       </w:pPr>
       <w:proofErr w:type="spellStart"/>
       <w:r>
-        <w:rPr>
-          <w:color w:val="FF0000"/>
-        </w:rPr>
+        <w:rPr/>
         <w:t>За</w:t>
       </w:r>
       <w:proofErr w:type="spellEnd"/>
       <w:r>
-        <w:rPr>
-          <w:color w:val="FF0000"/>
-        </w:rPr>
+        <w:rPr/>
         <w:t xml:space="preserve"> </w:t>
       </w:r>
       <w:proofErr w:type="spellStart"/>
       <w:r>
-        <w:rPr>
-          <w:color w:val="FF0000"/>
-        </w:rPr>
+        <w:rPr/>
         <w:t>обекта</w:t>
       </w:r>
       <w:proofErr w:type="spellEnd"/>
       <w:r>
-        <w:rPr>
-          <w:color w:val="FF0000"/>
-        </w:rPr>
+        <w:rPr/>
         <w:t xml:space="preserve"> е </w:t>
       </w:r>
       <w:proofErr w:type="spellStart"/>
       <w:r>
-        <w:rPr>
-          <w:color w:val="FF0000"/>
-        </w:rPr>
+        <w:rPr/>
         <w:t>заверен</w:t>
       </w:r>
       <w:proofErr w:type="spellEnd"/>
       <w:r>
-        <w:rPr>
-          <w:color w:val="FF0000"/>
-        </w:rPr>
+        <w:rPr/>
         <w:t xml:space="preserve"> </w:t>
       </w:r>
       <w:proofErr w:type="spellStart"/>
       <w:r>
-        <w:rPr>
-          <w:color w:val="FF0000"/>
-        </w:rPr>
+        <w:rPr/>
         <w:t>Протокол</w:t>
       </w:r>
       <w:proofErr w:type="spellEnd"/>
       <w:r>
-        <w:rPr>
-          <w:color w:val="FF0000"/>
-        </w:rPr>
+        <w:rPr/>
         <w:t xml:space="preserve"> (</w:t>
       </w:r>
       <w:proofErr w:type="spellStart"/>
       <w:r>
-        <w:rPr>
-          <w:color w:val="FF0000"/>
-        </w:rPr>
+        <w:rPr/>
         <w:t>Образец</w:t>
       </w:r>
       <w:proofErr w:type="spellEnd"/>
       <w:r>
-        <w:rPr>
-          <w:color w:val="FF0000"/>
-        </w:rPr>
+        <w:rPr/>
         <w:t xml:space="preserve">) 2а </w:t>
       </w:r>
       <w:proofErr w:type="spellStart"/>
       <w:r>
-        <w:rPr>
-          <w:color w:val="FF0000"/>
-        </w:rPr>
+        <w:rPr/>
         <w:t>за</w:t>
       </w:r>
       <w:proofErr w:type="spellEnd"/>
       <w:r>
-        <w:rPr>
-          <w:color w:val="FF0000"/>
-        </w:rPr>
+        <w:rPr/>
         <w:t xml:space="preserve"> </w:t>
       </w:r>
       <w:proofErr w:type="spellStart"/>
       <w:r>
-        <w:rPr>
-          <w:color w:val="FF0000"/>
-        </w:rPr>
+        <w:rPr/>
         <w:t>откриване</w:t>
       </w:r>
       <w:proofErr w:type="spellEnd"/>
       <w:r>
-        <w:rPr>
-          <w:color w:val="FF0000"/>
-        </w:rPr>
+        <w:rPr/>
         <w:t xml:space="preserve"> </w:t>
       </w:r>
       <w:proofErr w:type="spellStart"/>
       <w:r>
-        <w:rPr>
-          <w:color w:val="FF0000"/>
-        </w:rPr>
+        <w:rPr/>
         <w:t>на</w:t>
       </w:r>
       <w:proofErr w:type="spellEnd"/>
       <w:r>
-        <w:rPr>
-          <w:color w:val="FF0000"/>
-        </w:rPr>
+        <w:rPr/>
         <w:t xml:space="preserve"> </w:t>
       </w:r>
       <w:proofErr w:type="spellStart"/>
       <w:r>
-        <w:rPr>
-          <w:color w:val="FF0000"/>
-        </w:rPr>
+        <w:rPr/>
         <w:t>строителна</w:t>
       </w:r>
       <w:proofErr w:type="spellEnd"/>
       <w:r>
-        <w:rPr>
-          <w:color w:val="FF0000"/>
-        </w:rPr>
+        <w:rPr/>
         <w:t xml:space="preserve"> </w:t>
       </w:r>
       <w:proofErr w:type="spellStart"/>
       <w:r>
-        <w:rPr>
-          <w:color w:val="FF0000"/>
-        </w:rPr>
+        <w:rPr/>
         <w:t>площадка</w:t>
       </w:r>
       <w:proofErr w:type="spellEnd"/>
       <w:r>
-        <w:rPr>
-          <w:color w:val="FF0000"/>
-        </w:rPr>
+        <w:rPr/>
         <w:t xml:space="preserve"> и </w:t>
       </w:r>
       <w:proofErr w:type="spellStart"/>
       <w:r>
-        <w:rPr>
-          <w:color w:val="FF0000"/>
-        </w:rPr>
+        <w:rPr/>
         <w:t>определяне</w:t>
       </w:r>
       <w:proofErr w:type="spellEnd"/>
       <w:r>
-        <w:rPr>
-          <w:color w:val="FF0000"/>
-        </w:rPr>
+        <w:rPr/>
         <w:t xml:space="preserve"> </w:t>
       </w:r>
       <w:proofErr w:type="spellStart"/>
       <w:r>
-        <w:rPr>
-          <w:color w:val="FF0000"/>
-        </w:rPr>
+        <w:rPr/>
         <w:t>на</w:t>
       </w:r>
       <w:proofErr w:type="spellEnd"/>
       <w:r>
-        <w:rPr>
-          <w:color w:val="FF0000"/>
-        </w:rPr>
+        <w:rPr/>
         <w:t xml:space="preserve"> </w:t>
       </w:r>
       <w:proofErr w:type="spellStart"/>
       <w:r>
-        <w:rPr>
-          <w:color w:val="FF0000"/>
-        </w:rPr>
+        <w:rPr/>
         <w:t>строителна</w:t>
       </w:r>
       <w:proofErr w:type="spellEnd"/>
       <w:r>
-        <w:rPr>
-          <w:color w:val="FF0000"/>
-        </w:rPr>
+        <w:rPr/>
         <w:t xml:space="preserve"> </w:t>
       </w:r>
       <w:proofErr w:type="spellStart"/>
       <w:r>
-        <w:rPr>
-          <w:color w:val="FF0000"/>
-        </w:rPr>
+        <w:rPr/>
         <w:t>линия</w:t>
       </w:r>
       <w:proofErr w:type="spellEnd"/>
       <w:r>
-        <w:rPr>
-          <w:color w:val="FF0000"/>
-        </w:rPr>
+        <w:rPr/>
         <w:t xml:space="preserve"> и </w:t>
       </w:r>
       <w:proofErr w:type="spellStart"/>
       <w:r>
-        <w:rPr>
-          <w:color w:val="FF0000"/>
-        </w:rPr>
+        <w:rPr/>
         <w:t>ниво</w:t>
       </w:r>
       <w:proofErr w:type="spellEnd"/>
       <w:r>
-        <w:rPr>
-          <w:color w:val="FF0000"/>
-        </w:rPr>
+        <w:rPr/>
         <w:t xml:space="preserve"> </w:t>
       </w:r>
       <w:proofErr w:type="spellStart"/>
       <w:r>
-        <w:rPr>
-          <w:color w:val="FF0000"/>
-        </w:rPr>
+        <w:rPr/>
         <w:t>на</w:t>
       </w:r>
       <w:proofErr w:type="spellEnd"/>
       <w:r>
-        <w:rPr>
-          <w:color w:val="FF0000"/>
-        </w:rPr>
+        <w:rPr/>
         <w:t xml:space="preserve"> </w:t>
       </w:r>
       <w:r>
-        <w:rPr>
-          <w:color w:val="FF0000"/>
-          <w:lang w:val="bg-BG"/>
-        </w:rPr>
+        <w:rPr/>
         <w:t>,,,,,,,,,,,,,,,,,,,,,,,,,,,,,,</w:t>
       </w:r>
     </w:p>
     <w:p>
       <w:pPr>
-        <w:pStyle w:val="ListParagraph"/>
+        <w:pStyle w:val="LegalBody"/>
         <w:numPr>
           <w:ilvl w:val="0"/>
           <w:numId w:val="11"/>
@@ -2368,245 +1825,176 @@
       </w:pPr>
       <w:proofErr w:type="spellStart"/>
       <w:r>
-        <w:rPr>
-          <w:color w:val="FF0000"/>
-        </w:rPr>
+        <w:rPr/>
         <w:t>За</w:t>
       </w:r>
       <w:proofErr w:type="spellEnd"/>
       <w:r>
-        <w:rPr>
-          <w:color w:val="FF0000"/>
-        </w:rPr>
+        <w:rPr/>
         <w:t xml:space="preserve"> </w:t>
       </w:r>
       <w:proofErr w:type="spellStart"/>
       <w:r>
-        <w:rPr>
-          <w:color w:val="FF0000"/>
-        </w:rPr>
+        <w:rPr/>
         <w:t>обекта</w:t>
       </w:r>
       <w:proofErr w:type="spellEnd"/>
       <w:r>
-        <w:rPr>
-          <w:color w:val="FF0000"/>
-        </w:rPr>
+        <w:rPr/>
         <w:t xml:space="preserve"> е </w:t>
       </w:r>
       <w:proofErr w:type="spellStart"/>
       <w:r>
-        <w:rPr>
-          <w:color w:val="FF0000"/>
-        </w:rPr>
+        <w:rPr/>
         <w:t>заверен</w:t>
       </w:r>
       <w:proofErr w:type="spellEnd"/>
       <w:r>
-        <w:rPr>
-          <w:color w:val="FF0000"/>
-        </w:rPr>
+        <w:rPr/>
         <w:t xml:space="preserve"> </w:t>
       </w:r>
       <w:proofErr w:type="spellStart"/>
       <w:r>
-        <w:rPr>
-          <w:color w:val="FF0000"/>
-        </w:rPr>
+        <w:rPr/>
         <w:t>Протокол</w:t>
       </w:r>
       <w:proofErr w:type="spellEnd"/>
       <w:r>
-        <w:rPr>
-          <w:color w:val="FF0000"/>
-        </w:rPr>
+        <w:rPr/>
         <w:t xml:space="preserve"> (</w:t>
       </w:r>
       <w:proofErr w:type="spellStart"/>
       <w:r>
-        <w:rPr>
-          <w:color w:val="FF0000"/>
-        </w:rPr>
+        <w:rPr/>
         <w:t>Образец</w:t>
       </w:r>
       <w:proofErr w:type="spellEnd"/>
       <w:r>
-        <w:rPr>
-          <w:color w:val="FF0000"/>
-        </w:rPr>
+        <w:rPr/>
         <w:t xml:space="preserve">) 2 </w:t>
       </w:r>
       <w:proofErr w:type="spellStart"/>
       <w:r>
-        <w:rPr>
-          <w:color w:val="FF0000"/>
-        </w:rPr>
+        <w:rPr/>
         <w:t>за</w:t>
       </w:r>
       <w:proofErr w:type="spellEnd"/>
       <w:r>
-        <w:rPr>
-          <w:color w:val="FF0000"/>
-        </w:rPr>
+        <w:rPr/>
         <w:t xml:space="preserve"> </w:t>
       </w:r>
       <w:proofErr w:type="spellStart"/>
       <w:r>
-        <w:rPr>
-          <w:color w:val="FF0000"/>
-        </w:rPr>
+        <w:rPr/>
         <w:t>откриване</w:t>
       </w:r>
       <w:proofErr w:type="spellEnd"/>
       <w:r>
-        <w:rPr>
-          <w:color w:val="FF0000"/>
-        </w:rPr>
+        <w:rPr/>
         <w:t xml:space="preserve"> </w:t>
       </w:r>
       <w:proofErr w:type="spellStart"/>
       <w:r>
-        <w:rPr>
-          <w:color w:val="FF0000"/>
-        </w:rPr>
+        <w:rPr/>
         <w:t>на</w:t>
       </w:r>
       <w:proofErr w:type="spellEnd"/>
       <w:r>
-        <w:rPr>
-          <w:color w:val="FF0000"/>
-        </w:rPr>
+        <w:rPr/>
         <w:t xml:space="preserve"> </w:t>
       </w:r>
       <w:proofErr w:type="spellStart"/>
       <w:r>
-        <w:rPr>
-          <w:color w:val="FF0000"/>
-        </w:rPr>
+        <w:rPr/>
         <w:t>строителна</w:t>
       </w:r>
       <w:proofErr w:type="spellEnd"/>
       <w:r>
-        <w:rPr>
-          <w:color w:val="FF0000"/>
-        </w:rPr>
+        <w:rPr/>
         <w:t xml:space="preserve"> </w:t>
       </w:r>
       <w:proofErr w:type="spellStart"/>
       <w:r>
-        <w:rPr>
-          <w:color w:val="FF0000"/>
-        </w:rPr>
+        <w:rPr/>
         <w:t>площадка</w:t>
       </w:r>
       <w:proofErr w:type="spellEnd"/>
       <w:r>
-        <w:rPr>
-          <w:color w:val="FF0000"/>
-        </w:rPr>
+        <w:rPr/>
         <w:t xml:space="preserve"> и </w:t>
       </w:r>
       <w:proofErr w:type="spellStart"/>
       <w:r>
-        <w:rPr>
-          <w:color w:val="FF0000"/>
-        </w:rPr>
+        <w:rPr/>
         <w:t>определяне</w:t>
       </w:r>
       <w:proofErr w:type="spellEnd"/>
       <w:r>
-        <w:rPr>
-          <w:color w:val="FF0000"/>
-        </w:rPr>
+        <w:rPr/>
         <w:t xml:space="preserve"> </w:t>
       </w:r>
       <w:proofErr w:type="spellStart"/>
       <w:r>
-        <w:rPr>
-          <w:color w:val="FF0000"/>
-        </w:rPr>
+        <w:rPr/>
         <w:t>на</w:t>
       </w:r>
       <w:proofErr w:type="spellEnd"/>
       <w:r>
-        <w:rPr>
-          <w:color w:val="FF0000"/>
-        </w:rPr>
+        <w:rPr/>
         <w:t xml:space="preserve"> </w:t>
       </w:r>
       <w:proofErr w:type="spellStart"/>
       <w:r>
-        <w:rPr>
-          <w:color w:val="FF0000"/>
-        </w:rPr>
+        <w:rPr/>
         <w:t>строителна</w:t>
       </w:r>
       <w:proofErr w:type="spellEnd"/>
       <w:r>
-        <w:rPr>
-          <w:color w:val="FF0000"/>
-        </w:rPr>
+        <w:rPr/>
         <w:t xml:space="preserve"> </w:t>
       </w:r>
       <w:proofErr w:type="spellStart"/>
       <w:r>
-        <w:rPr>
-          <w:color w:val="FF0000"/>
-        </w:rPr>
+        <w:rPr/>
         <w:t>линия</w:t>
       </w:r>
       <w:proofErr w:type="spellEnd"/>
       <w:r>
-        <w:rPr>
-          <w:color w:val="FF0000"/>
-        </w:rPr>
+        <w:rPr/>
         <w:t xml:space="preserve"> и </w:t>
       </w:r>
       <w:proofErr w:type="spellStart"/>
       <w:r>
-        <w:rPr>
-          <w:color w:val="FF0000"/>
-        </w:rPr>
+        <w:rPr/>
         <w:t>ниво</w:t>
       </w:r>
       <w:proofErr w:type="spellEnd"/>
       <w:r>
-        <w:rPr>
-          <w:color w:val="FF0000"/>
-        </w:rPr>
+        <w:rPr/>
         <w:t xml:space="preserve"> </w:t>
       </w:r>
       <w:proofErr w:type="spellStart"/>
       <w:r>
-        <w:rPr>
-          <w:color w:val="FF0000"/>
-        </w:rPr>
+        <w:rPr/>
         <w:t>на</w:t>
       </w:r>
       <w:proofErr w:type="spellEnd"/>
       <w:r>
-        <w:rPr>
-          <w:color w:val="FF0000"/>
-        </w:rPr>
+        <w:rPr/>
         <w:t xml:space="preserve"> </w:t>
       </w:r>
       <w:r>
-        <w:rPr>
-          <w:color w:val="FF0000"/>
-          <w:lang w:val="bg-BG"/>
-        </w:rPr>
+        <w:rPr/>
         <w:t>,,,,,,,,,,,,,,,,,,,,,,,,,,,,,,,,,,,,,,,,,,</w:t>
       </w:r>
       <w:r>
-        <w:rPr>
-          <w:color w:val="FF0000"/>
-        </w:rPr>
+        <w:rPr/>
         <w:t>;</w:t>
       </w:r>
     </w:p>
     <w:p>
       <w:pPr>
-        <w:pStyle w:val="ListParagraph"/>
+        <w:pStyle w:val="LegalBody"/>
         <w:numPr>
           <w:ilvl w:val="0"/>
           <w:numId w:val="11"/>
@@ -2617,344 +2005,248 @@
       </w:pPr>
       <w:proofErr w:type="spellStart"/>
       <w:r>
-        <w:rPr>
-          <w:color w:val="FF0000"/>
-        </w:rPr>
+        <w:rPr/>
         <w:t>За</w:t>
       </w:r>
       <w:proofErr w:type="spellEnd"/>
       <w:r>
-        <w:rPr>
-          <w:color w:val="FF0000"/>
-        </w:rPr>
+        <w:rPr/>
         <w:t xml:space="preserve"> </w:t>
       </w:r>
       <w:proofErr w:type="spellStart"/>
       <w:r>
-        <w:rPr>
-          <w:color w:val="FF0000"/>
-        </w:rPr>
+        <w:rPr/>
         <w:t>обекта</w:t>
       </w:r>
       <w:proofErr w:type="spellEnd"/>
       <w:r>
-        <w:rPr>
-          <w:color w:val="FF0000"/>
-        </w:rPr>
+        <w:rPr/>
         <w:t xml:space="preserve"> е </w:t>
       </w:r>
       <w:proofErr w:type="spellStart"/>
       <w:r>
-        <w:rPr>
-          <w:color w:val="FF0000"/>
-        </w:rPr>
+        <w:rPr/>
         <w:t>заверен</w:t>
       </w:r>
       <w:proofErr w:type="spellEnd"/>
       <w:r>
-        <w:rPr>
-          <w:color w:val="FF0000"/>
-        </w:rPr>
+        <w:rPr/>
         <w:t xml:space="preserve"> </w:t>
       </w:r>
       <w:proofErr w:type="spellStart"/>
       <w:r>
-        <w:rPr>
-          <w:color w:val="FF0000"/>
-        </w:rPr>
+        <w:rPr/>
         <w:t>Протокол</w:t>
       </w:r>
       <w:proofErr w:type="spellEnd"/>
       <w:r>
-        <w:rPr>
-          <w:color w:val="FF0000"/>
-        </w:rPr>
+        <w:rPr/>
         <w:t xml:space="preserve"> (</w:t>
       </w:r>
       <w:proofErr w:type="spellStart"/>
       <w:r>
-        <w:rPr>
-          <w:color w:val="FF0000"/>
-        </w:rPr>
+        <w:rPr/>
         <w:t>Образец</w:t>
       </w:r>
       <w:proofErr w:type="spellEnd"/>
       <w:r>
-        <w:rPr>
-          <w:color w:val="FF0000"/>
-        </w:rPr>
+        <w:rPr/>
         <w:t xml:space="preserve">) 3 </w:t>
       </w:r>
       <w:proofErr w:type="spellStart"/>
       <w:r>
-        <w:rPr>
-          <w:color w:val="FF0000"/>
-        </w:rPr>
+        <w:rPr/>
         <w:t>за</w:t>
       </w:r>
       <w:proofErr w:type="spellEnd"/>
       <w:r>
-        <w:rPr>
-          <w:color w:val="FF0000"/>
-        </w:rPr>
+        <w:rPr/>
         <w:t xml:space="preserve"> </w:t>
       </w:r>
       <w:proofErr w:type="spellStart"/>
       <w:r>
-        <w:rPr>
-          <w:color w:val="FF0000"/>
-        </w:rPr>
+        <w:rPr/>
         <w:t>установяване</w:t>
       </w:r>
       <w:proofErr w:type="spellEnd"/>
       <w:r>
-        <w:rPr>
-          <w:color w:val="FF0000"/>
-        </w:rPr>
+        <w:rPr/>
         <w:t xml:space="preserve"> </w:t>
       </w:r>
       <w:proofErr w:type="spellStart"/>
       <w:r>
-        <w:rPr>
-          <w:color w:val="FF0000"/>
-        </w:rPr>
+        <w:rPr/>
         <w:t>съответствието</w:t>
       </w:r>
       <w:proofErr w:type="spellEnd"/>
       <w:r>
-        <w:rPr>
-          <w:color w:val="FF0000"/>
-        </w:rPr>
+        <w:rPr/>
         <w:t xml:space="preserve"> </w:t>
       </w:r>
       <w:proofErr w:type="spellStart"/>
       <w:r>
-        <w:rPr>
-          <w:color w:val="FF0000"/>
-        </w:rPr>
+        <w:rPr/>
         <w:t>на</w:t>
       </w:r>
       <w:proofErr w:type="spellEnd"/>
       <w:r>
-        <w:rPr>
-          <w:color w:val="FF0000"/>
-        </w:rPr>
+        <w:rPr/>
         <w:t xml:space="preserve"> </w:t>
       </w:r>
       <w:proofErr w:type="spellStart"/>
       <w:r>
-        <w:rPr>
-          <w:color w:val="FF0000"/>
-        </w:rPr>
+        <w:rPr/>
         <w:t>строежа</w:t>
       </w:r>
       <w:proofErr w:type="spellEnd"/>
       <w:r>
-        <w:rPr>
-          <w:color w:val="FF0000"/>
-        </w:rPr>
+        <w:rPr/>
         <w:t xml:space="preserve"> с </w:t>
       </w:r>
       <w:proofErr w:type="spellStart"/>
       <w:r>
-        <w:rPr>
-          <w:color w:val="FF0000"/>
-        </w:rPr>
+        <w:rPr/>
         <w:t>издадените</w:t>
       </w:r>
       <w:proofErr w:type="spellEnd"/>
       <w:r>
-        <w:rPr>
-          <w:color w:val="FF0000"/>
-        </w:rPr>
+        <w:rPr/>
         <w:t xml:space="preserve"> </w:t>
       </w:r>
       <w:proofErr w:type="spellStart"/>
       <w:r>
-        <w:rPr>
-          <w:color w:val="FF0000"/>
-        </w:rPr>
+        <w:rPr/>
         <w:t>строителни</w:t>
       </w:r>
       <w:proofErr w:type="spellEnd"/>
       <w:r>
-        <w:rPr>
-          <w:color w:val="FF0000"/>
-        </w:rPr>
+        <w:rPr/>
         <w:t xml:space="preserve"> </w:t>
       </w:r>
       <w:proofErr w:type="spellStart"/>
       <w:r>
-        <w:rPr>
-          <w:color w:val="FF0000"/>
-        </w:rPr>
+        <w:rPr/>
         <w:t>книжа</w:t>
       </w:r>
       <w:proofErr w:type="spellEnd"/>
       <w:r>
-        <w:rPr>
-          <w:color w:val="FF0000"/>
-        </w:rPr>
+        <w:rPr/>
         <w:t xml:space="preserve"> и </w:t>
       </w:r>
       <w:proofErr w:type="spellStart"/>
       <w:r>
-        <w:rPr>
-          <w:color w:val="FF0000"/>
-        </w:rPr>
+        <w:rPr/>
         <w:t>за</w:t>
       </w:r>
       <w:proofErr w:type="spellEnd"/>
       <w:r>
-        <w:rPr>
-          <w:color w:val="FF0000"/>
-        </w:rPr>
+        <w:rPr/>
         <w:t xml:space="preserve"> </w:t>
       </w:r>
       <w:proofErr w:type="spellStart"/>
       <w:r>
-        <w:rPr>
-          <w:color w:val="FF0000"/>
-        </w:rPr>
+        <w:rPr/>
         <w:t>това</w:t>
       </w:r>
       <w:proofErr w:type="spellEnd"/>
       <w:r>
-        <w:rPr>
-          <w:color w:val="FF0000"/>
-        </w:rPr>
+        <w:rPr/>
         <w:t xml:space="preserve">, </w:t>
       </w:r>
       <w:proofErr w:type="spellStart"/>
       <w:r>
-        <w:rPr>
-          <w:color w:val="FF0000"/>
-        </w:rPr>
+        <w:rPr/>
         <w:t>че</w:t>
       </w:r>
       <w:proofErr w:type="spellEnd"/>
       <w:r>
-        <w:rPr>
-          <w:color w:val="FF0000"/>
-        </w:rPr>
+        <w:rPr/>
         <w:t xml:space="preserve"> </w:t>
       </w:r>
       <w:proofErr w:type="spellStart"/>
       <w:r>
-        <w:rPr>
-          <w:color w:val="FF0000"/>
-        </w:rPr>
+        <w:rPr/>
         <w:t>подробният</w:t>
       </w:r>
       <w:proofErr w:type="spellEnd"/>
       <w:r>
-        <w:rPr>
-          <w:color w:val="FF0000"/>
-        </w:rPr>
+        <w:rPr/>
         <w:t xml:space="preserve"> </w:t>
       </w:r>
       <w:proofErr w:type="spellStart"/>
       <w:r>
-        <w:rPr>
-          <w:color w:val="FF0000"/>
-        </w:rPr>
+        <w:rPr/>
         <w:t>устройствен</w:t>
       </w:r>
       <w:proofErr w:type="spellEnd"/>
       <w:r>
-        <w:rPr>
-          <w:color w:val="FF0000"/>
-        </w:rPr>
+        <w:rPr/>
         <w:t xml:space="preserve"> </w:t>
       </w:r>
       <w:proofErr w:type="spellStart"/>
       <w:r>
-        <w:rPr>
-          <w:color w:val="FF0000"/>
-        </w:rPr>
+        <w:rPr/>
         <w:t>план</w:t>
       </w:r>
       <w:proofErr w:type="spellEnd"/>
       <w:r>
-        <w:rPr>
-          <w:color w:val="FF0000"/>
-        </w:rPr>
+        <w:rPr/>
         <w:t xml:space="preserve"> е </w:t>
       </w:r>
       <w:proofErr w:type="spellStart"/>
       <w:r>
-        <w:rPr>
-          <w:color w:val="FF0000"/>
-        </w:rPr>
+        <w:rPr/>
         <w:t>приложен</w:t>
       </w:r>
       <w:proofErr w:type="spellEnd"/>
       <w:r>
-        <w:rPr>
-          <w:color w:val="FF0000"/>
-        </w:rPr>
+        <w:rPr/>
         <w:t xml:space="preserve"> </w:t>
       </w:r>
       <w:proofErr w:type="spellStart"/>
       <w:r>
-        <w:rPr>
-          <w:color w:val="FF0000"/>
-        </w:rPr>
+        <w:rPr/>
         <w:t>по</w:t>
       </w:r>
       <w:proofErr w:type="spellEnd"/>
       <w:r>
-        <w:rPr>
-          <w:color w:val="FF0000"/>
-        </w:rPr>
+        <w:rPr/>
         <w:t xml:space="preserve"> </w:t>
       </w:r>
       <w:proofErr w:type="spellStart"/>
       <w:r>
-        <w:rPr>
-          <w:color w:val="FF0000"/>
-        </w:rPr>
+        <w:rPr/>
         <w:t>отношение</w:t>
       </w:r>
       <w:proofErr w:type="spellEnd"/>
       <w:r>
-        <w:rPr>
-          <w:color w:val="FF0000"/>
-        </w:rPr>
+        <w:rPr/>
         <w:t xml:space="preserve"> </w:t>
       </w:r>
       <w:proofErr w:type="spellStart"/>
       <w:r>
-        <w:rPr>
-          <w:color w:val="FF0000"/>
-        </w:rPr>
+        <w:rPr/>
         <w:t>на</w:t>
       </w:r>
       <w:proofErr w:type="spellEnd"/>
       <w:r>
-        <w:rPr>
-          <w:color w:val="FF0000"/>
-        </w:rPr>
+        <w:rPr/>
         <w:t xml:space="preserve"> </w:t>
       </w:r>
       <w:proofErr w:type="spellStart"/>
       <w:r>
-        <w:rPr>
-          <w:color w:val="FF0000"/>
-        </w:rPr>
+        <w:rPr/>
         <w:t>застрояването</w:t>
       </w:r>
       <w:proofErr w:type="spellEnd"/>
       <w:r>
-        <w:rPr>
-          <w:color w:val="FF0000"/>
-        </w:rPr>
+        <w:rPr/>
         <w:t>;</w:t>
       </w:r>
     </w:p>
     <w:p>
       <w:pPr>
-        <w:pStyle w:val="ListParagraph"/>
+        <w:pStyle w:val="LegalBody"/>
         <w:numPr>
           <w:ilvl w:val="0"/>
           <w:numId w:val="11"/>
@@ -2967,144 +2259,96 @@
       </w:pPr>
       <w:proofErr w:type="spellStart"/>
       <w:r>
-        <w:rPr>
-          <w:color w:val="FF0000"/>
-        </w:rPr>
+        <w:rPr/>
         <w:t>За обекта е заверена заповедна книга № ................ на ........................ г. от строителния надзор {{Консултант_Фирма}};</w:t>
       </w:r>
       <w:proofErr w:type="spellEnd"/>
       <w:r>
-        <w:rPr>
-          <w:color w:val="FF0000"/>
-        </w:rPr>
-      </w:r>
-      <w:proofErr w:type="spellStart"/>
-      <w:r>
-        <w:rPr>
-          <w:color w:val="FF0000"/>
-        </w:rPr>
-      </w:r>
-      <w:proofErr w:type="spellEnd"/>
-      <w:r>
-        <w:rPr>
-          <w:color w:val="FF0000"/>
-        </w:rPr>
-      </w:r>
-      <w:proofErr w:type="spellStart"/>
-      <w:r>
-        <w:rPr>
-          <w:color w:val="FF0000"/>
-        </w:rPr>
-      </w:r>
-      <w:proofErr w:type="spellEnd"/>
-      <w:r>
-        <w:rPr>
-          <w:color w:val="FF0000"/>
-        </w:rPr>
-      </w:r>
-      <w:proofErr w:type="spellStart"/>
-      <w:r>
-        <w:rPr>
-          <w:color w:val="FF0000"/>
-        </w:rPr>
-      </w:r>
-      <w:proofErr w:type="spellEnd"/>
-      <w:r>
-        <w:rPr>
-          <w:color w:val="FF0000"/>
-        </w:rPr>
-      </w:r>
-      <w:proofErr w:type="spellStart"/>
-      <w:r>
-        <w:rPr>
-          <w:color w:val="FF0000"/>
-        </w:rPr>
-      </w:r>
-      <w:proofErr w:type="spellEnd"/>
-      <w:r>
-        <w:rPr>
-          <w:color w:val="FF0000"/>
-        </w:rPr>
-      </w:r>
-      <w:r>
-        <w:rPr>
-          <w:color w:val="FF0000"/>
-          <w:lang w:val="bg-BG"/>
-        </w:rPr>
+        <w:rPr/>
+      </w:r>
+      <w:proofErr w:type="spellStart"/>
+      <w:r>
+        <w:rPr/>
+      </w:r>
+      <w:proofErr w:type="spellEnd"/>
+      <w:r>
+        <w:rPr/>
+      </w:r>
+      <w:proofErr w:type="spellStart"/>
+      <w:r>
+        <w:rPr/>
+      </w:r>
+      <w:proofErr w:type="spellEnd"/>
+      <w:r>
+        <w:rPr/>
+      </w:r>
+      <w:proofErr w:type="spellStart"/>
+      <w:r>
+        <w:rPr/>
+      </w:r>
+      <w:proofErr w:type="spellEnd"/>
+      <w:r>
+        <w:rPr/>
+      </w:r>
+      <w:proofErr w:type="spellStart"/>
+      <w:r>
+        <w:rPr/>
+      </w:r>
+      <w:proofErr w:type="spellEnd"/>
+      <w:r>
+        <w:rPr/>
+      </w:r>
+      <w:r>
+        <w:rPr/>
       </w:r>
       <w:proofErr w:type="gramStart"/>
       <w:r>
-        <w:rPr>
-          <w:color w:val="FF0000"/>
-          <w:lang w:val="bg-BG"/>
-        </w:rPr>
-      </w:r>
-      <w:proofErr w:type="spellStart"/>
-      <w:r>
-        <w:rPr>
-          <w:color w:val="FF0000"/>
-        </w:rPr>
+        <w:rPr/>
+      </w:r>
+      <w:proofErr w:type="spellStart"/>
+      <w:r>
+        <w:rPr/>
       </w:r>
       <w:proofErr w:type="spellEnd"/>
       <w:proofErr w:type="gramEnd"/>
       <w:r>
-        <w:rPr>
-          <w:color w:val="FF0000"/>
-        </w:rPr>
-      </w:r>
-      <w:r>
-        <w:rPr>
-          <w:color w:val="FF0000"/>
-          <w:lang w:val="bg-BG"/>
-        </w:rPr>
-      </w:r>
-      <w:r>
-        <w:rPr>
-          <w:color w:val="FF0000"/>
-        </w:rPr>
-      </w:r>
-      <w:proofErr w:type="spellStart"/>
-      <w:r>
-        <w:rPr>
-          <w:color w:val="FF0000"/>
-        </w:rPr>
-      </w:r>
-      <w:proofErr w:type="spellEnd"/>
-      <w:r>
-        <w:rPr>
-          <w:color w:val="FF0000"/>
-        </w:rPr>
-      </w:r>
-      <w:proofErr w:type="spellStart"/>
-      <w:r>
-        <w:rPr>
-          <w:color w:val="FF0000"/>
-        </w:rPr>
-      </w:r>
-      <w:proofErr w:type="spellEnd"/>
-      <w:r>
-        <w:rPr>
-          <w:color w:val="FF0000"/>
-        </w:rPr>
-      </w:r>
-      <w:proofErr w:type="spellStart"/>
-      <w:r>
-        <w:rPr>
-          <w:color w:val="FF0000"/>
-        </w:rPr>
-      </w:r>
-      <w:proofErr w:type="spellEnd"/>
-      <w:r>
-        <w:rPr>
-          <w:color w:val="FF0000"/>
-        </w:rPr>
+        <w:rPr/>
+      </w:r>
+      <w:r>
+        <w:rPr/>
+      </w:r>
+      <w:r>
+        <w:rPr/>
+      </w:r>
+      <w:proofErr w:type="spellStart"/>
+      <w:r>
+        <w:rPr/>
+      </w:r>
+      <w:proofErr w:type="spellEnd"/>
+      <w:r>
+        <w:rPr/>
+      </w:r>
+      <w:proofErr w:type="spellStart"/>
+      <w:r>
+        <w:rPr/>
+      </w:r>
+      <w:proofErr w:type="spellEnd"/>
+      <w:r>
+        <w:rPr/>
+      </w:r>
+      <w:proofErr w:type="spellStart"/>
+      <w:r>
+        <w:rPr/>
+      </w:r>
+      <w:proofErr w:type="spellEnd"/>
+      <w:r>
+        <w:rPr/>
       </w:r>
       <w:proofErr w:type="spellStart"/>
       <w:r>
         <w:rPr>
           <w:b/>
           <w:bCs/>
-          <w:color w:val="FF0000"/>
         </w:rPr>
       </w:r>
       <w:proofErr w:type="spellEnd"/>
@@ -3112,23 +2356,26 @@
         <w:rPr>
           <w:b/>
           <w:bCs/>
-          <w:color w:val="FF0000"/>
         </w:rPr>
       </w:r>
     </w:p>
     <w:p/>
     <w:p>
+      <w:pPr>
+        <w:pStyle w:val="SectionHeading"/>
+      </w:pPr>
       <w:r>
         <w:rPr>
           <w:i/>
-          <w:color w:val="999999"/>
-          <w:sz w:val="20"/>
         </w:rPr>
         <w:t>===ТЕХНИЧЕСКО_НАЧАЛО===</w:t>
       </w:r>
     </w:p>
     <w:p/>
     <w:p>
+      <w:pPr>
+        <w:pStyle w:val="LegalBody"/>
+      </w:pPr>
       <w:proofErr w:type="spellStart"/>
       <w:r>
         <w:t>Строежът</w:t>
@@ -3148,6 +2395,9 @@
     </w:p>
     <w:p/>
     <w:p>
+      <w:pPr>
+        <w:pStyle w:val="SectionHeading"/>
+      </w:pPr>
       <w:r>
         <w:rPr>
           <w:i/>
@@ -3158,70 +2408,104 @@
     <w:p/>
     <w:p/>
     <w:p>
+      <w:pPr>
+        <w:pStyle w:val="LegalBody"/>
+      </w:pPr>
       <w:r>
         <w:t>По изпълнение на строежа:</w:t>
       </w:r>
     </w:p>
     <w:p>
+      <w:pPr>
+        <w:pStyle w:val="FieldHint"/>
+      </w:pPr>
       <w:r>
         <w:t>(посочват се резултатите от извършения оглед на място на изпълнения строеж съобразно сключените договори и проектите, описва се строежът и се описват неизвършени, недовършени или недобре извършени работи, които до подаване на искане за издаване на разрешение за ползване (удостоверение за въвеждане в експлоатация) следва да бъдат отстранени)</w:t>
       </w:r>
     </w:p>
     <w:p>
+      <w:pPr>
+        <w:pStyle w:val="FieldHint"/>
+      </w:pPr>
       <w:r>
         <w:t>.................................................................................................................................................................</w:t>
       </w:r>
     </w:p>
     <w:p/>
     <w:p>
+      <w:pPr>
+        <w:pStyle w:val="LegalBody"/>
+      </w:pPr>
       <w:r>
         <w:t>По състоянието на строителната площадка:</w:t>
       </w:r>
     </w:p>
     <w:p>
+      <w:pPr>
+        <w:pStyle w:val="FieldHint"/>
+      </w:pPr>
       <w:r>
         <w:t>(описва се състоянието на строителната площадка — премахнати ли са сградите и постройките от временното строителство и извозени ли са отпадъците)</w:t>
       </w:r>
     </w:p>
     <w:p>
+      <w:pPr>
+        <w:pStyle w:val="LegalBody"/>
+      </w:pPr>
       <w:r>
         <w:t>Строителната площадка е почистена от строителни отпадъци.</w:t>
       </w:r>
     </w:p>
     <w:p/>
     <w:p>
+      <w:pPr>
+        <w:pStyle w:val="LegalBody"/>
+      </w:pPr>
       <w:r>
         <w:t>По състоянието на околното пространство:</w:t>
       </w:r>
     </w:p>
     <w:p>
+      <w:pPr>
+        <w:pStyle w:val="FieldHint"/>
+      </w:pPr>
       <w:r>
         <w:t>(описва се състоянието на околното пространство — околните поземлени имоти, терени, проводи, съоръжения; бордюри, тротоари, настилки, стълбове, зелени площи, декоративни дървета, огради и др., и се дава заключение възстановено ли е околното пространство в състоянието при откриване на строителната площадка и посочените благоустройствени фондове, възстановени ли са или са подобрени)</w:t>
       </w:r>
     </w:p>
     <w:p>
+      <w:pPr>
+        <w:pStyle w:val="LegalBody"/>
+      </w:pPr>
       <w:r>
         <w:t>Възстановени са тротоарните настилки прилежащи на парцела.</w:t>
       </w:r>
     </w:p>
     <w:p>
+      <w:pPr>
+        <w:pStyle w:val="LegalBody"/>
+      </w:pPr>
       <w:r>
         <w:t>Вследствие на извършеното строителство не са увредени съседни имоти.</w:t>
       </w:r>
     </w:p>
     <w:p/>
     <w:p>
+      <w:pPr>
+        <w:pStyle w:val="SectionHeading"/>
+      </w:pPr>
       <w:r>
         <w:rPr>
           <w:i/>
-          <w:color w:val="999999"/>
-          <w:sz w:val="20"/>
         </w:rPr>
         <w:t>===ТЕХНИЧЕСКО_КРАЙ===</w:t>
       </w:r>
     </w:p>
     <w:p/>
     <w:p>
+      <w:pPr>
+        <w:pStyle w:val="LegalBody"/>
+      </w:pPr>
       <w:r>
         <w:rPr>
           <w:b/>
@@ -3231,6 +2515,9 @@
     </w:p>
     <w:p/>
     <w:p>
+      <w:pPr>
+        <w:pStyle w:val="SectionHeading"/>
+      </w:pPr>
       <w:r>
         <w:rPr>
           <w:b/>
@@ -3239,47 +2526,74 @@
       </w:r>
     </w:p>
     <w:p>
+      <w:pPr>
+        <w:pStyle w:val="LegalBody"/>
+      </w:pPr>
       <w:r>
         <w:t>1. Приемаме, че строежът {{Строеж}} е изпълнен съгласно одобрените инвестиционни проекти, заверената екзекутивна документация, изискванията към строежите по чл. 169, ал. 1 и 3 ЗУТ, условията на договора (договорите) за строителство и съответните анекси към него (описани в общата част на настоящия акт) и че наличната строителна документация в достатъчна степен характеризира изпълненото строителство.</w:t>
       </w:r>
     </w:p>
     <w:p>
+      <w:pPr>
+        <w:pStyle w:val="LegalBody"/>
+      </w:pPr>
       <w:r>
         <w:t>2. Определяме общ срок за отстраняване от ........................................ на всички недостатъци по изпълнените строителни и монтажни работи (СМР) до ........................ г.</w:t>
       </w:r>
     </w:p>
     <w:p>
+      <w:pPr>
+        <w:pStyle w:val="LegalBody"/>
+      </w:pPr>
       <w:r>
         <w:t>3. Определяме срок до ........................ г. за премахване от ........................................ на временно запазените сгради, постройки и др. от временното строителство.</w:t>
       </w:r>
     </w:p>
     <w:p>
+      <w:pPr>
+        <w:pStyle w:val="LegalBody"/>
+      </w:pPr>
       <w:r>
         <w:t>4. Неразделна част от този акт са копия от документите съгласно описа на цялата строителна документация за строежа и протоколите от извършените изпитвания и измервания, а именно:</w:t>
       </w:r>
     </w:p>
     <w:p>
+      <w:pPr>
+        <w:pStyle w:val="LegalBody"/>
+      </w:pPr>
       <w:r>
         <w:t xml:space="preserve">   а) ............................................................................................................</w:t>
       </w:r>
     </w:p>
     <w:p>
+      <w:pPr>
+        <w:pStyle w:val="LegalBody"/>
+      </w:pPr>
       <w:r>
         <w:t xml:space="preserve">   б) ............................................................................................................</w:t>
       </w:r>
     </w:p>
     <w:p>
+      <w:pPr>
+        <w:pStyle w:val="LegalBody"/>
+      </w:pPr>
       <w:r>
         <w:t>5. Упълномощаваме ........................................................ от името на всички възложители да ни представлява като единствен участник в процедурата по издаване на разрешение за ползване (удостоверение за въвеждане в експлоатация).</w:t>
       </w:r>
     </w:p>
     <w:p>
+      <w:pPr>
+        <w:pStyle w:val="LegalBody"/>
+      </w:pPr>
       <w:r>
         <w:t>6. Този акт е основание за съставяне на окончателен доклад от лицето, упражняващо строителен надзор. С този акт се извършва предаване на строежа от строителя на възложителя.</w:t>
       </w:r>
     </w:p>
     <w:p/>
     <w:p>
+      <w:pPr>
+        <w:pStyle w:val="LegalBody"/>
+      </w:pPr>
       <w:r>
         <w:rPr>
           <w:b/>
@@ -3290,7 +2604,7 @@
     <w:p/>
     <w:p>
       <w:pPr>
-        <w:pStyle w:val="a"/>
+        <w:pStyle w:val="LegalBody"/>
       </w:pPr>
       <w:r>
         <w:t>А. Възложител:</w:t>
@@ -3298,7 +2612,7 @@
     </w:p>
     <w:p>
       <w:pPr>
-        <w:pStyle w:val="a"/>
+        <w:pStyle w:val="LegalBody"/>
       </w:pPr>
       <w:r>
         <w:t>{{Възложители_Подписни_Редове}}</w:t>
@@ -3311,7 +2625,7 @@
     </w:p>
     <w:p>
       <w:pPr>
-        <w:pStyle w:val="a"/>
+        <w:pStyle w:val="LegalBody"/>
       </w:pPr>
       <w:r>
         <w:lastRenderedPageBreak/>
@@ -3320,7 +2634,7 @@
     </w:p>
     <w:p>
       <w:pPr>
-        <w:pStyle w:val="a"/>
+        <w:pStyle w:val="LegalBody"/>
       </w:pPr>
       <w:r>
         <w:t>{{Проектанти_Подписи}}</w:t>
@@ -3333,7 +2647,7 @@
     </w:p>
     <w:p>
       <w:pPr>
-        <w:pStyle w:val="a"/>
+        <w:pStyle w:val="LegalBody"/>
       </w:pPr>
       <w:r>
         <w:t>В. Строител: ..............................</w:t>
@@ -3341,7 +2655,7 @@
     </w:p>
     <w:p>
       <w:pPr>
-        <w:pStyle w:val="a"/>
+        <w:pStyle w:val="FieldHint"/>
       </w:pPr>
       <w:r>
         <w:t xml:space="preserve">   ({{Строител_Управител}})</w:t>
@@ -3349,7 +2663,7 @@
     </w:p>
     <w:p>
       <w:pPr>
-        <w:pStyle w:val="a"/>
+        <w:pStyle w:val="LegalBody"/>
       </w:pPr>
       <w:r>
         <w:t xml:space="preserve">   Технически ръководител: ..............................({{Строител_ТехРък}})</w:t>
@@ -3362,7 +2676,7 @@
     </w:p>
     <w:p>
       <w:pPr>
-        <w:pStyle w:val="a"/>
+        <w:pStyle w:val="LegalBody"/>
       </w:pPr>
       <w:r>
         <w:t>Г. Строителен надзор:</w:t>
@@ -3370,7 +2684,7 @@
     </w:p>
     <w:p>
       <w:pPr>
-        <w:pStyle w:val="a"/>
+        <w:pStyle w:val="LegalBody"/>
       </w:pPr>
       <w:r>
         <w:t>{{Консултанти_Подписи}}</w:t>
@@ -3382,11 +2696,17 @@
       </w:pPr>
     </w:p>
     <w:p>
+      <w:pPr>
+        <w:pStyle w:val="LegalBody"/>
+      </w:pPr>
       <w:r>
         <w:t>Управител СН: ..............................</w:t>
       </w:r>
     </w:p>
     <w:p>
+      <w:pPr>
+        <w:pStyle w:val="FieldHint"/>
+      </w:pPr>
       <w:r>
         <w:t xml:space="preserve">   ({{Консултант_Управител}})</w:t>
       </w:r>
@@ -3395,21 +2715,33 @@
       <w:r/>
     </w:p>
     <w:p>
+      <w:pPr>
+        <w:pStyle w:val="LegalBody"/>
+      </w:pPr>
       <w:r>
         <w:t>Забележки:</w:t>
       </w:r>
     </w:p>
     <w:p>
+      <w:pPr>
+        <w:pStyle w:val="LegalBody"/>
+      </w:pPr>
       <w:r>
         <w:t>1. Попълват се само необходимите текстове.</w:t>
       </w:r>
     </w:p>
     <w:p>
+      <w:pPr>
+        <w:pStyle w:val="LegalBody"/>
+      </w:pPr>
       <w:r>
         <w:t>2. Попълват се трите имена и точните имоти на всеки един възложител и констативен акт обр. 15 е действителен само при подписване от всички възложители (или от техните пълномощници) и всички изброени участници в строителството или е оформен по реда на чл. 5, ал. 4.</w:t>
       </w:r>
     </w:p>
     <w:p>
+      <w:pPr>
+        <w:pStyle w:val="LegalBody"/>
+      </w:pPr>
       <w:r>
         <w:t>3. Когато някоя от страните е юридическо лице по смисъла на Търговския закон или по Закона за лицата и семейството, се вписват фирмената регистрация, данъчният номер, БУЛСТАТ и лицето, представляващо юридическото лице.</w:t>
       </w:r>
@@ -3418,7 +2750,7 @@
       <w:headerReference w:type="default" r:id="rId8"/>
       <w:footerReference w:type="default" r:id="rId9"/>
       <w:pgSz w:w="11906" w:h="16838"/>
-      <w:pgMar w:top="851" w:right="851" w:bottom="737" w:left="1418" w:header="720" w:footer="720" w:gutter="0"/>
+      <w:pgMar w:top="850" w:right="707" w:bottom="850" w:left="1020" w:header="720" w:footer="720" w:gutter="0"/>
       <w:cols w:space="720"/>
       <w:docGrid w:linePitch="360"/>
     </w:sectPr>
@@ -3886,11 +3218,17 @@
   <w:docDefaults>
     <w:rPrDefault>
       <w:rPr>
-        <w:rFonts w:ascii="Times New Roman" w:eastAsia="Times New Roman" w:hAnsi="Times New Roman" w:cs="Times New Roman"/>
+        <w:rFonts w:asciiTheme="minorHAnsi" w:eastAsiaTheme="minorEastAsia" w:hAnsiTheme="minorHAnsi" w:cstheme="minorBidi"/>
+        <w:sz w:val="22"/>
+        <w:szCs w:val="22"/>
         <w:lang w:val="en-US" w:eastAsia="en-US" w:bidi="ar-SA"/>
       </w:rPr>
     </w:rPrDefault>
-    <w:pPrDefault/>
+    <w:pPrDefault>
+      <w:pPr>
+        <w:spacing w:after="200" w:line="276" w:lineRule="auto"/>
+      </w:pPr>
+    </w:pPrDefault>
   </w:docDefaults>
   <w:latentStyles w:defLockedState="0" w:defUIPriority="99" w:defSemiHidden="0" w:defUnhideWhenUsed="0" w:defQFormat="0" w:count="371">
     <w:lsdException w:name="Normal" w:uiPriority="0" w:qFormat="1"/>
@@ -4256,16 +3594,6 @@
     <w:lsdException w:name="List Table 6 Colorful Accent 6" w:uiPriority="51"/>
     <w:lsdException w:name="List Table 7 Colorful Accent 6" w:uiPriority="52"/>
   </w:latentStyles>
-  <w:style w:type="paragraph" w:default="1" w:styleId="Normal">
-    <w:name w:val="Normal"/>
-    <w:qFormat/>
-    <w:rsid w:val="00783180"/>
-    <w:rPr>
-      <w:rFonts w:eastAsiaTheme="minorEastAsia"/>
-      <w:sz w:val="24"/>
-      <w:szCs w:val="24"/>
-    </w:rPr>
-  </w:style>
   <w:style w:type="paragraph" w:styleId="Heading1">
     <w:name w:val="heading 1"/>
     <w:basedOn w:val="Normal"/>
@@ -14955,6 +14283,120 @@
     <w:pPr>
       <w:spacing w:line="480" w:lineRule="auto"/>
     </w:pPr>
+  </w:style>
+  <w:style w:type="paragraph" w:default="1" w:styleId="Normal">
+    <w:name w:val="Normal"/>
+    <w:qFormat/>
+    <w:rsid w:val="00FC693F"/>
+    <w:pPr>
+      <w:spacing w:after="60" w:line="300" w:lineRule="auto"/>
+    </w:pPr>
+    <w:rPr>
+      <w:rFonts w:ascii="Georgia" w:hAnsi="Georgia"/>
+      <w:color w:val="1C1C1C"/>
+      <w:sz w:val="20"/>
+    </w:rPr>
+  </w:style>
+  <w:style w:type="paragraph" w:customStyle="1" w:styleId="DocumentMeta">
+    <w:name w:val="Document Meta"/>
+    <w:basedOn w:val="Normal"/>
+    <w:pPr>
+      <w:spacing w:after="40" w:line="240" w:lineRule="auto"/>
+    </w:pPr>
+    <w:rPr>
+      <w:rFonts w:ascii="Arial" w:hAnsi="Arial"/>
+      <w:color w:val="6F6F6F"/>
+      <w:sz w:val="17"/>
+    </w:rPr>
+  </w:style>
+  <w:style w:type="paragraph" w:customStyle="1" w:styleId="DocumentTitle">
+    <w:name w:val="Document Title"/>
+    <w:basedOn w:val="Normal"/>
+    <w:pPr>
+      <w:spacing w:after="80" w:line="240" w:lineRule="auto"/>
+    </w:pPr>
+    <w:rPr>
+      <w:rFonts w:ascii="Arial" w:hAnsi="Arial"/>
+      <w:b/>
+      <w:color w:val="1F3A5F"/>
+      <w:sz w:val="32"/>
+    </w:rPr>
+  </w:style>
+  <w:style w:type="paragraph" w:customStyle="1" w:styleId="DocumentSubtitle">
+    <w:name w:val="Document Subtitle"/>
+    <w:basedOn w:val="Normal"/>
+    <w:pPr>
+      <w:spacing w:after="180" w:line="288" w:lineRule="auto"/>
+    </w:pPr>
+    <w:rPr>
+      <w:rFonts w:ascii="Arial" w:hAnsi="Arial"/>
+      <w:b/>
+      <w:sz w:val="21"/>
+    </w:rPr>
+  </w:style>
+  <w:style w:type="paragraph" w:customStyle="1" w:styleId="LegalBody">
+    <w:name w:val="Legal Body"/>
+    <w:basedOn w:val="Normal"/>
+  </w:style>
+  <w:style w:type="paragraph" w:customStyle="1" w:styleId="FieldHint">
+    <w:name w:val="Field Hint"/>
+    <w:basedOn w:val="Normal"/>
+    <w:pPr>
+      <w:spacing w:after="80" w:line="252" w:lineRule="auto"/>
+    </w:pPr>
+    <w:rPr>
+      <w:rFonts w:ascii="Arial" w:hAnsi="Arial"/>
+      <w:i/>
+      <w:color w:val="6F6F6F"/>
+      <w:sz w:val="16"/>
+    </w:rPr>
+  </w:style>
+  <w:style w:type="paragraph" w:customStyle="1" w:styleId="SectionHeading">
+    <w:name w:val="Section Heading"/>
+    <w:basedOn w:val="Normal"/>
+    <w:pPr>
+      <w:spacing w:after="100" w:line="240" w:lineRule="auto"/>
+    </w:pPr>
+    <w:rPr>
+      <w:rFonts w:ascii="Arial" w:hAnsi="Arial"/>
+      <w:b/>
+      <w:color w:val="1F3A5F"/>
+      <w:sz w:val="21"/>
+    </w:rPr>
+  </w:style>
+  <w:style w:type="paragraph" w:customStyle="1" w:styleId="FieldLabel">
+    <w:name w:val="Field Label"/>
+    <w:basedOn w:val="Normal"/>
+    <w:pPr>
+      <w:spacing w:after="0" w:line="252" w:lineRule="auto"/>
+    </w:pPr>
+    <w:rPr>
+      <w:rFonts w:ascii="Arial" w:hAnsi="Arial"/>
+      <w:b/>
+      <w:sz w:val="18"/>
+    </w:rPr>
+  </w:style>
+  <w:style w:type="paragraph" w:customStyle="1" w:styleId="FieldValue">
+    <w:name w:val="Field Value"/>
+    <w:basedOn w:val="Normal"/>
+    <w:pPr>
+      <w:spacing w:after="0" w:line="276" w:lineRule="auto"/>
+    </w:pPr>
+    <w:rPr>
+      <w:sz w:val="18"/>
+    </w:rPr>
+  </w:style>
+  <w:style w:type="paragraph" w:customStyle="1" w:styleId="SignatureRole">
+    <w:name w:val="Signature Role"/>
+    <w:basedOn w:val="Normal"/>
+    <w:pPr>
+      <w:spacing w:after="0" w:line="252" w:lineRule="auto"/>
+    </w:pPr>
+    <w:rPr>
+      <w:rFonts w:ascii="Arial" w:hAnsi="Arial"/>
+      <w:b/>
+      <w:sz w:val="17"/>
+    </w:rPr>
   </w:style>
 </w:styles>
 </file>

--- a/templates/Akt_15_Template.docx
+++ b/templates/Akt_15_Template.docx
@@ -2612,7 +2612,7 @@
     </w:p>
     <w:p>
       <w:pPr>
-        <w:pStyle w:val="LegalBody"/>
+        <w:pStyle w:val="SignatureLine"/>
       </w:pPr>
       <w:r>
         <w:t>{{Възложители_Подписни_Редове}}</w:t>
@@ -2655,7 +2655,7 @@
     </w:p>
     <w:p>
       <w:pPr>
-        <w:pStyle w:val="FieldHint"/>
+        <w:pStyle w:val="SignatureLine"/>
       </w:pPr>
       <w:r>
         <w:t xml:space="preserve">   ({{Строител_Управител}})</w:t>
@@ -2705,7 +2705,7 @@
     </w:p>
     <w:p>
       <w:pPr>
-        <w:pStyle w:val="FieldHint"/>
+        <w:pStyle w:val="SignatureLine"/>
       </w:pPr>
       <w:r>
         <w:t xml:space="preserve">   ({{Консултант_Управител}})</w:t>
@@ -14398,6 +14398,22 @@
       <w:sz w:val="17"/>
     </w:rPr>
   </w:style>
+  <w:style w:type="paragraph" w:customStyle="1" w:styleId="SignatureLine">
+    <w:name w:val="Signature Line"/>
+    <w:basedOn w:val="Normal"/>
+    <w:pPr>
+      <w:spacing w:before="0" w:after="0" w:line="480" w:lineRule="auto"/>
+    </w:pPr>
+    <w:rPr>
+      <w:rFonts w:ascii="Arial" w:hAnsi="Arial" w:eastAsia="Arial" w:cs="Arial"/>
+      <w:b w:val="0"/>
+      <w:bCs w:val="0"/>
+      <w:i w:val="1"/>
+      <w:iCs w:val="1"/>
+      <w:sz w:val="21"/>
+      <w:szCs w:val="21"/>
+    </w:rPr>
+  </w:style>
 </w:styles>
 </file>
 

--- a/templates/Akt_15_Template.docx
+++ b/templates/Akt_15_Template.docx
@@ -2634,7 +2634,7 @@
     </w:p>
     <w:p>
       <w:pPr>
-        <w:pStyle w:val="LegalBody"/>
+        <w:pStyle w:val="SignatureLine"/>
       </w:pPr>
       <w:r>
         <w:t>{{Проектанти_Подписи}}</w:t>
@@ -2684,7 +2684,7 @@
     </w:p>
     <w:p>
       <w:pPr>
-        <w:pStyle w:val="LegalBody"/>
+        <w:pStyle w:val="SignatureLine"/>
       </w:pPr>
       <w:r>
         <w:t>{{Консултанти_Подписи}}</w:t>

--- a/templates/Akt_15_Template.docx
+++ b/templates/Akt_15_Template.docx
@@ -2750,7 +2750,7 @@
       <w:headerReference w:type="default" r:id="rId8"/>
       <w:footerReference w:type="default" r:id="rId9"/>
       <w:pgSz w:w="11906" w:h="16838"/>
-      <w:pgMar w:top="850" w:right="707" w:bottom="850" w:left="1020" w:header="720" w:footer="720" w:gutter="0"/>
+      <w:pgMar w:top="850" w:right="707" w:bottom="850" w:left="1020" w:header="720" w:footer="340" w:gutter="0"/>
       <w:cols w:space="720"/>
       <w:docGrid w:linePitch="360"/>
     </w:sectPr>
@@ -2763,7 +2763,21 @@
   <w:p>
     <w:pPr>
       <w:pStyle w:val="Footer"/>
+      <w:spacing w:before="0" w:after="0" w:line="240" w:lineRule="auto"/>
+      <w:jc w:val="center"/>
+      <w:pBdr>
+        <w:top w:val="single" w:sz="4" w:space="4" w:color="BCBCBC"/>
+      </w:pBdr>
     </w:pPr>
+    <w:r>
+      <w:rPr>
+        <w:rFonts w:ascii="Arial" w:hAnsi="Arial" w:eastAsia="Arial"/>
+        <w:i/>
+        <w:color w:val="6F6F6F"/>
+        <w:sz w:val="16"/>
+      </w:rPr>
+      <w:t>{{Строеж}} · {{Адрес}}</w:t>
+    </w:r>
   </w:p>
 </w:ftr>
 </file>
